--- a/downloads/정보처리기사 연습문제 총모음.docx
+++ b/downloads/정보처리기사 연습문제 총모음.docx
@@ -1,6 +1,6 @@
 
 <file path=word/document.xml><?xml version="1.0" encoding="utf-8"?>
-<w:document xmlns:wpc="http://schemas.microsoft.com/office/word/2010/wordprocessingCanvas" xmlns:cx="http://schemas.microsoft.com/office/drawing/2014/chartex" xmlns:cx1="http://schemas.microsoft.com/office/drawing/2015/9/8/chartex" xmlns:cx2="http://schemas.microsoft.com/office/drawing/2015/10/21/chartex" xmlns:cx3="http://schemas.microsoft.com/office/drawing/2016/5/9/chartex" xmlns:cx4="http://schemas.microsoft.com/office/drawing/2016/5/10/chartex" xmlns:cx5="http://schemas.microsoft.com/office/drawing/2016/5/11/chartex" xmlns:cx6="http://schemas.microsoft.com/office/drawing/2016/5/12/chartex" xmlns:cx7="http://schemas.microsoft.com/office/drawing/2016/5/13/chartex" xmlns:cx8="http://schemas.microsoft.com/office/drawing/2016/5/14/chartex" xmlns:mc="http://schemas.openxmlformats.org/markup-compatibility/2006" xmlns:aink="http://schemas.microsoft.com/office/drawing/2016/ink" xmlns:am3d="http://schemas.microsoft.com/office/drawing/2017/model3d" xmlns:o="urn:schemas-microsoft-com:office:office" xmlns:oel="http://schemas.microsoft.com/office/2019/extlst" xmlns:r="http://schemas.openxmlformats.org/officeDocument/2006/relationships" xmlns:m="http://schemas.openxmlformats.org/officeDocument/2006/math" xmlns:v="urn:schemas-microsoft-com:vml" xmlns:wp14="http://schemas.microsoft.com/office/word/2010/wordprocessingDrawing" xmlns:wp="http://schemas.openxmlformats.org/drawingml/2006/wordprocessingDrawing" xmlns:w10="urn:schemas-microsoft-com:office:word" xmlns:w="http://schemas.openxmlformats.org/wordprocessingml/2006/main" xmlns:w14="http://schemas.microsoft.com/office/word/2010/wordml" xmlns:w15="http://schemas.microsoft.com/office/word/2012/wordml" xmlns:w16cex="http://schemas.microsoft.com/office/word/2018/wordml/cex" xmlns:w16cid="http://schemas.microsoft.com/office/word/2016/wordml/cid" xmlns:w16="http://schemas.microsoft.com/office/word/2018/wordml" xmlns:w16du="http://schemas.microsoft.com/office/word/2023/wordml/word16du" xmlns:w16sdtdh="http://schemas.microsoft.com/office/word/2020/wordml/sdtdatahash" xmlns:w16sdtfl="http://schemas.microsoft.com/office/word/2024/wordml/sdtformatlock" xmlns:w16se="http://schemas.microsoft.com/office/word/2015/wordml/symex" xmlns:wpg="http://schemas.microsoft.com/office/word/2010/wordprocessingGroup" xmlns:wpi="http://schemas.microsoft.com/office/word/2010/wordprocessingInk" xmlns:wne="http://schemas.microsoft.com/office/word/2006/wordml" xmlns:wps="http://schemas.microsoft.com/office/word/2010/wordprocessingShape" mc:Ignorable="w14 w15 w16se w16cid w16 w16cex w16sdtdh w16sdtfl w16du wp14">
+<w:document xmlns:wpc="http://schemas.microsoft.com/office/word/2010/wordprocessingCanvas" xmlns:cx="http://schemas.microsoft.com/office/drawing/2014/chartex" xmlns:cx1="http://schemas.microsoft.com/office/drawing/2015/9/8/chartex" xmlns:mc="http://schemas.openxmlformats.org/markup-compatibility/2006" xmlns:o="urn:schemas-microsoft-com:office:office" xmlns:r="http://schemas.openxmlformats.org/officeDocument/2006/relationships" xmlns:m="http://schemas.openxmlformats.org/officeDocument/2006/math" xmlns:v="urn:schemas-microsoft-com:vml" xmlns:wp14="http://schemas.microsoft.com/office/word/2010/wordprocessingDrawing" xmlns:wp="http://schemas.openxmlformats.org/drawingml/2006/wordprocessingDrawing" xmlns:w10="urn:schemas-microsoft-com:office:word" xmlns:w="http://schemas.openxmlformats.org/wordprocessingml/2006/main" xmlns:w14="http://schemas.microsoft.com/office/word/2010/wordml" xmlns:w15="http://schemas.microsoft.com/office/word/2012/wordml" xmlns:w16se="http://schemas.microsoft.com/office/word/2015/wordml/symex" xmlns:wpg="http://schemas.microsoft.com/office/word/2010/wordprocessingGroup" xmlns:wpi="http://schemas.microsoft.com/office/word/2010/wordprocessingInk" xmlns:wne="http://schemas.microsoft.com/office/word/2006/wordml" xmlns:wps="http://schemas.microsoft.com/office/word/2010/wordprocessingShape" mc:Ignorable="w14 w15 w16se wp14">
   <w:body>
     <w:p>
       <w:pPr>
@@ -239,12 +239,6 @@
         <w:gridCol w:w="6860"/>
       </w:tblGrid>
       <w:tr>
-        <w:tblPrEx>
-          <w:tblCellMar>
-            <w:top w:w="0" w:type="dxa"/>
-            <w:bottom w:w="0" w:type="dxa"/>
-          </w:tblCellMar>
-        </w:tblPrEx>
         <w:tc>
           <w:tcPr>
             <w:tcW w:w="2500" w:type="dxa"/>
@@ -301,12 +295,6 @@
         </w:tc>
       </w:tr>
       <w:tr>
-        <w:tblPrEx>
-          <w:tblCellMar>
-            <w:top w:w="0" w:type="dxa"/>
-            <w:bottom w:w="0" w:type="dxa"/>
-          </w:tblCellMar>
-        </w:tblPrEx>
         <w:tc>
           <w:tcPr>
             <w:tcW w:w="2500" w:type="dxa"/>
@@ -354,12 +342,6 @@
         </w:tc>
       </w:tr>
       <w:tr>
-        <w:tblPrEx>
-          <w:tblCellMar>
-            <w:top w:w="0" w:type="dxa"/>
-            <w:bottom w:w="0" w:type="dxa"/>
-          </w:tblCellMar>
-        </w:tblPrEx>
         <w:tc>
           <w:tcPr>
             <w:tcW w:w="2500" w:type="dxa"/>
@@ -402,12 +384,6 @@
         </w:tc>
       </w:tr>
       <w:tr>
-        <w:tblPrEx>
-          <w:tblCellMar>
-            <w:top w:w="0" w:type="dxa"/>
-            <w:bottom w:w="0" w:type="dxa"/>
-          </w:tblCellMar>
-        </w:tblPrEx>
         <w:tc>
           <w:tcPr>
             <w:tcW w:w="2500" w:type="dxa"/>
@@ -509,15 +485,7 @@
       </w:r>
       <w:proofErr w:type="gramEnd"/>
       <w:r>
-        <w:t xml:space="preserve"> )명세, 자연어와 그림 등을 사용하여 기술하는 방식을 </w:t>
-      </w:r>
-      <w:proofErr w:type="gramStart"/>
-      <w:r>
-        <w:t>( ②</w:t>
-      </w:r>
-      <w:proofErr w:type="gramEnd"/>
-      <w:r>
-        <w:t xml:space="preserve"> )명세라 한다.</w:t>
+        <w:t xml:space="preserve"> )명세, 자연어와 그림 등을 사용하여 기술하는 방식을 ( ② )명세라 한다.</w:t>
       </w:r>
     </w:p>
     <w:p>
@@ -603,12 +571,6 @@
         <w:gridCol w:w="3360"/>
       </w:tblGrid>
       <w:tr>
-        <w:tblPrEx>
-          <w:tblCellMar>
-            <w:top w:w="0" w:type="dxa"/>
-            <w:bottom w:w="0" w:type="dxa"/>
-          </w:tblCellMar>
-        </w:tblPrEx>
         <w:tc>
           <w:tcPr>
             <w:tcW w:w="6000" w:type="dxa"/>
@@ -665,12 +627,6 @@
         </w:tc>
       </w:tr>
       <w:tr>
-        <w:tblPrEx>
-          <w:tblCellMar>
-            <w:top w:w="0" w:type="dxa"/>
-            <w:bottom w:w="0" w:type="dxa"/>
-          </w:tblCellMar>
-        </w:tblPrEx>
         <w:tc>
           <w:tcPr>
             <w:tcW w:w="6000" w:type="dxa"/>
@@ -713,12 +669,6 @@
         </w:tc>
       </w:tr>
       <w:tr>
-        <w:tblPrEx>
-          <w:tblCellMar>
-            <w:top w:w="0" w:type="dxa"/>
-            <w:bottom w:w="0" w:type="dxa"/>
-          </w:tblCellMar>
-        </w:tblPrEx>
         <w:tc>
           <w:tcPr>
             <w:tcW w:w="6000" w:type="dxa"/>
@@ -761,12 +711,6 @@
         </w:tc>
       </w:tr>
       <w:tr>
-        <w:tblPrEx>
-          <w:tblCellMar>
-            <w:top w:w="0" w:type="dxa"/>
-            <w:bottom w:w="0" w:type="dxa"/>
-          </w:tblCellMar>
-        </w:tblPrEx>
         <w:tc>
           <w:tcPr>
             <w:tcW w:w="6000" w:type="dxa"/>
@@ -886,12 +830,6 @@
         <w:gridCol w:w="2860"/>
       </w:tblGrid>
       <w:tr>
-        <w:tblPrEx>
-          <w:tblCellMar>
-            <w:top w:w="0" w:type="dxa"/>
-            <w:bottom w:w="0" w:type="dxa"/>
-          </w:tblCellMar>
-        </w:tblPrEx>
         <w:tc>
           <w:tcPr>
             <w:tcW w:w="6500" w:type="dxa"/>
@@ -948,12 +886,6 @@
         </w:tc>
       </w:tr>
       <w:tr>
-        <w:tblPrEx>
-          <w:tblCellMar>
-            <w:top w:w="0" w:type="dxa"/>
-            <w:bottom w:w="0" w:type="dxa"/>
-          </w:tblCellMar>
-        </w:tblPrEx>
         <w:tc>
           <w:tcPr>
             <w:tcW w:w="6500" w:type="dxa"/>
@@ -996,12 +928,6 @@
         </w:tc>
       </w:tr>
       <w:tr>
-        <w:tblPrEx>
-          <w:tblCellMar>
-            <w:top w:w="0" w:type="dxa"/>
-            <w:bottom w:w="0" w:type="dxa"/>
-          </w:tblCellMar>
-        </w:tblPrEx>
         <w:tc>
           <w:tcPr>
             <w:tcW w:w="6500" w:type="dxa"/>
@@ -1044,12 +970,6 @@
         </w:tc>
       </w:tr>
       <w:tr>
-        <w:tblPrEx>
-          <w:tblCellMar>
-            <w:top w:w="0" w:type="dxa"/>
-            <w:bottom w:w="0" w:type="dxa"/>
-          </w:tblCellMar>
-        </w:tblPrEx>
         <w:tc>
           <w:tcPr>
             <w:tcW w:w="6500" w:type="dxa"/>
@@ -1118,15 +1038,7 @@
       </w:r>
       <w:proofErr w:type="gramEnd"/>
       <w:r>
-        <w:t xml:space="preserve"> ), 특정 조건에서만 선택적으로 실행되는 관계를 </w:t>
-      </w:r>
-      <w:proofErr w:type="gramStart"/>
-      <w:r>
-        <w:t>( ②</w:t>
-      </w:r>
-      <w:proofErr w:type="gramEnd"/>
-      <w:r>
-        <w:t xml:space="preserve"> )라 한다.</w:t>
+        <w:t xml:space="preserve"> ), 특정 조건에서만 선택적으로 실행되는 관계를 ( ② )라 한다.</w:t>
       </w:r>
     </w:p>
     <w:p>
@@ -1170,12 +1082,6 @@
         <w:gridCol w:w="2860"/>
       </w:tblGrid>
       <w:tr>
-        <w:tblPrEx>
-          <w:tblCellMar>
-            <w:top w:w="0" w:type="dxa"/>
-            <w:bottom w:w="0" w:type="dxa"/>
-          </w:tblCellMar>
-        </w:tblPrEx>
         <w:tc>
           <w:tcPr>
             <w:tcW w:w="6500" w:type="dxa"/>
@@ -1232,12 +1138,6 @@
         </w:tc>
       </w:tr>
       <w:tr>
-        <w:tblPrEx>
-          <w:tblCellMar>
-            <w:top w:w="0" w:type="dxa"/>
-            <w:bottom w:w="0" w:type="dxa"/>
-          </w:tblCellMar>
-        </w:tblPrEx>
         <w:tc>
           <w:tcPr>
             <w:tcW w:w="6500" w:type="dxa"/>
@@ -1280,12 +1180,6 @@
         </w:tc>
       </w:tr>
       <w:tr>
-        <w:tblPrEx>
-          <w:tblCellMar>
-            <w:top w:w="0" w:type="dxa"/>
-            <w:bottom w:w="0" w:type="dxa"/>
-          </w:tblCellMar>
-        </w:tblPrEx>
         <w:tc>
           <w:tcPr>
             <w:tcW w:w="6500" w:type="dxa"/>
@@ -1328,12 +1222,6 @@
         </w:tc>
       </w:tr>
       <w:tr>
-        <w:tblPrEx>
-          <w:tblCellMar>
-            <w:top w:w="0" w:type="dxa"/>
-            <w:bottom w:w="0" w:type="dxa"/>
-          </w:tblCellMar>
-        </w:tblPrEx>
         <w:tc>
           <w:tcPr>
             <w:tcW w:w="6500" w:type="dxa"/>
@@ -1376,12 +1264,6 @@
         </w:tc>
       </w:tr>
       <w:tr>
-        <w:tblPrEx>
-          <w:tblCellMar>
-            <w:top w:w="0" w:type="dxa"/>
-            <w:bottom w:w="0" w:type="dxa"/>
-          </w:tblCellMar>
-        </w:tblPrEx>
         <w:tc>
           <w:tcPr>
             <w:tcW w:w="6500" w:type="dxa"/>
@@ -1475,12 +1357,6 @@
         <w:gridCol w:w="2860"/>
       </w:tblGrid>
       <w:tr>
-        <w:tblPrEx>
-          <w:tblCellMar>
-            <w:top w:w="0" w:type="dxa"/>
-            <w:bottom w:w="0" w:type="dxa"/>
-          </w:tblCellMar>
-        </w:tblPrEx>
         <w:tc>
           <w:tcPr>
             <w:tcW w:w="6500" w:type="dxa"/>
@@ -1537,12 +1413,6 @@
         </w:tc>
       </w:tr>
       <w:tr>
-        <w:tblPrEx>
-          <w:tblCellMar>
-            <w:top w:w="0" w:type="dxa"/>
-            <w:bottom w:w="0" w:type="dxa"/>
-          </w:tblCellMar>
-        </w:tblPrEx>
         <w:tc>
           <w:tcPr>
             <w:tcW w:w="6500" w:type="dxa"/>
@@ -1585,12 +1455,6 @@
         </w:tc>
       </w:tr>
       <w:tr>
-        <w:tblPrEx>
-          <w:tblCellMar>
-            <w:top w:w="0" w:type="dxa"/>
-            <w:bottom w:w="0" w:type="dxa"/>
-          </w:tblCellMar>
-        </w:tblPrEx>
         <w:tc>
           <w:tcPr>
             <w:tcW w:w="6500" w:type="dxa"/>
@@ -1633,12 +1497,6 @@
         </w:tc>
       </w:tr>
       <w:tr>
-        <w:tblPrEx>
-          <w:tblCellMar>
-            <w:top w:w="0" w:type="dxa"/>
-            <w:bottom w:w="0" w:type="dxa"/>
-          </w:tblCellMar>
-        </w:tblPrEx>
         <w:tc>
           <w:tcPr>
             <w:tcW w:w="6500" w:type="dxa"/>
@@ -1681,12 +1539,6 @@
         </w:tc>
       </w:tr>
       <w:tr>
-        <w:tblPrEx>
-          <w:tblCellMar>
-            <w:top w:w="0" w:type="dxa"/>
-            <w:bottom w:w="0" w:type="dxa"/>
-          </w:tblCellMar>
-        </w:tblPrEx>
         <w:tc>
           <w:tcPr>
             <w:tcW w:w="6500" w:type="dxa"/>
@@ -1783,12 +1635,6 @@
         <w:gridCol w:w="2860"/>
       </w:tblGrid>
       <w:tr>
-        <w:tblPrEx>
-          <w:tblCellMar>
-            <w:top w:w="0" w:type="dxa"/>
-            <w:bottom w:w="0" w:type="dxa"/>
-          </w:tblCellMar>
-        </w:tblPrEx>
         <w:tc>
           <w:tcPr>
             <w:tcW w:w="6500" w:type="dxa"/>
@@ -1845,12 +1691,6 @@
         </w:tc>
       </w:tr>
       <w:tr>
-        <w:tblPrEx>
-          <w:tblCellMar>
-            <w:top w:w="0" w:type="dxa"/>
-            <w:bottom w:w="0" w:type="dxa"/>
-          </w:tblCellMar>
-        </w:tblPrEx>
         <w:tc>
           <w:tcPr>
             <w:tcW w:w="6500" w:type="dxa"/>
@@ -1893,12 +1733,6 @@
         </w:tc>
       </w:tr>
       <w:tr>
-        <w:tblPrEx>
-          <w:tblCellMar>
-            <w:top w:w="0" w:type="dxa"/>
-            <w:bottom w:w="0" w:type="dxa"/>
-          </w:tblCellMar>
-        </w:tblPrEx>
         <w:tc>
           <w:tcPr>
             <w:tcW w:w="6500" w:type="dxa"/>
@@ -2050,12 +1884,6 @@
         <w:gridCol w:w="4680"/>
       </w:tblGrid>
       <w:tr>
-        <w:tblPrEx>
-          <w:tblCellMar>
-            <w:top w:w="0" w:type="dxa"/>
-            <w:bottom w:w="0" w:type="dxa"/>
-          </w:tblCellMar>
-        </w:tblPrEx>
         <w:tc>
           <w:tcPr>
             <w:tcW w:w="4680" w:type="dxa"/>
@@ -2112,12 +1940,6 @@
         </w:tc>
       </w:tr>
       <w:tr>
-        <w:tblPrEx>
-          <w:tblCellMar>
-            <w:top w:w="0" w:type="dxa"/>
-            <w:bottom w:w="0" w:type="dxa"/>
-          </w:tblCellMar>
-        </w:tblPrEx>
         <w:tc>
           <w:tcPr>
             <w:tcW w:w="4680" w:type="dxa"/>
@@ -2160,12 +1982,6 @@
         </w:tc>
       </w:tr>
       <w:tr>
-        <w:tblPrEx>
-          <w:tblCellMar>
-            <w:top w:w="0" w:type="dxa"/>
-            <w:bottom w:w="0" w:type="dxa"/>
-          </w:tblCellMar>
-        </w:tblPrEx>
         <w:tc>
           <w:tcPr>
             <w:tcW w:w="4680" w:type="dxa"/>
@@ -2208,12 +2024,6 @@
         </w:tc>
       </w:tr>
       <w:tr>
-        <w:tblPrEx>
-          <w:tblCellMar>
-            <w:top w:w="0" w:type="dxa"/>
-            <w:bottom w:w="0" w:type="dxa"/>
-          </w:tblCellMar>
-        </w:tblPrEx>
         <w:tc>
           <w:tcPr>
             <w:tcW w:w="4680" w:type="dxa"/>
@@ -2333,12 +2143,6 @@
         <w:gridCol w:w="2860"/>
       </w:tblGrid>
       <w:tr>
-        <w:tblPrEx>
-          <w:tblCellMar>
-            <w:top w:w="0" w:type="dxa"/>
-            <w:bottom w:w="0" w:type="dxa"/>
-          </w:tblCellMar>
-        </w:tblPrEx>
         <w:tc>
           <w:tcPr>
             <w:tcW w:w="6500" w:type="dxa"/>
@@ -2395,12 +2199,6 @@
         </w:tc>
       </w:tr>
       <w:tr>
-        <w:tblPrEx>
-          <w:tblCellMar>
-            <w:top w:w="0" w:type="dxa"/>
-            <w:bottom w:w="0" w:type="dxa"/>
-          </w:tblCellMar>
-        </w:tblPrEx>
         <w:tc>
           <w:tcPr>
             <w:tcW w:w="6500" w:type="dxa"/>
@@ -2443,12 +2241,6 @@
         </w:tc>
       </w:tr>
       <w:tr>
-        <w:tblPrEx>
-          <w:tblCellMar>
-            <w:top w:w="0" w:type="dxa"/>
-            <w:bottom w:w="0" w:type="dxa"/>
-          </w:tblCellMar>
-        </w:tblPrEx>
         <w:tc>
           <w:tcPr>
             <w:tcW w:w="6500" w:type="dxa"/>
@@ -2499,12 +2291,6 @@
         </w:tc>
       </w:tr>
       <w:tr>
-        <w:tblPrEx>
-          <w:tblCellMar>
-            <w:top w:w="0" w:type="dxa"/>
-            <w:bottom w:w="0" w:type="dxa"/>
-          </w:tblCellMar>
-        </w:tblPrEx>
         <w:tc>
           <w:tcPr>
             <w:tcW w:w="6500" w:type="dxa"/>
@@ -2597,12 +2383,6 @@
         <w:gridCol w:w="6860"/>
       </w:tblGrid>
       <w:tr>
-        <w:tblPrEx>
-          <w:tblCellMar>
-            <w:top w:w="0" w:type="dxa"/>
-            <w:bottom w:w="0" w:type="dxa"/>
-          </w:tblCellMar>
-        </w:tblPrEx>
         <w:tc>
           <w:tcPr>
             <w:tcW w:w="2500" w:type="dxa"/>
@@ -2659,12 +2439,6 @@
         </w:tc>
       </w:tr>
       <w:tr>
-        <w:tblPrEx>
-          <w:tblCellMar>
-            <w:top w:w="0" w:type="dxa"/>
-            <w:bottom w:w="0" w:type="dxa"/>
-          </w:tblCellMar>
-        </w:tblPrEx>
         <w:tc>
           <w:tcPr>
             <w:tcW w:w="2500" w:type="dxa"/>
@@ -2707,12 +2481,6 @@
         </w:tc>
       </w:tr>
       <w:tr>
-        <w:tblPrEx>
-          <w:tblCellMar>
-            <w:top w:w="0" w:type="dxa"/>
-            <w:bottom w:w="0" w:type="dxa"/>
-          </w:tblCellMar>
-        </w:tblPrEx>
         <w:tc>
           <w:tcPr>
             <w:tcW w:w="2500" w:type="dxa"/>
@@ -2755,12 +2523,6 @@
         </w:tc>
       </w:tr>
       <w:tr>
-        <w:tblPrEx>
-          <w:tblCellMar>
-            <w:top w:w="0" w:type="dxa"/>
-            <w:bottom w:w="0" w:type="dxa"/>
-          </w:tblCellMar>
-        </w:tblPrEx>
         <w:tc>
           <w:tcPr>
             <w:tcW w:w="2500" w:type="dxa"/>
@@ -2803,12 +2565,6 @@
         </w:tc>
       </w:tr>
       <w:tr>
-        <w:tblPrEx>
-          <w:tblCellMar>
-            <w:top w:w="0" w:type="dxa"/>
-            <w:bottom w:w="0" w:type="dxa"/>
-          </w:tblCellMar>
-        </w:tblPrEx>
         <w:tc>
           <w:tcPr>
             <w:tcW w:w="2500" w:type="dxa"/>
@@ -2852,12 +2608,6 @@
         </w:tc>
       </w:tr>
       <w:tr>
-        <w:tblPrEx>
-          <w:tblCellMar>
-            <w:top w:w="0" w:type="dxa"/>
-            <w:bottom w:w="0" w:type="dxa"/>
-          </w:tblCellMar>
-        </w:tblPrEx>
         <w:tc>
           <w:tcPr>
             <w:tcW w:w="2500" w:type="dxa"/>
@@ -2900,12 +2650,6 @@
         </w:tc>
       </w:tr>
       <w:tr>
-        <w:tblPrEx>
-          <w:tblCellMar>
-            <w:top w:w="0" w:type="dxa"/>
-            <w:bottom w:w="0" w:type="dxa"/>
-          </w:tblCellMar>
-        </w:tblPrEx>
         <w:tc>
           <w:tcPr>
             <w:tcW w:w="2500" w:type="dxa"/>
@@ -2999,15 +2743,7 @@
       </w:r>
       <w:proofErr w:type="gramEnd"/>
       <w:r>
-        <w:t xml:space="preserve"> )이라 하며, 이를 제거하는 정규화 단계는 </w:t>
-      </w:r>
-      <w:proofErr w:type="gramStart"/>
-      <w:r>
-        <w:t>( ②</w:t>
-      </w:r>
-      <w:proofErr w:type="gramEnd"/>
-      <w:r>
-        <w:t xml:space="preserve"> )이다.</w:t>
+        <w:t xml:space="preserve"> )이라 하며, 이를 제거하는 정규화 단계는 ( ② )이다.</w:t>
       </w:r>
     </w:p>
     <w:p>
@@ -3026,15 +2762,7 @@
         <w:spacing w:before="200" w:after="100"/>
       </w:pPr>
       <w:r>
-        <w:t xml:space="preserve">Q8. </w:t>
-      </w:r>
-      <w:proofErr w:type="spellStart"/>
-      <w:r>
-        <w:t>정규화된</w:t>
-      </w:r>
-      <w:proofErr w:type="spellEnd"/>
-      <w:r>
-        <w:t xml:space="preserve"> 데이터 모델을 성능 향상을 목적으로 의도적으로 중복을 허용하여 테이블 구조를 변경하는 기법을 무엇이라 하는가?</w:t>
+        <w:t>Q8. 정규화된 데이터 모델을 성능 향상을 목적으로 의도적으로 중복을 허용하여 테이블 구조를 변경하는 기법을 무엇이라 하는가?</w:t>
       </w:r>
     </w:p>
     <w:p>
@@ -3093,12 +2821,6 @@
         <w:gridCol w:w="4680"/>
       </w:tblGrid>
       <w:tr>
-        <w:tblPrEx>
-          <w:tblCellMar>
-            <w:top w:w="0" w:type="dxa"/>
-            <w:bottom w:w="0" w:type="dxa"/>
-          </w:tblCellMar>
-        </w:tblPrEx>
         <w:tc>
           <w:tcPr>
             <w:tcW w:w="4680" w:type="dxa"/>
@@ -3155,12 +2877,6 @@
         </w:tc>
       </w:tr>
       <w:tr>
-        <w:tblPrEx>
-          <w:tblCellMar>
-            <w:top w:w="0" w:type="dxa"/>
-            <w:bottom w:w="0" w:type="dxa"/>
-          </w:tblCellMar>
-        </w:tblPrEx>
         <w:tc>
           <w:tcPr>
             <w:tcW w:w="4680" w:type="dxa"/>
@@ -3203,12 +2919,6 @@
         </w:tc>
       </w:tr>
       <w:tr>
-        <w:tblPrEx>
-          <w:tblCellMar>
-            <w:top w:w="0" w:type="dxa"/>
-            <w:bottom w:w="0" w:type="dxa"/>
-          </w:tblCellMar>
-        </w:tblPrEx>
         <w:tc>
           <w:tcPr>
             <w:tcW w:w="4680" w:type="dxa"/>
@@ -3251,12 +2961,6 @@
         </w:tc>
       </w:tr>
       <w:tr>
-        <w:tblPrEx>
-          <w:tblCellMar>
-            <w:top w:w="0" w:type="dxa"/>
-            <w:bottom w:w="0" w:type="dxa"/>
-          </w:tblCellMar>
-        </w:tblPrEx>
         <w:tc>
           <w:tcPr>
             <w:tcW w:w="4680" w:type="dxa"/>
@@ -3299,12 +3003,6 @@
         </w:tc>
       </w:tr>
       <w:tr>
-        <w:tblPrEx>
-          <w:tblCellMar>
-            <w:top w:w="0" w:type="dxa"/>
-            <w:bottom w:w="0" w:type="dxa"/>
-          </w:tblCellMar>
-        </w:tblPrEx>
         <w:tc>
           <w:tcPr>
             <w:tcW w:w="4680" w:type="dxa"/>
@@ -3347,12 +3045,6 @@
         </w:tc>
       </w:tr>
       <w:tr>
-        <w:tblPrEx>
-          <w:tblCellMar>
-            <w:top w:w="0" w:type="dxa"/>
-            <w:bottom w:w="0" w:type="dxa"/>
-          </w:tblCellMar>
-        </w:tblPrEx>
         <w:tc>
           <w:tcPr>
             <w:tcW w:w="4680" w:type="dxa"/>
@@ -3395,12 +3087,6 @@
         </w:tc>
       </w:tr>
       <w:tr>
-        <w:tblPrEx>
-          <w:tblCellMar>
-            <w:top w:w="0" w:type="dxa"/>
-            <w:bottom w:w="0" w:type="dxa"/>
-          </w:tblCellMar>
-        </w:tblPrEx>
         <w:tc>
           <w:tcPr>
             <w:tcW w:w="4680" w:type="dxa"/>
@@ -3475,25 +3161,7 @@
           <w:iCs/>
           <w:color w:val="555555"/>
         </w:rPr>
-        <w:t xml:space="preserve">SELECT, FROM, </w:t>
-      </w:r>
-      <w:proofErr w:type="gramStart"/>
-      <w:r>
-        <w:rPr>
-          <w:i/>
-          <w:iCs/>
-          <w:color w:val="555555"/>
-        </w:rPr>
-        <w:t>WHERE,</w:t>
-      </w:r>
-      <w:proofErr w:type="gramEnd"/>
-      <w:r>
-        <w:rPr>
-          <w:i/>
-          <w:iCs/>
-          <w:color w:val="555555"/>
-        </w:rPr>
-        <w:t xml:space="preserve"> GROUP BY, HAVING, ORDER BY</w:t>
+        <w:t>SELECT, FROM, WHERE, GROUP BY, HAVING, ORDER BY</w:t>
       </w:r>
     </w:p>
     <w:p>
@@ -3520,15 +3188,7 @@
       </w:r>
       <w:proofErr w:type="gramEnd"/>
       <w:r>
-        <w:t xml:space="preserve"> )이고, 트랜잭션을 취소하여 이전 상태로 복구하는 명령어는 </w:t>
-      </w:r>
-      <w:proofErr w:type="gramStart"/>
-      <w:r>
-        <w:t>( ②</w:t>
-      </w:r>
-      <w:proofErr w:type="gramEnd"/>
-      <w:r>
-        <w:t xml:space="preserve"> )이다.</w:t>
+        <w:t xml:space="preserve"> )이고, 트랜잭션을 취소하여 이전 상태로 복구하는 명령어는 ( ② )이다.</w:t>
       </w:r>
     </w:p>
     <w:p>
@@ -3573,12 +3233,6 @@
         <w:gridCol w:w="2860"/>
       </w:tblGrid>
       <w:tr>
-        <w:tblPrEx>
-          <w:tblCellMar>
-            <w:top w:w="0" w:type="dxa"/>
-            <w:bottom w:w="0" w:type="dxa"/>
-          </w:tblCellMar>
-        </w:tblPrEx>
         <w:tc>
           <w:tcPr>
             <w:tcW w:w="6500" w:type="dxa"/>
@@ -3635,12 +3289,6 @@
         </w:tc>
       </w:tr>
       <w:tr>
-        <w:tblPrEx>
-          <w:tblCellMar>
-            <w:top w:w="0" w:type="dxa"/>
-            <w:bottom w:w="0" w:type="dxa"/>
-          </w:tblCellMar>
-        </w:tblPrEx>
         <w:tc>
           <w:tcPr>
             <w:tcW w:w="6500" w:type="dxa"/>
@@ -3683,12 +3331,6 @@
         </w:tc>
       </w:tr>
       <w:tr>
-        <w:tblPrEx>
-          <w:tblCellMar>
-            <w:top w:w="0" w:type="dxa"/>
-            <w:bottom w:w="0" w:type="dxa"/>
-          </w:tblCellMar>
-        </w:tblPrEx>
         <w:tc>
           <w:tcPr>
             <w:tcW w:w="6500" w:type="dxa"/>
@@ -3731,12 +3373,6 @@
         </w:tc>
       </w:tr>
       <w:tr>
-        <w:tblPrEx>
-          <w:tblCellMar>
-            <w:top w:w="0" w:type="dxa"/>
-            <w:bottom w:w="0" w:type="dxa"/>
-          </w:tblCellMar>
-        </w:tblPrEx>
         <w:tc>
           <w:tcPr>
             <w:tcW w:w="6500" w:type="dxa"/>
@@ -3812,15 +3448,7 @@
         <w:spacing w:before="200" w:after="100"/>
       </w:pPr>
       <w:r>
-        <w:t xml:space="preserve">Q13. 트랜잭션의 4가지 특성(ACID)을 쓰고 각각의 의미를 간략히 </w:t>
-      </w:r>
-      <w:proofErr w:type="spellStart"/>
-      <w:r>
-        <w:t>설명하시오</w:t>
-      </w:r>
-      <w:proofErr w:type="spellEnd"/>
-      <w:r>
-        <w:t>.</w:t>
+        <w:t>Q13. 트랜잭션의 4가지 특성(ACID)을 쓰고 각각의 의미를 간략히 설명하시오.</w:t>
       </w:r>
     </w:p>
     <w:tbl>
@@ -3845,12 +3473,6 @@
         <w:gridCol w:w="6860"/>
       </w:tblGrid>
       <w:tr>
-        <w:tblPrEx>
-          <w:tblCellMar>
-            <w:top w:w="0" w:type="dxa"/>
-            <w:bottom w:w="0" w:type="dxa"/>
-          </w:tblCellMar>
-        </w:tblPrEx>
         <w:tc>
           <w:tcPr>
             <w:tcW w:w="2500" w:type="dxa"/>
@@ -3907,12 +3529,6 @@
         </w:tc>
       </w:tr>
       <w:tr>
-        <w:tblPrEx>
-          <w:tblCellMar>
-            <w:top w:w="0" w:type="dxa"/>
-            <w:bottom w:w="0" w:type="dxa"/>
-          </w:tblCellMar>
-        </w:tblPrEx>
         <w:tc>
           <w:tcPr>
             <w:tcW w:w="2500" w:type="dxa"/>
@@ -3951,12 +3567,6 @@
         </w:tc>
       </w:tr>
       <w:tr>
-        <w:tblPrEx>
-          <w:tblCellMar>
-            <w:top w:w="0" w:type="dxa"/>
-            <w:bottom w:w="0" w:type="dxa"/>
-          </w:tblCellMar>
-        </w:tblPrEx>
         <w:tc>
           <w:tcPr>
             <w:tcW w:w="2500" w:type="dxa"/>
@@ -3995,12 +3605,6 @@
         </w:tc>
       </w:tr>
       <w:tr>
-        <w:tblPrEx>
-          <w:tblCellMar>
-            <w:top w:w="0" w:type="dxa"/>
-            <w:bottom w:w="0" w:type="dxa"/>
-          </w:tblCellMar>
-        </w:tblPrEx>
         <w:tc>
           <w:tcPr>
             <w:tcW w:w="2500" w:type="dxa"/>
@@ -4039,12 +3643,6 @@
         </w:tc>
       </w:tr>
       <w:tr>
-        <w:tblPrEx>
-          <w:tblCellMar>
-            <w:top w:w="0" w:type="dxa"/>
-            <w:bottom w:w="0" w:type="dxa"/>
-          </w:tblCellMar>
-        </w:tblPrEx>
         <w:tc>
           <w:tcPr>
             <w:tcW w:w="2500" w:type="dxa"/>
@@ -4118,12 +3716,6 @@
         <w:gridCol w:w="2860"/>
       </w:tblGrid>
       <w:tr>
-        <w:tblPrEx>
-          <w:tblCellMar>
-            <w:top w:w="0" w:type="dxa"/>
-            <w:bottom w:w="0" w:type="dxa"/>
-          </w:tblCellMar>
-        </w:tblPrEx>
         <w:tc>
           <w:tcPr>
             <w:tcW w:w="6500" w:type="dxa"/>
@@ -4180,12 +3772,6 @@
         </w:tc>
       </w:tr>
       <w:tr>
-        <w:tblPrEx>
-          <w:tblCellMar>
-            <w:top w:w="0" w:type="dxa"/>
-            <w:bottom w:w="0" w:type="dxa"/>
-          </w:tblCellMar>
-        </w:tblPrEx>
         <w:tc>
           <w:tcPr>
             <w:tcW w:w="6500" w:type="dxa"/>
@@ -4228,12 +3814,6 @@
         </w:tc>
       </w:tr>
       <w:tr>
-        <w:tblPrEx>
-          <w:tblCellMar>
-            <w:top w:w="0" w:type="dxa"/>
-            <w:bottom w:w="0" w:type="dxa"/>
-          </w:tblCellMar>
-        </w:tblPrEx>
         <w:tc>
           <w:tcPr>
             <w:tcW w:w="6500" w:type="dxa"/>
@@ -4375,15 +3955,7 @@
       </w:r>
       <w:proofErr w:type="gramEnd"/>
       <w:r>
-        <w:t xml:space="preserve"> ) 인덱스라 하고, 별도의 인덱스 구조를 유지하며 테이블당 여러 개 생성할 수 있는 인덱스를 </w:t>
-      </w:r>
-      <w:proofErr w:type="gramStart"/>
-      <w:r>
-        <w:t>( ②</w:t>
-      </w:r>
-      <w:proofErr w:type="gramEnd"/>
-      <w:r>
-        <w:t xml:space="preserve"> ) 인덱스라 한다.</w:t>
+        <w:t xml:space="preserve"> ) 인덱스라 하고, 별도의 인덱스 구조를 유지하며 테이블당 여러 개 생성할 수 있는 인덱스를 ( ② ) 인덱스라 한다.</w:t>
       </w:r>
     </w:p>
     <w:p>
@@ -4446,12 +4018,6 @@
         <w:gridCol w:w="2860"/>
       </w:tblGrid>
       <w:tr>
-        <w:tblPrEx>
-          <w:tblCellMar>
-            <w:top w:w="0" w:type="dxa"/>
-            <w:bottom w:w="0" w:type="dxa"/>
-          </w:tblCellMar>
-        </w:tblPrEx>
         <w:tc>
           <w:tcPr>
             <w:tcW w:w="6500" w:type="dxa"/>
@@ -4508,12 +4074,6 @@
         </w:tc>
       </w:tr>
       <w:tr>
-        <w:tblPrEx>
-          <w:tblCellMar>
-            <w:top w:w="0" w:type="dxa"/>
-            <w:bottom w:w="0" w:type="dxa"/>
-          </w:tblCellMar>
-        </w:tblPrEx>
         <w:tc>
           <w:tcPr>
             <w:tcW w:w="6500" w:type="dxa"/>
@@ -4556,12 +4116,6 @@
         </w:tc>
       </w:tr>
       <w:tr>
-        <w:tblPrEx>
-          <w:tblCellMar>
-            <w:top w:w="0" w:type="dxa"/>
-            <w:bottom w:w="0" w:type="dxa"/>
-          </w:tblCellMar>
-        </w:tblPrEx>
         <w:tc>
           <w:tcPr>
             <w:tcW w:w="6500" w:type="dxa"/>
@@ -4604,12 +4158,6 @@
         </w:tc>
       </w:tr>
       <w:tr>
-        <w:tblPrEx>
-          <w:tblCellMar>
-            <w:top w:w="0" w:type="dxa"/>
-            <w:bottom w:w="0" w:type="dxa"/>
-          </w:tblCellMar>
-        </w:tblPrEx>
         <w:tc>
           <w:tcPr>
             <w:tcW w:w="6500" w:type="dxa"/>
@@ -4730,12 +4278,6 @@
         <w:gridCol w:w="2860"/>
       </w:tblGrid>
       <w:tr>
-        <w:tblPrEx>
-          <w:tblCellMar>
-            <w:top w:w="0" w:type="dxa"/>
-            <w:bottom w:w="0" w:type="dxa"/>
-          </w:tblCellMar>
-        </w:tblPrEx>
         <w:tc>
           <w:tcPr>
             <w:tcW w:w="6500" w:type="dxa"/>
@@ -4792,12 +4334,6 @@
         </w:tc>
       </w:tr>
       <w:tr>
-        <w:tblPrEx>
-          <w:tblCellMar>
-            <w:top w:w="0" w:type="dxa"/>
-            <w:bottom w:w="0" w:type="dxa"/>
-          </w:tblCellMar>
-        </w:tblPrEx>
         <w:tc>
           <w:tcPr>
             <w:tcW w:w="6500" w:type="dxa"/>
@@ -4840,12 +4376,6 @@
         </w:tc>
       </w:tr>
       <w:tr>
-        <w:tblPrEx>
-          <w:tblCellMar>
-            <w:top w:w="0" w:type="dxa"/>
-            <w:bottom w:w="0" w:type="dxa"/>
-          </w:tblCellMar>
-        </w:tblPrEx>
         <w:tc>
           <w:tcPr>
             <w:tcW w:w="6500" w:type="dxa"/>
@@ -4888,12 +4418,6 @@
         </w:tc>
       </w:tr>
       <w:tr>
-        <w:tblPrEx>
-          <w:tblCellMar>
-            <w:top w:w="0" w:type="dxa"/>
-            <w:bottom w:w="0" w:type="dxa"/>
-          </w:tblCellMar>
-        </w:tblPrEx>
         <w:tc>
           <w:tcPr>
             <w:tcW w:w="6500" w:type="dxa"/>
@@ -4971,12 +4495,6 @@
         <w:gridCol w:w="2860"/>
       </w:tblGrid>
       <w:tr>
-        <w:tblPrEx>
-          <w:tblCellMar>
-            <w:top w:w="0" w:type="dxa"/>
-            <w:bottom w:w="0" w:type="dxa"/>
-          </w:tblCellMar>
-        </w:tblPrEx>
         <w:tc>
           <w:tcPr>
             <w:tcW w:w="6500" w:type="dxa"/>
@@ -5033,12 +4551,6 @@
         </w:tc>
       </w:tr>
       <w:tr>
-        <w:tblPrEx>
-          <w:tblCellMar>
-            <w:top w:w="0" w:type="dxa"/>
-            <w:bottom w:w="0" w:type="dxa"/>
-          </w:tblCellMar>
-        </w:tblPrEx>
         <w:tc>
           <w:tcPr>
             <w:tcW w:w="6500" w:type="dxa"/>
@@ -5081,12 +4593,6 @@
         </w:tc>
       </w:tr>
       <w:tr>
-        <w:tblPrEx>
-          <w:tblCellMar>
-            <w:top w:w="0" w:type="dxa"/>
-            <w:bottom w:w="0" w:type="dxa"/>
-          </w:tblCellMar>
-        </w:tblPrEx>
         <w:tc>
           <w:tcPr>
             <w:tcW w:w="6500" w:type="dxa"/>
@@ -5129,12 +4635,6 @@
         </w:tc>
       </w:tr>
       <w:tr>
-        <w:tblPrEx>
-          <w:tblCellMar>
-            <w:top w:w="0" w:type="dxa"/>
-            <w:bottom w:w="0" w:type="dxa"/>
-          </w:tblCellMar>
-        </w:tblPrEx>
         <w:tc>
           <w:tcPr>
             <w:tcW w:w="6500" w:type="dxa"/>
@@ -5177,12 +4677,6 @@
         </w:tc>
       </w:tr>
       <w:tr>
-        <w:tblPrEx>
-          <w:tblCellMar>
-            <w:top w:w="0" w:type="dxa"/>
-            <w:bottom w:w="0" w:type="dxa"/>
-          </w:tblCellMar>
-        </w:tblPrEx>
         <w:tc>
           <w:tcPr>
             <w:tcW w:w="6500" w:type="dxa"/>
@@ -5283,12 +4777,6 @@
         <w:gridCol w:w="5860"/>
       </w:tblGrid>
       <w:tr>
-        <w:tblPrEx>
-          <w:tblCellMar>
-            <w:top w:w="0" w:type="dxa"/>
-            <w:bottom w:w="0" w:type="dxa"/>
-          </w:tblCellMar>
-        </w:tblPrEx>
         <w:tc>
           <w:tcPr>
             <w:tcW w:w="3500" w:type="dxa"/>
@@ -5345,12 +4833,6 @@
         </w:tc>
       </w:tr>
       <w:tr>
-        <w:tblPrEx>
-          <w:tblCellMar>
-            <w:top w:w="0" w:type="dxa"/>
-            <w:bottom w:w="0" w:type="dxa"/>
-          </w:tblCellMar>
-        </w:tblPrEx>
         <w:tc>
           <w:tcPr>
             <w:tcW w:w="3500" w:type="dxa"/>
@@ -5393,12 +4875,6 @@
         </w:tc>
       </w:tr>
       <w:tr>
-        <w:tblPrEx>
-          <w:tblCellMar>
-            <w:top w:w="0" w:type="dxa"/>
-            <w:bottom w:w="0" w:type="dxa"/>
-          </w:tblCellMar>
-        </w:tblPrEx>
         <w:tc>
           <w:tcPr>
             <w:tcW w:w="3500" w:type="dxa"/>
@@ -5417,13 +4893,8 @@
           </w:tcPr>
           <w:p>
             <w:r>
-              <w:t xml:space="preserve">(2) Hub &amp; </w:t>
-            </w:r>
-            <w:proofErr w:type="gramStart"/>
-            <w:r>
-              <w:t>Spoke</w:t>
-            </w:r>
-            <w:proofErr w:type="gramEnd"/>
+              <w:t>(2) Hub &amp; Spoke</w:t>
+            </w:r>
           </w:p>
         </w:tc>
         <w:tc>
@@ -5446,12 +4917,6 @@
         </w:tc>
       </w:tr>
       <w:tr>
-        <w:tblPrEx>
-          <w:tblCellMar>
-            <w:top w:w="0" w:type="dxa"/>
-            <w:bottom w:w="0" w:type="dxa"/>
-          </w:tblCellMar>
-        </w:tblPrEx>
         <w:tc>
           <w:tcPr>
             <w:tcW w:w="3500" w:type="dxa"/>
@@ -5494,12 +4959,6 @@
         </w:tc>
       </w:tr>
       <w:tr>
-        <w:tblPrEx>
-          <w:tblCellMar>
-            <w:top w:w="0" w:type="dxa"/>
-            <w:bottom w:w="0" w:type="dxa"/>
-          </w:tblCellMar>
-        </w:tblPrEx>
         <w:tc>
           <w:tcPr>
             <w:tcW w:w="3500" w:type="dxa"/>
@@ -5577,12 +5036,6 @@
         <w:gridCol w:w="2360"/>
       </w:tblGrid>
       <w:tr>
-        <w:tblPrEx>
-          <w:tblCellMar>
-            <w:top w:w="0" w:type="dxa"/>
-            <w:bottom w:w="0" w:type="dxa"/>
-          </w:tblCellMar>
-        </w:tblPrEx>
         <w:tc>
           <w:tcPr>
             <w:tcW w:w="7000" w:type="dxa"/>
@@ -5639,12 +5092,6 @@
         </w:tc>
       </w:tr>
       <w:tr>
-        <w:tblPrEx>
-          <w:tblCellMar>
-            <w:top w:w="0" w:type="dxa"/>
-            <w:bottom w:w="0" w:type="dxa"/>
-          </w:tblCellMar>
-        </w:tblPrEx>
         <w:tc>
           <w:tcPr>
             <w:tcW w:w="7000" w:type="dxa"/>
@@ -5687,12 +5134,6 @@
         </w:tc>
       </w:tr>
       <w:tr>
-        <w:tblPrEx>
-          <w:tblCellMar>
-            <w:top w:w="0" w:type="dxa"/>
-            <w:bottom w:w="0" w:type="dxa"/>
-          </w:tblCellMar>
-        </w:tblPrEx>
         <w:tc>
           <w:tcPr>
             <w:tcW w:w="7000" w:type="dxa"/>
@@ -5735,12 +5176,6 @@
         </w:tc>
       </w:tr>
       <w:tr>
-        <w:tblPrEx>
-          <w:tblCellMar>
-            <w:top w:w="0" w:type="dxa"/>
-            <w:bottom w:w="0" w:type="dxa"/>
-          </w:tblCellMar>
-        </w:tblPrEx>
         <w:tc>
           <w:tcPr>
             <w:tcW w:w="7000" w:type="dxa"/>
@@ -5809,15 +5244,7 @@
         <w:spacing w:before="200" w:after="100"/>
       </w:pPr>
       <w:r>
-        <w:t xml:space="preserve">Q5. 웹 서비스의 3요소(SOAP, WSDL, UDDI)에 대한 설명입니다. 빈칸을 </w:t>
-      </w:r>
-      <w:proofErr w:type="spellStart"/>
-      <w:r>
-        <w:t>채우시오</w:t>
-      </w:r>
-      <w:proofErr w:type="spellEnd"/>
-      <w:r>
-        <w:t>.</w:t>
+        <w:t>Q5. 웹 서비스의 3요소(SOAP, WSDL, UDDI)에 대한 설명입니다. 빈칸을 채우시오.</w:t>
       </w:r>
     </w:p>
     <w:p>
@@ -5849,125 +5276,71 @@
           <w:iCs/>
           <w:color w:val="555555"/>
         </w:rPr>
-        <w:t xml:space="preserve"> </w:t>
-      </w:r>
-      <w:proofErr w:type="gramStart"/>
+        <w:t xml:space="preserve"> ) : HTTP, HTTPS 등을 사용하여 XML 기반의 메시지를 교환하는 프로토콜</w:t>
+      </w:r>
+    </w:p>
+    <w:p>
+      <w:pPr>
+        <w:spacing w:before="80" w:after="80"/>
+        <w:ind w:left="400"/>
+      </w:pPr>
       <w:r>
         <w:rPr>
           <w:i/>
           <w:iCs/>
           <w:color w:val="555555"/>
         </w:rPr>
-        <w:t>) :</w:t>
-      </w:r>
-      <w:proofErr w:type="gramEnd"/>
+        <w:t xml:space="preserve">2. </w:t>
+      </w:r>
+      <w:proofErr w:type="gramStart"/>
       <w:r>
         <w:rPr>
           <w:i/>
           <w:iCs/>
           <w:color w:val="555555"/>
         </w:rPr>
-        <w:t xml:space="preserve"> HTTP, HTTPS 등을 사용하여 XML 기반의 메시지를 교환하는 프로토콜</w:t>
-      </w:r>
-    </w:p>
-    <w:p>
-      <w:pPr>
-        <w:spacing w:before="80" w:after="80"/>
-        <w:ind w:left="400"/>
-      </w:pPr>
+        <w:t>( ②</w:t>
+      </w:r>
+      <w:proofErr w:type="gramEnd"/>
       <w:r>
         <w:rPr>
           <w:i/>
           <w:iCs/>
           <w:color w:val="555555"/>
         </w:rPr>
-        <w:t xml:space="preserve">2. </w:t>
-      </w:r>
-      <w:proofErr w:type="gramStart"/>
+        <w:t xml:space="preserve"> ) : 웹 서비스에 대한 상세 정보를 기술한 XML 형식으로 구현된 언어</w:t>
+      </w:r>
+    </w:p>
+    <w:p>
+      <w:pPr>
+        <w:spacing w:before="80" w:after="80"/>
+        <w:ind w:left="400"/>
+      </w:pPr>
       <w:r>
         <w:rPr>
           <w:i/>
           <w:iCs/>
           <w:color w:val="555555"/>
         </w:rPr>
-        <w:t>( ②</w:t>
-      </w:r>
-      <w:proofErr w:type="gramEnd"/>
+        <w:t xml:space="preserve">3. </w:t>
+      </w:r>
+      <w:proofErr w:type="gramStart"/>
       <w:r>
         <w:rPr>
           <w:i/>
           <w:iCs/>
           <w:color w:val="555555"/>
         </w:rPr>
-        <w:t xml:space="preserve"> </w:t>
-      </w:r>
-      <w:proofErr w:type="gramStart"/>
+        <w:t>( ③</w:t>
+      </w:r>
+      <w:proofErr w:type="gramEnd"/>
       <w:r>
         <w:rPr>
           <w:i/>
           <w:iCs/>
           <w:color w:val="555555"/>
         </w:rPr>
-        <w:t>) :</w:t>
-      </w:r>
-      <w:proofErr w:type="gramEnd"/>
-      <w:r>
-        <w:rPr>
-          <w:i/>
-          <w:iCs/>
-          <w:color w:val="555555"/>
-        </w:rPr>
-        <w:t xml:space="preserve"> 웹 서비스에 대한 상세 정보를 기술한 XML 형식으로 구현된 언어</w:t>
-      </w:r>
-    </w:p>
-    <w:p>
-      <w:pPr>
-        <w:spacing w:before="80" w:after="80"/>
-        <w:ind w:left="400"/>
-      </w:pPr>
-      <w:r>
-        <w:rPr>
-          <w:i/>
-          <w:iCs/>
-          <w:color w:val="555555"/>
-        </w:rPr>
-        <w:t xml:space="preserve">3. </w:t>
-      </w:r>
-      <w:proofErr w:type="gramStart"/>
-      <w:r>
-        <w:rPr>
-          <w:i/>
-          <w:iCs/>
-          <w:color w:val="555555"/>
-        </w:rPr>
-        <w:t>( ③</w:t>
-      </w:r>
-      <w:proofErr w:type="gramEnd"/>
-      <w:r>
-        <w:rPr>
-          <w:i/>
-          <w:iCs/>
-          <w:color w:val="555555"/>
-        </w:rPr>
-        <w:t xml:space="preserve"> </w:t>
-      </w:r>
-      <w:proofErr w:type="gramStart"/>
-      <w:r>
-        <w:rPr>
-          <w:i/>
-          <w:iCs/>
-          <w:color w:val="555555"/>
-        </w:rPr>
-        <w:t>) :</w:t>
-      </w:r>
-      <w:proofErr w:type="gramEnd"/>
-      <w:r>
-        <w:rPr>
-          <w:i/>
-          <w:iCs/>
-          <w:color w:val="555555"/>
-        </w:rPr>
-        <w:t xml:space="preserve"> 웹 서비스를 등록하고 검색하기 위한 공개적인 저장소(레지스트리)</w:t>
+        <w:t xml:space="preserve"> ) : 웹 서비스를 등록하고 검색하기 위한 공개적인 저장소(레지스트리)</w:t>
       </w:r>
     </w:p>
     <w:p>
@@ -6011,12 +5384,6 @@
         <w:gridCol w:w="4680"/>
       </w:tblGrid>
       <w:tr>
-        <w:tblPrEx>
-          <w:tblCellMar>
-            <w:top w:w="0" w:type="dxa"/>
-            <w:bottom w:w="0" w:type="dxa"/>
-          </w:tblCellMar>
-        </w:tblPrEx>
         <w:tc>
           <w:tcPr>
             <w:tcW w:w="4680" w:type="dxa"/>
@@ -6073,12 +5440,6 @@
         </w:tc>
       </w:tr>
       <w:tr>
-        <w:tblPrEx>
-          <w:tblCellMar>
-            <w:top w:w="0" w:type="dxa"/>
-            <w:bottom w:w="0" w:type="dxa"/>
-          </w:tblCellMar>
-        </w:tblPrEx>
         <w:tc>
           <w:tcPr>
             <w:tcW w:w="4680" w:type="dxa"/>
@@ -6121,12 +5482,6 @@
         </w:tc>
       </w:tr>
       <w:tr>
-        <w:tblPrEx>
-          <w:tblCellMar>
-            <w:top w:w="0" w:type="dxa"/>
-            <w:bottom w:w="0" w:type="dxa"/>
-          </w:tblCellMar>
-        </w:tblPrEx>
         <w:tc>
           <w:tcPr>
             <w:tcW w:w="4680" w:type="dxa"/>
@@ -6169,12 +5524,6 @@
         </w:tc>
       </w:tr>
       <w:tr>
-        <w:tblPrEx>
-          <w:tblCellMar>
-            <w:top w:w="0" w:type="dxa"/>
-            <w:bottom w:w="0" w:type="dxa"/>
-          </w:tblCellMar>
-        </w:tblPrEx>
         <w:tc>
           <w:tcPr>
             <w:tcW w:w="4680" w:type="dxa"/>
@@ -6217,12 +5566,6 @@
         </w:tc>
       </w:tr>
       <w:tr>
-        <w:tblPrEx>
-          <w:tblCellMar>
-            <w:top w:w="0" w:type="dxa"/>
-            <w:bottom w:w="0" w:type="dxa"/>
-          </w:tblCellMar>
-        </w:tblPrEx>
         <w:tc>
           <w:tcPr>
             <w:tcW w:w="4680" w:type="dxa"/>
@@ -6315,12 +5658,6 @@
         <w:gridCol w:w="2360"/>
       </w:tblGrid>
       <w:tr>
-        <w:tblPrEx>
-          <w:tblCellMar>
-            <w:top w:w="0" w:type="dxa"/>
-            <w:bottom w:w="0" w:type="dxa"/>
-          </w:tblCellMar>
-        </w:tblPrEx>
         <w:tc>
           <w:tcPr>
             <w:tcW w:w="7000" w:type="dxa"/>
@@ -6377,12 +5714,6 @@
         </w:tc>
       </w:tr>
       <w:tr>
-        <w:tblPrEx>
-          <w:tblCellMar>
-            <w:top w:w="0" w:type="dxa"/>
-            <w:bottom w:w="0" w:type="dxa"/>
-          </w:tblCellMar>
-        </w:tblPrEx>
         <w:tc>
           <w:tcPr>
             <w:tcW w:w="7000" w:type="dxa"/>
@@ -6425,12 +5756,6 @@
         </w:tc>
       </w:tr>
       <w:tr>
-        <w:tblPrEx>
-          <w:tblCellMar>
-            <w:top w:w="0" w:type="dxa"/>
-            <w:bottom w:w="0" w:type="dxa"/>
-          </w:tblCellMar>
-        </w:tblPrEx>
         <w:tc>
           <w:tcPr>
             <w:tcW w:w="7000" w:type="dxa"/>
@@ -6510,15 +5835,7 @@
       </w:r>
       <w:proofErr w:type="gramEnd"/>
       <w:r>
-        <w:t xml:space="preserve"> )이고, DB 서버에 암/복호화 모듈을 설치하는 방식은 </w:t>
-      </w:r>
-      <w:proofErr w:type="gramStart"/>
-      <w:r>
-        <w:t>( ②</w:t>
-      </w:r>
-      <w:proofErr w:type="gramEnd"/>
-      <w:r>
-        <w:t xml:space="preserve"> )이다.</w:t>
+        <w:t xml:space="preserve"> )이고, DB 서버에 암/복호화 모듈을 설치하는 방식은 ( ② )이다.</w:t>
       </w:r>
     </w:p>
     <w:p>
@@ -6562,12 +5879,6 @@
         <w:gridCol w:w="2860"/>
       </w:tblGrid>
       <w:tr>
-        <w:tblPrEx>
-          <w:tblCellMar>
-            <w:top w:w="0" w:type="dxa"/>
-            <w:bottom w:w="0" w:type="dxa"/>
-          </w:tblCellMar>
-        </w:tblPrEx>
         <w:tc>
           <w:tcPr>
             <w:tcW w:w="6500" w:type="dxa"/>
@@ -6624,12 +5935,6 @@
         </w:tc>
       </w:tr>
       <w:tr>
-        <w:tblPrEx>
-          <w:tblCellMar>
-            <w:top w:w="0" w:type="dxa"/>
-            <w:bottom w:w="0" w:type="dxa"/>
-          </w:tblCellMar>
-        </w:tblPrEx>
         <w:tc>
           <w:tcPr>
             <w:tcW w:w="6500" w:type="dxa"/>
@@ -6673,12 +5978,6 @@
         </w:tc>
       </w:tr>
       <w:tr>
-        <w:tblPrEx>
-          <w:tblCellMar>
-            <w:top w:w="0" w:type="dxa"/>
-            <w:bottom w:w="0" w:type="dxa"/>
-          </w:tblCellMar>
-        </w:tblPrEx>
         <w:tc>
           <w:tcPr>
             <w:tcW w:w="6500" w:type="dxa"/>
@@ -6721,12 +6020,6 @@
         </w:tc>
       </w:tr>
       <w:tr>
-        <w:tblPrEx>
-          <w:tblCellMar>
-            <w:top w:w="0" w:type="dxa"/>
-            <w:bottom w:w="0" w:type="dxa"/>
-          </w:tblCellMar>
-        </w:tblPrEx>
         <w:tc>
           <w:tcPr>
             <w:tcW w:w="6500" w:type="dxa"/>
@@ -6818,15 +6111,7 @@
       </w:r>
       <w:proofErr w:type="gramEnd"/>
       <w:r>
-        <w:t xml:space="preserve"> )는 약하게(낮게), </w:t>
-      </w:r>
-      <w:proofErr w:type="gramStart"/>
-      <w:r>
-        <w:t>( ②</w:t>
-      </w:r>
-      <w:proofErr w:type="gramEnd"/>
-      <w:r>
-        <w:t xml:space="preserve"> )는 강하게(높게) 설계해야 한다.</w:t>
+        <w:t xml:space="preserve"> )는 약하게(낮게), ( ② )는 강하게(높게) 설계해야 한다.</w:t>
       </w:r>
     </w:p>
     <w:p>
@@ -6945,15 +6230,7 @@
       </w:r>
       <w:proofErr w:type="gramEnd"/>
       <w:r>
-        <w:t xml:space="preserve"> )은 높게, 모듈이 호출하는 하위 모듈의 수를 의미하는 </w:t>
-      </w:r>
-      <w:proofErr w:type="gramStart"/>
-      <w:r>
-        <w:t>( ②</w:t>
-      </w:r>
-      <w:proofErr w:type="gramEnd"/>
-      <w:r>
-        <w:t xml:space="preserve"> )은 낮게 설계한다.</w:t>
+        <w:t xml:space="preserve"> )은 높게, 모듈이 호출하는 하위 모듈의 수를 의미하는 ( ② )은 낮게 설계한다.</w:t>
       </w:r>
     </w:p>
     <w:p>
@@ -7012,12 +6289,6 @@
         <w:gridCol w:w="2860"/>
       </w:tblGrid>
       <w:tr>
-        <w:tblPrEx>
-          <w:tblCellMar>
-            <w:top w:w="0" w:type="dxa"/>
-            <w:bottom w:w="0" w:type="dxa"/>
-          </w:tblCellMar>
-        </w:tblPrEx>
         <w:tc>
           <w:tcPr>
             <w:tcW w:w="6500" w:type="dxa"/>
@@ -7074,12 +6345,6 @@
         </w:tc>
       </w:tr>
       <w:tr>
-        <w:tblPrEx>
-          <w:tblCellMar>
-            <w:top w:w="0" w:type="dxa"/>
-            <w:bottom w:w="0" w:type="dxa"/>
-          </w:tblCellMar>
-        </w:tblPrEx>
         <w:tc>
           <w:tcPr>
             <w:tcW w:w="6500" w:type="dxa"/>
@@ -7122,12 +6387,6 @@
         </w:tc>
       </w:tr>
       <w:tr>
-        <w:tblPrEx>
-          <w:tblCellMar>
-            <w:top w:w="0" w:type="dxa"/>
-            <w:bottom w:w="0" w:type="dxa"/>
-          </w:tblCellMar>
-        </w:tblPrEx>
         <w:tc>
           <w:tcPr>
             <w:tcW w:w="6500" w:type="dxa"/>
@@ -7170,12 +6429,6 @@
         </w:tc>
       </w:tr>
       <w:tr>
-        <w:tblPrEx>
-          <w:tblCellMar>
-            <w:top w:w="0" w:type="dxa"/>
-            <w:bottom w:w="0" w:type="dxa"/>
-          </w:tblCellMar>
-        </w:tblPrEx>
         <w:tc>
           <w:tcPr>
             <w:tcW w:w="6500" w:type="dxa"/>
@@ -7253,12 +6506,6 @@
         <w:gridCol w:w="2860"/>
       </w:tblGrid>
       <w:tr>
-        <w:tblPrEx>
-          <w:tblCellMar>
-            <w:top w:w="0" w:type="dxa"/>
-            <w:bottom w:w="0" w:type="dxa"/>
-          </w:tblCellMar>
-        </w:tblPrEx>
         <w:tc>
           <w:tcPr>
             <w:tcW w:w="6500" w:type="dxa"/>
@@ -7315,12 +6562,6 @@
         </w:tc>
       </w:tr>
       <w:tr>
-        <w:tblPrEx>
-          <w:tblCellMar>
-            <w:top w:w="0" w:type="dxa"/>
-            <w:bottom w:w="0" w:type="dxa"/>
-          </w:tblCellMar>
-        </w:tblPrEx>
         <w:tc>
           <w:tcPr>
             <w:tcW w:w="6500" w:type="dxa"/>
@@ -7371,12 +6612,6 @@
         </w:tc>
       </w:tr>
       <w:tr>
-        <w:tblPrEx>
-          <w:tblCellMar>
-            <w:top w:w="0" w:type="dxa"/>
-            <w:bottom w:w="0" w:type="dxa"/>
-          </w:tblCellMar>
-        </w:tblPrEx>
         <w:tc>
           <w:tcPr>
             <w:tcW w:w="6500" w:type="dxa"/>
@@ -7419,12 +6654,6 @@
         </w:tc>
       </w:tr>
       <w:tr>
-        <w:tblPrEx>
-          <w:tblCellMar>
-            <w:top w:w="0" w:type="dxa"/>
-            <w:bottom w:w="0" w:type="dxa"/>
-          </w:tblCellMar>
-        </w:tblPrEx>
         <w:tc>
           <w:tcPr>
             <w:tcW w:w="6500" w:type="dxa"/>
@@ -7518,12 +6747,6 @@
         <w:gridCol w:w="2860"/>
       </w:tblGrid>
       <w:tr>
-        <w:tblPrEx>
-          <w:tblCellMar>
-            <w:top w:w="0" w:type="dxa"/>
-            <w:bottom w:w="0" w:type="dxa"/>
-          </w:tblCellMar>
-        </w:tblPrEx>
         <w:tc>
           <w:tcPr>
             <w:tcW w:w="6500" w:type="dxa"/>
@@ -7580,12 +6803,6 @@
         </w:tc>
       </w:tr>
       <w:tr>
-        <w:tblPrEx>
-          <w:tblCellMar>
-            <w:top w:w="0" w:type="dxa"/>
-            <w:bottom w:w="0" w:type="dxa"/>
-          </w:tblCellMar>
-        </w:tblPrEx>
         <w:tc>
           <w:tcPr>
             <w:tcW w:w="6500" w:type="dxa"/>
@@ -7628,12 +6845,6 @@
         </w:tc>
       </w:tr>
       <w:tr>
-        <w:tblPrEx>
-          <w:tblCellMar>
-            <w:top w:w="0" w:type="dxa"/>
-            <w:bottom w:w="0" w:type="dxa"/>
-          </w:tblCellMar>
-        </w:tblPrEx>
         <w:tc>
           <w:tcPr>
             <w:tcW w:w="6500" w:type="dxa"/>
@@ -7676,12 +6887,6 @@
         </w:tc>
       </w:tr>
       <w:tr>
-        <w:tblPrEx>
-          <w:tblCellMar>
-            <w:top w:w="0" w:type="dxa"/>
-            <w:bottom w:w="0" w:type="dxa"/>
-          </w:tblCellMar>
-        </w:tblPrEx>
         <w:tc>
           <w:tcPr>
             <w:tcW w:w="6500" w:type="dxa"/>
@@ -7724,12 +6929,6 @@
         </w:tc>
       </w:tr>
       <w:tr>
-        <w:tblPrEx>
-          <w:tblCellMar>
-            <w:top w:w="0" w:type="dxa"/>
-            <w:bottom w:w="0" w:type="dxa"/>
-          </w:tblCellMar>
-        </w:tblPrEx>
         <w:tc>
           <w:tcPr>
             <w:tcW w:w="6500" w:type="dxa"/>
@@ -7790,15 +6989,7 @@
       </w:r>
       <w:proofErr w:type="gramEnd"/>
       <w:r>
-        <w:t xml:space="preserve"> )이고, 상위 클래스의 메서드를 하위 클래스에서 재정의하는 것은 </w:t>
-      </w:r>
-      <w:proofErr w:type="gramStart"/>
-      <w:r>
-        <w:t>( ②</w:t>
-      </w:r>
-      <w:proofErr w:type="gramEnd"/>
-      <w:r>
-        <w:t xml:space="preserve"> )이다.</w:t>
+        <w:t xml:space="preserve"> )이고, 상위 클래스의 메서드를 하위 클래스에서 재정의하는 것은 ( ② )이다.</w:t>
       </w:r>
     </w:p>
     <w:p>
@@ -7843,12 +7034,6 @@
         <w:gridCol w:w="2360"/>
       </w:tblGrid>
       <w:tr>
-        <w:tblPrEx>
-          <w:tblCellMar>
-            <w:top w:w="0" w:type="dxa"/>
-            <w:bottom w:w="0" w:type="dxa"/>
-          </w:tblCellMar>
-        </w:tblPrEx>
         <w:tc>
           <w:tcPr>
             <w:tcW w:w="1200" w:type="dxa"/>
@@ -7932,12 +7117,6 @@
         </w:tc>
       </w:tr>
       <w:tr>
-        <w:tblPrEx>
-          <w:tblCellMar>
-            <w:top w:w="0" w:type="dxa"/>
-            <w:bottom w:w="0" w:type="dxa"/>
-          </w:tblCellMar>
-        </w:tblPrEx>
         <w:tc>
           <w:tcPr>
             <w:tcW w:w="1200" w:type="dxa"/>
@@ -8002,12 +7181,6 @@
         </w:tc>
       </w:tr>
       <w:tr>
-        <w:tblPrEx>
-          <w:tblCellMar>
-            <w:top w:w="0" w:type="dxa"/>
-            <w:bottom w:w="0" w:type="dxa"/>
-          </w:tblCellMar>
-        </w:tblPrEx>
         <w:tc>
           <w:tcPr>
             <w:tcW w:w="1200" w:type="dxa"/>
@@ -8072,12 +7245,6 @@
         </w:tc>
       </w:tr>
       <w:tr>
-        <w:tblPrEx>
-          <w:tblCellMar>
-            <w:top w:w="0" w:type="dxa"/>
-            <w:bottom w:w="0" w:type="dxa"/>
-          </w:tblCellMar>
-        </w:tblPrEx>
         <w:tc>
           <w:tcPr>
             <w:tcW w:w="1200" w:type="dxa"/>
@@ -8142,12 +7309,6 @@
         </w:tc>
       </w:tr>
       <w:tr>
-        <w:tblPrEx>
-          <w:tblCellMar>
-            <w:top w:w="0" w:type="dxa"/>
-            <w:bottom w:w="0" w:type="dxa"/>
-          </w:tblCellMar>
-        </w:tblPrEx>
         <w:tc>
           <w:tcPr>
             <w:tcW w:w="1200" w:type="dxa"/>
@@ -8212,12 +7373,6 @@
         </w:tc>
       </w:tr>
       <w:tr>
-        <w:tblPrEx>
-          <w:tblCellMar>
-            <w:top w:w="0" w:type="dxa"/>
-            <w:bottom w:w="0" w:type="dxa"/>
-          </w:tblCellMar>
-        </w:tblPrEx>
         <w:tc>
           <w:tcPr>
             <w:tcW w:w="1200" w:type="dxa"/>
@@ -8371,12 +7526,6 @@
         <w:gridCol w:w="2860"/>
       </w:tblGrid>
       <w:tr>
-        <w:tblPrEx>
-          <w:tblCellMar>
-            <w:top w:w="0" w:type="dxa"/>
-            <w:bottom w:w="0" w:type="dxa"/>
-          </w:tblCellMar>
-        </w:tblPrEx>
         <w:tc>
           <w:tcPr>
             <w:tcW w:w="6500" w:type="dxa"/>
@@ -8433,12 +7582,6 @@
         </w:tc>
       </w:tr>
       <w:tr>
-        <w:tblPrEx>
-          <w:tblCellMar>
-            <w:top w:w="0" w:type="dxa"/>
-            <w:bottom w:w="0" w:type="dxa"/>
-          </w:tblCellMar>
-        </w:tblPrEx>
         <w:tc>
           <w:tcPr>
             <w:tcW w:w="6500" w:type="dxa"/>
@@ -8481,12 +7624,6 @@
         </w:tc>
       </w:tr>
       <w:tr>
-        <w:tblPrEx>
-          <w:tblCellMar>
-            <w:top w:w="0" w:type="dxa"/>
-            <w:bottom w:w="0" w:type="dxa"/>
-          </w:tblCellMar>
-        </w:tblPrEx>
         <w:tc>
           <w:tcPr>
             <w:tcW w:w="6500" w:type="dxa"/>
@@ -8529,12 +7666,6 @@
         </w:tc>
       </w:tr>
       <w:tr>
-        <w:tblPrEx>
-          <w:tblCellMar>
-            <w:top w:w="0" w:type="dxa"/>
-            <w:bottom w:w="0" w:type="dxa"/>
-          </w:tblCellMar>
-        </w:tblPrEx>
         <w:tc>
           <w:tcPr>
             <w:tcW w:w="6500" w:type="dxa"/>
@@ -8577,12 +7708,6 @@
         </w:tc>
       </w:tr>
       <w:tr>
-        <w:tblPrEx>
-          <w:tblCellMar>
-            <w:top w:w="0" w:type="dxa"/>
-            <w:bottom w:w="0" w:type="dxa"/>
-          </w:tblCellMar>
-        </w:tblPrEx>
         <w:tc>
           <w:tcPr>
             <w:tcW w:w="6500" w:type="dxa"/>
@@ -8661,12 +7786,6 @@
         <w:gridCol w:w="1860"/>
       </w:tblGrid>
       <w:tr>
-        <w:tblPrEx>
-          <w:tblCellMar>
-            <w:top w:w="0" w:type="dxa"/>
-            <w:bottom w:w="0" w:type="dxa"/>
-          </w:tblCellMar>
-        </w:tblPrEx>
         <w:tc>
           <w:tcPr>
             <w:tcW w:w="1200" w:type="dxa"/>
@@ -8750,12 +7869,6 @@
         </w:tc>
       </w:tr>
       <w:tr>
-        <w:tblPrEx>
-          <w:tblCellMar>
-            <w:top w:w="0" w:type="dxa"/>
-            <w:bottom w:w="0" w:type="dxa"/>
-          </w:tblCellMar>
-        </w:tblPrEx>
         <w:tc>
           <w:tcPr>
             <w:tcW w:w="1200" w:type="dxa"/>
@@ -8820,12 +7933,6 @@
         </w:tc>
       </w:tr>
       <w:tr>
-        <w:tblPrEx>
-          <w:tblCellMar>
-            <w:top w:w="0" w:type="dxa"/>
-            <w:bottom w:w="0" w:type="dxa"/>
-          </w:tblCellMar>
-        </w:tblPrEx>
         <w:tc>
           <w:tcPr>
             <w:tcW w:w="1200" w:type="dxa"/>
@@ -8890,12 +7997,6 @@
         </w:tc>
       </w:tr>
       <w:tr>
-        <w:tblPrEx>
-          <w:tblCellMar>
-            <w:top w:w="0" w:type="dxa"/>
-            <w:bottom w:w="0" w:type="dxa"/>
-          </w:tblCellMar>
-        </w:tblPrEx>
         <w:tc>
           <w:tcPr>
             <w:tcW w:w="1200" w:type="dxa"/>
@@ -8960,12 +8061,6 @@
         </w:tc>
       </w:tr>
       <w:tr>
-        <w:tblPrEx>
-          <w:tblCellMar>
-            <w:top w:w="0" w:type="dxa"/>
-            <w:bottom w:w="0" w:type="dxa"/>
-          </w:tblCellMar>
-        </w:tblPrEx>
         <w:tc>
           <w:tcPr>
             <w:tcW w:w="1200" w:type="dxa"/>
@@ -9096,12 +8191,6 @@
         <w:gridCol w:w="2860"/>
       </w:tblGrid>
       <w:tr>
-        <w:tblPrEx>
-          <w:tblCellMar>
-            <w:top w:w="0" w:type="dxa"/>
-            <w:bottom w:w="0" w:type="dxa"/>
-          </w:tblCellMar>
-        </w:tblPrEx>
         <w:tc>
           <w:tcPr>
             <w:tcW w:w="6500" w:type="dxa"/>
@@ -9158,12 +8247,6 @@
         </w:tc>
       </w:tr>
       <w:tr>
-        <w:tblPrEx>
-          <w:tblCellMar>
-            <w:top w:w="0" w:type="dxa"/>
-            <w:bottom w:w="0" w:type="dxa"/>
-          </w:tblCellMar>
-        </w:tblPrEx>
         <w:tc>
           <w:tcPr>
             <w:tcW w:w="6500" w:type="dxa"/>
@@ -9206,12 +8289,6 @@
         </w:tc>
       </w:tr>
       <w:tr>
-        <w:tblPrEx>
-          <w:tblCellMar>
-            <w:top w:w="0" w:type="dxa"/>
-            <w:bottom w:w="0" w:type="dxa"/>
-          </w:tblCellMar>
-        </w:tblPrEx>
         <w:tc>
           <w:tcPr>
             <w:tcW w:w="6500" w:type="dxa"/>
@@ -9262,12 +8339,6 @@
         </w:tc>
       </w:tr>
       <w:tr>
-        <w:tblPrEx>
-          <w:tblCellMar>
-            <w:top w:w="0" w:type="dxa"/>
-            <w:bottom w:w="0" w:type="dxa"/>
-          </w:tblCellMar>
-        </w:tblPrEx>
         <w:tc>
           <w:tcPr>
             <w:tcW w:w="6500" w:type="dxa"/>
@@ -9310,12 +8381,6 @@
         </w:tc>
       </w:tr>
       <w:tr>
-        <w:tblPrEx>
-          <w:tblCellMar>
-            <w:top w:w="0" w:type="dxa"/>
-            <w:bottom w:w="0" w:type="dxa"/>
-          </w:tblCellMar>
-        </w:tblPrEx>
         <w:tc>
           <w:tcPr>
             <w:tcW w:w="6500" w:type="dxa"/>
@@ -9416,12 +8481,6 @@
         <w:gridCol w:w="2860"/>
       </w:tblGrid>
       <w:tr>
-        <w:tblPrEx>
-          <w:tblCellMar>
-            <w:top w:w="0" w:type="dxa"/>
-            <w:bottom w:w="0" w:type="dxa"/>
-          </w:tblCellMar>
-        </w:tblPrEx>
         <w:tc>
           <w:tcPr>
             <w:tcW w:w="6500" w:type="dxa"/>
@@ -9478,12 +8537,6 @@
         </w:tc>
       </w:tr>
       <w:tr>
-        <w:tblPrEx>
-          <w:tblCellMar>
-            <w:top w:w="0" w:type="dxa"/>
-            <w:bottom w:w="0" w:type="dxa"/>
-          </w:tblCellMar>
-        </w:tblPrEx>
         <w:tc>
           <w:tcPr>
             <w:tcW w:w="6500" w:type="dxa"/>
@@ -9526,12 +8579,6 @@
         </w:tc>
       </w:tr>
       <w:tr>
-        <w:tblPrEx>
-          <w:tblCellMar>
-            <w:top w:w="0" w:type="dxa"/>
-            <w:bottom w:w="0" w:type="dxa"/>
-          </w:tblCellMar>
-        </w:tblPrEx>
         <w:tc>
           <w:tcPr>
             <w:tcW w:w="6500" w:type="dxa"/>
@@ -9574,12 +8621,6 @@
         </w:tc>
       </w:tr>
       <w:tr>
-        <w:tblPrEx>
-          <w:tblCellMar>
-            <w:top w:w="0" w:type="dxa"/>
-            <w:bottom w:w="0" w:type="dxa"/>
-          </w:tblCellMar>
-        </w:tblPrEx>
         <w:tc>
           <w:tcPr>
             <w:tcW w:w="6500" w:type="dxa"/>
@@ -9622,12 +8663,6 @@
         </w:tc>
       </w:tr>
       <w:tr>
-        <w:tblPrEx>
-          <w:tblCellMar>
-            <w:top w:w="0" w:type="dxa"/>
-            <w:bottom w:w="0" w:type="dxa"/>
-          </w:tblCellMar>
-        </w:tblPrEx>
         <w:tc>
           <w:tcPr>
             <w:tcW w:w="6500" w:type="dxa"/>
@@ -9705,12 +8740,6 @@
         <w:gridCol w:w="2860"/>
       </w:tblGrid>
       <w:tr>
-        <w:tblPrEx>
-          <w:tblCellMar>
-            <w:top w:w="0" w:type="dxa"/>
-            <w:bottom w:w="0" w:type="dxa"/>
-          </w:tblCellMar>
-        </w:tblPrEx>
         <w:tc>
           <w:tcPr>
             <w:tcW w:w="6500" w:type="dxa"/>
@@ -9767,12 +8796,6 @@
         </w:tc>
       </w:tr>
       <w:tr>
-        <w:tblPrEx>
-          <w:tblCellMar>
-            <w:top w:w="0" w:type="dxa"/>
-            <w:bottom w:w="0" w:type="dxa"/>
-          </w:tblCellMar>
-        </w:tblPrEx>
         <w:tc>
           <w:tcPr>
             <w:tcW w:w="6500" w:type="dxa"/>
@@ -9815,12 +8838,6 @@
         </w:tc>
       </w:tr>
       <w:tr>
-        <w:tblPrEx>
-          <w:tblCellMar>
-            <w:top w:w="0" w:type="dxa"/>
-            <w:bottom w:w="0" w:type="dxa"/>
-          </w:tblCellMar>
-        </w:tblPrEx>
         <w:tc>
           <w:tcPr>
             <w:tcW w:w="6500" w:type="dxa"/>
@@ -9863,12 +8880,6 @@
         </w:tc>
       </w:tr>
       <w:tr>
-        <w:tblPrEx>
-          <w:tblCellMar>
-            <w:top w:w="0" w:type="dxa"/>
-            <w:bottom w:w="0" w:type="dxa"/>
-          </w:tblCellMar>
-        </w:tblPrEx>
         <w:tc>
           <w:tcPr>
             <w:tcW w:w="6500" w:type="dxa"/>
@@ -9895,8 +8906,13 @@
             </w:r>
             <w:proofErr w:type="spellEnd"/>
             <w:r>
-              <w:t>(CORBA) 표준 스펙을 구현한 객체 지향 미들웨어</w:t>
-            </w:r>
+              <w:t xml:space="preserve">(CORBA) 표준 스펙을 구현한 객체 지향 </w:t>
+            </w:r>
+            <w:proofErr w:type="spellStart"/>
+            <w:r>
+              <w:t>미들웨어</w:t>
+            </w:r>
+            <w:proofErr w:type="spellEnd"/>
           </w:p>
         </w:tc>
         <w:tc>
@@ -9919,12 +8935,6 @@
         </w:tc>
       </w:tr>
       <w:tr>
-        <w:tblPrEx>
-          <w:tblCellMar>
-            <w:top w:w="0" w:type="dxa"/>
-            <w:bottom w:w="0" w:type="dxa"/>
-          </w:tblCellMar>
-        </w:tblPrEx>
         <w:tc>
           <w:tcPr>
             <w:tcW w:w="6500" w:type="dxa"/>
@@ -10017,8 +9027,14 @@
           <w:iCs/>
           <w:color w:val="555555"/>
         </w:rPr>
-        <w:t xml:space="preserve"> </w:t>
-      </w:r>
+        <w:t xml:space="preserve"> ) : XML 기반의 메시지를 교환하는 프로토콜. WSDL과 UDDI를 사용하며 비교적 무겁다.</w:t>
+      </w:r>
+    </w:p>
+    <w:p>
+      <w:pPr>
+        <w:spacing w:before="80" w:after="80"/>
+        <w:ind w:left="400"/>
+      </w:pPr>
       <w:proofErr w:type="gramStart"/>
       <w:r>
         <w:rPr>
@@ -10026,7 +9042,7 @@
           <w:iCs/>
           <w:color w:val="555555"/>
         </w:rPr>
-        <w:t>) :</w:t>
+        <w:t>( ②</w:t>
       </w:r>
       <w:proofErr w:type="gramEnd"/>
       <w:r>
@@ -10035,49 +9051,7 @@
           <w:iCs/>
           <w:color w:val="555555"/>
         </w:rPr>
-        <w:t xml:space="preserve"> XML 기반의 메시지를 교환하는 프로토콜. WSDL과 UDDI를 사용하며 비교적 무겁다.</w:t>
-      </w:r>
-    </w:p>
-    <w:p>
-      <w:pPr>
-        <w:spacing w:before="80" w:after="80"/>
-        <w:ind w:left="400"/>
-      </w:pPr>
-      <w:proofErr w:type="gramStart"/>
-      <w:r>
-        <w:rPr>
-          <w:i/>
-          <w:iCs/>
-          <w:color w:val="555555"/>
-        </w:rPr>
-        <w:t>( ②</w:t>
-      </w:r>
-      <w:proofErr w:type="gramEnd"/>
-      <w:r>
-        <w:rPr>
-          <w:i/>
-          <w:iCs/>
-          <w:color w:val="555555"/>
-        </w:rPr>
-        <w:t xml:space="preserve"> </w:t>
-      </w:r>
-      <w:proofErr w:type="gramStart"/>
-      <w:r>
-        <w:rPr>
-          <w:i/>
-          <w:iCs/>
-          <w:color w:val="555555"/>
-        </w:rPr>
-        <w:t>) :</w:t>
-      </w:r>
-      <w:proofErr w:type="gramEnd"/>
-      <w:r>
-        <w:rPr>
-          <w:i/>
-          <w:iCs/>
-          <w:color w:val="555555"/>
-        </w:rPr>
-        <w:t xml:space="preserve"> HTTP 메서드(GET, POST, PUT, DELETE)를 활용. 자원을 URI로 표현하며 가볍다.</w:t>
+        <w:t xml:space="preserve"> ) : HTTP 메서드(GET, POST, PUT, DELETE)를 활용. 자원을 URI로 표현하며 가볍다.</w:t>
       </w:r>
     </w:p>
     <w:p>
@@ -10136,12 +9110,6 @@
         <w:gridCol w:w="2860"/>
       </w:tblGrid>
       <w:tr>
-        <w:tblPrEx>
-          <w:tblCellMar>
-            <w:top w:w="0" w:type="dxa"/>
-            <w:bottom w:w="0" w:type="dxa"/>
-          </w:tblCellMar>
-        </w:tblPrEx>
         <w:tc>
           <w:tcPr>
             <w:tcW w:w="6500" w:type="dxa"/>
@@ -10198,12 +9166,6 @@
         </w:tc>
       </w:tr>
       <w:tr>
-        <w:tblPrEx>
-          <w:tblCellMar>
-            <w:top w:w="0" w:type="dxa"/>
-            <w:bottom w:w="0" w:type="dxa"/>
-          </w:tblCellMar>
-        </w:tblPrEx>
         <w:tc>
           <w:tcPr>
             <w:tcW w:w="6500" w:type="dxa"/>
@@ -10246,12 +9208,6 @@
         </w:tc>
       </w:tr>
       <w:tr>
-        <w:tblPrEx>
-          <w:tblCellMar>
-            <w:top w:w="0" w:type="dxa"/>
-            <w:bottom w:w="0" w:type="dxa"/>
-          </w:tblCellMar>
-        </w:tblPrEx>
         <w:tc>
           <w:tcPr>
             <w:tcW w:w="6500" w:type="dxa"/>
@@ -10294,12 +9250,6 @@
         </w:tc>
       </w:tr>
       <w:tr>
-        <w:tblPrEx>
-          <w:tblCellMar>
-            <w:top w:w="0" w:type="dxa"/>
-            <w:bottom w:w="0" w:type="dxa"/>
-          </w:tblCellMar>
-        </w:tblPrEx>
         <w:tc>
           <w:tcPr>
             <w:tcW w:w="6500" w:type="dxa"/>
@@ -10360,7 +9310,23 @@
       </w:r>
       <w:proofErr w:type="spellEnd"/>
       <w:r>
-        <w:t xml:space="preserve">, 비대칭키, 해시(단방향)로 </w:t>
+        <w:t xml:space="preserve">, </w:t>
+      </w:r>
+      <w:proofErr w:type="spellStart"/>
+      <w:r>
+        <w:t>비대칭키</w:t>
+      </w:r>
+      <w:proofErr w:type="spellEnd"/>
+      <w:r>
+        <w:t>, 해시(</w:t>
+      </w:r>
+      <w:proofErr w:type="spellStart"/>
+      <w:r>
+        <w:t>단방향</w:t>
+      </w:r>
+      <w:proofErr w:type="spellEnd"/>
+      <w:r>
+        <w:t xml:space="preserve">)로 </w:t>
       </w:r>
       <w:proofErr w:type="spellStart"/>
       <w:r>
@@ -10493,12 +9459,6 @@
         <w:gridCol w:w="2860"/>
       </w:tblGrid>
       <w:tr>
-        <w:tblPrEx>
-          <w:tblCellMar>
-            <w:top w:w="0" w:type="dxa"/>
-            <w:bottom w:w="0" w:type="dxa"/>
-          </w:tblCellMar>
-        </w:tblPrEx>
         <w:tc>
           <w:tcPr>
             <w:tcW w:w="6500" w:type="dxa"/>
@@ -10555,12 +9515,6 @@
         </w:tc>
       </w:tr>
       <w:tr>
-        <w:tblPrEx>
-          <w:tblCellMar>
-            <w:top w:w="0" w:type="dxa"/>
-            <w:bottom w:w="0" w:type="dxa"/>
-          </w:tblCellMar>
-        </w:tblPrEx>
         <w:tc>
           <w:tcPr>
             <w:tcW w:w="6500" w:type="dxa"/>
@@ -10603,12 +9557,6 @@
         </w:tc>
       </w:tr>
       <w:tr>
-        <w:tblPrEx>
-          <w:tblCellMar>
-            <w:top w:w="0" w:type="dxa"/>
-            <w:bottom w:w="0" w:type="dxa"/>
-          </w:tblCellMar>
-        </w:tblPrEx>
         <w:tc>
           <w:tcPr>
             <w:tcW w:w="6500" w:type="dxa"/>
@@ -10651,12 +9599,6 @@
         </w:tc>
       </w:tr>
       <w:tr>
-        <w:tblPrEx>
-          <w:tblCellMar>
-            <w:top w:w="0" w:type="dxa"/>
-            <w:bottom w:w="0" w:type="dxa"/>
-          </w:tblCellMar>
-        </w:tblPrEx>
         <w:tc>
           <w:tcPr>
             <w:tcW w:w="6500" w:type="dxa"/>
@@ -10742,12 +9684,6 @@
         <w:gridCol w:w="2860"/>
       </w:tblGrid>
       <w:tr>
-        <w:tblPrEx>
-          <w:tblCellMar>
-            <w:top w:w="0" w:type="dxa"/>
-            <w:bottom w:w="0" w:type="dxa"/>
-          </w:tblCellMar>
-        </w:tblPrEx>
         <w:tc>
           <w:tcPr>
             <w:tcW w:w="6500" w:type="dxa"/>
@@ -10804,12 +9740,6 @@
         </w:tc>
       </w:tr>
       <w:tr>
-        <w:tblPrEx>
-          <w:tblCellMar>
-            <w:top w:w="0" w:type="dxa"/>
-            <w:bottom w:w="0" w:type="dxa"/>
-          </w:tblCellMar>
-        </w:tblPrEx>
         <w:tc>
           <w:tcPr>
             <w:tcW w:w="6500" w:type="dxa"/>
@@ -10860,12 +9790,6 @@
         </w:tc>
       </w:tr>
       <w:tr>
-        <w:tblPrEx>
-          <w:tblCellMar>
-            <w:top w:w="0" w:type="dxa"/>
-            <w:bottom w:w="0" w:type="dxa"/>
-          </w:tblCellMar>
-        </w:tblPrEx>
         <w:tc>
           <w:tcPr>
             <w:tcW w:w="6500" w:type="dxa"/>
@@ -10916,12 +9840,6 @@
         </w:tc>
       </w:tr>
       <w:tr>
-        <w:tblPrEx>
-          <w:tblCellMar>
-            <w:top w:w="0" w:type="dxa"/>
-            <w:bottom w:w="0" w:type="dxa"/>
-          </w:tblCellMar>
-        </w:tblPrEx>
         <w:tc>
           <w:tcPr>
             <w:tcW w:w="6500" w:type="dxa"/>
@@ -11014,12 +9932,6 @@
         <w:gridCol w:w="2860"/>
       </w:tblGrid>
       <w:tr>
-        <w:tblPrEx>
-          <w:tblCellMar>
-            <w:top w:w="0" w:type="dxa"/>
-            <w:bottom w:w="0" w:type="dxa"/>
-          </w:tblCellMar>
-        </w:tblPrEx>
         <w:tc>
           <w:tcPr>
             <w:tcW w:w="6500" w:type="dxa"/>
@@ -11076,12 +9988,6 @@
         </w:tc>
       </w:tr>
       <w:tr>
-        <w:tblPrEx>
-          <w:tblCellMar>
-            <w:top w:w="0" w:type="dxa"/>
-            <w:bottom w:w="0" w:type="dxa"/>
-          </w:tblCellMar>
-        </w:tblPrEx>
         <w:tc>
           <w:tcPr>
             <w:tcW w:w="6500" w:type="dxa"/>
@@ -11124,12 +10030,6 @@
         </w:tc>
       </w:tr>
       <w:tr>
-        <w:tblPrEx>
-          <w:tblCellMar>
-            <w:top w:w="0" w:type="dxa"/>
-            <w:bottom w:w="0" w:type="dxa"/>
-          </w:tblCellMar>
-        </w:tblPrEx>
         <w:tc>
           <w:tcPr>
             <w:tcW w:w="6500" w:type="dxa"/>
@@ -11172,12 +10072,6 @@
         </w:tc>
       </w:tr>
       <w:tr>
-        <w:tblPrEx>
-          <w:tblCellMar>
-            <w:top w:w="0" w:type="dxa"/>
-            <w:bottom w:w="0" w:type="dxa"/>
-          </w:tblCellMar>
-        </w:tblPrEx>
         <w:tc>
           <w:tcPr>
             <w:tcW w:w="6500" w:type="dxa"/>
@@ -11228,12 +10122,6 @@
         </w:tc>
       </w:tr>
       <w:tr>
-        <w:tblPrEx>
-          <w:tblCellMar>
-            <w:top w:w="0" w:type="dxa"/>
-            <w:bottom w:w="0" w:type="dxa"/>
-          </w:tblCellMar>
-        </w:tblPrEx>
         <w:tc>
           <w:tcPr>
             <w:tcW w:w="6500" w:type="dxa"/>
@@ -11374,12 +10262,6 @@
         <w:gridCol w:w="2860"/>
       </w:tblGrid>
       <w:tr>
-        <w:tblPrEx>
-          <w:tblCellMar>
-            <w:top w:w="0" w:type="dxa"/>
-            <w:bottom w:w="0" w:type="dxa"/>
-          </w:tblCellMar>
-        </w:tblPrEx>
         <w:tc>
           <w:tcPr>
             <w:tcW w:w="6500" w:type="dxa"/>
@@ -11436,12 +10318,6 @@
         </w:tc>
       </w:tr>
       <w:tr>
-        <w:tblPrEx>
-          <w:tblCellMar>
-            <w:top w:w="0" w:type="dxa"/>
-            <w:bottom w:w="0" w:type="dxa"/>
-          </w:tblCellMar>
-        </w:tblPrEx>
         <w:tc>
           <w:tcPr>
             <w:tcW w:w="6500" w:type="dxa"/>
@@ -11484,12 +10360,6 @@
         </w:tc>
       </w:tr>
       <w:tr>
-        <w:tblPrEx>
-          <w:tblCellMar>
-            <w:top w:w="0" w:type="dxa"/>
-            <w:bottom w:w="0" w:type="dxa"/>
-          </w:tblCellMar>
-        </w:tblPrEx>
         <w:tc>
           <w:tcPr>
             <w:tcW w:w="6500" w:type="dxa"/>
@@ -11532,12 +10402,6 @@
         </w:tc>
       </w:tr>
       <w:tr>
-        <w:tblPrEx>
-          <w:tblCellMar>
-            <w:top w:w="0" w:type="dxa"/>
-            <w:bottom w:w="0" w:type="dxa"/>
-          </w:tblCellMar>
-        </w:tblPrEx>
         <w:tc>
           <w:tcPr>
             <w:tcW w:w="6500" w:type="dxa"/>
@@ -11580,12 +10444,6 @@
         </w:tc>
       </w:tr>
       <w:tr>
-        <w:tblPrEx>
-          <w:tblCellMar>
-            <w:top w:w="0" w:type="dxa"/>
-            <w:bottom w:w="0" w:type="dxa"/>
-          </w:tblCellMar>
-        </w:tblPrEx>
         <w:tc>
           <w:tcPr>
             <w:tcW w:w="6500" w:type="dxa"/>
@@ -11663,12 +10521,6 @@
         <w:gridCol w:w="2860"/>
       </w:tblGrid>
       <w:tr>
-        <w:tblPrEx>
-          <w:tblCellMar>
-            <w:top w:w="0" w:type="dxa"/>
-            <w:bottom w:w="0" w:type="dxa"/>
-          </w:tblCellMar>
-        </w:tblPrEx>
         <w:tc>
           <w:tcPr>
             <w:tcW w:w="6500" w:type="dxa"/>
@@ -11725,12 +10577,6 @@
         </w:tc>
       </w:tr>
       <w:tr>
-        <w:tblPrEx>
-          <w:tblCellMar>
-            <w:top w:w="0" w:type="dxa"/>
-            <w:bottom w:w="0" w:type="dxa"/>
-          </w:tblCellMar>
-        </w:tblPrEx>
         <w:tc>
           <w:tcPr>
             <w:tcW w:w="6500" w:type="dxa"/>
@@ -11773,12 +10619,6 @@
         </w:tc>
       </w:tr>
       <w:tr>
-        <w:tblPrEx>
-          <w:tblCellMar>
-            <w:top w:w="0" w:type="dxa"/>
-            <w:bottom w:w="0" w:type="dxa"/>
-          </w:tblCellMar>
-        </w:tblPrEx>
         <w:tc>
           <w:tcPr>
             <w:tcW w:w="6500" w:type="dxa"/>
@@ -11821,12 +10661,6 @@
         </w:tc>
       </w:tr>
       <w:tr>
-        <w:tblPrEx>
-          <w:tblCellMar>
-            <w:top w:w="0" w:type="dxa"/>
-            <w:bottom w:w="0" w:type="dxa"/>
-          </w:tblCellMar>
-        </w:tblPrEx>
         <w:tc>
           <w:tcPr>
             <w:tcW w:w="6500" w:type="dxa"/>
@@ -11869,12 +10703,6 @@
         </w:tc>
       </w:tr>
       <w:tr>
-        <w:tblPrEx>
-          <w:tblCellMar>
-            <w:top w:w="0" w:type="dxa"/>
-            <w:bottom w:w="0" w:type="dxa"/>
-          </w:tblCellMar>
-        </w:tblPrEx>
         <w:tc>
           <w:tcPr>
             <w:tcW w:w="6500" w:type="dxa"/>
@@ -12001,15 +10829,7 @@
         <w:spacing w:before="200" w:after="100"/>
       </w:pPr>
       <w:r>
-        <w:t xml:space="preserve">Q4. 다음 설명에 해당하는 산출물의 명칭을 </w:t>
-      </w:r>
-      <w:proofErr w:type="spellStart"/>
-      <w:r>
-        <w:t>작성하시오</w:t>
-      </w:r>
-      <w:proofErr w:type="spellEnd"/>
-      <w:r>
-        <w:t>.</w:t>
+        <w:t>Q4. 다음 설명에 해당하는 산출물의 명칭을 작성하시오.</w:t>
       </w:r>
     </w:p>
     <w:tbl>
@@ -12034,12 +10854,6 @@
         <w:gridCol w:w="2860"/>
       </w:tblGrid>
       <w:tr>
-        <w:tblPrEx>
-          <w:tblCellMar>
-            <w:top w:w="0" w:type="dxa"/>
-            <w:bottom w:w="0" w:type="dxa"/>
-          </w:tblCellMar>
-        </w:tblPrEx>
         <w:tc>
           <w:tcPr>
             <w:tcW w:w="6500" w:type="dxa"/>
@@ -12096,12 +10910,6 @@
         </w:tc>
       </w:tr>
       <w:tr>
-        <w:tblPrEx>
-          <w:tblCellMar>
-            <w:top w:w="0" w:type="dxa"/>
-            <w:bottom w:w="0" w:type="dxa"/>
-          </w:tblCellMar>
-        </w:tblPrEx>
         <w:tc>
           <w:tcPr>
             <w:tcW w:w="6500" w:type="dxa"/>
@@ -12144,12 +10952,6 @@
         </w:tc>
       </w:tr>
       <w:tr>
-        <w:tblPrEx>
-          <w:tblCellMar>
-            <w:top w:w="0" w:type="dxa"/>
-            <w:bottom w:w="0" w:type="dxa"/>
-          </w:tblCellMar>
-        </w:tblPrEx>
         <w:tc>
           <w:tcPr>
             <w:tcW w:w="6500" w:type="dxa"/>
@@ -12192,12 +10994,6 @@
         </w:tc>
       </w:tr>
       <w:tr>
-        <w:tblPrEx>
-          <w:tblCellMar>
-            <w:top w:w="0" w:type="dxa"/>
-            <w:bottom w:w="0" w:type="dxa"/>
-          </w:tblCellMar>
-        </w:tblPrEx>
         <w:tc>
           <w:tcPr>
             <w:tcW w:w="6500" w:type="dxa"/>
@@ -12240,12 +11036,6 @@
         </w:tc>
       </w:tr>
       <w:tr>
-        <w:tblPrEx>
-          <w:tblCellMar>
-            <w:top w:w="0" w:type="dxa"/>
-            <w:bottom w:w="0" w:type="dxa"/>
-          </w:tblCellMar>
-        </w:tblPrEx>
         <w:tc>
           <w:tcPr>
             <w:tcW w:w="6500" w:type="dxa"/>
@@ -12338,12 +11128,6 @@
         <w:gridCol w:w="2860"/>
       </w:tblGrid>
       <w:tr>
-        <w:tblPrEx>
-          <w:tblCellMar>
-            <w:top w:w="0" w:type="dxa"/>
-            <w:bottom w:w="0" w:type="dxa"/>
-          </w:tblCellMar>
-        </w:tblPrEx>
         <w:tc>
           <w:tcPr>
             <w:tcW w:w="6500" w:type="dxa"/>
@@ -12400,12 +11184,6 @@
         </w:tc>
       </w:tr>
       <w:tr>
-        <w:tblPrEx>
-          <w:tblCellMar>
-            <w:top w:w="0" w:type="dxa"/>
-            <w:bottom w:w="0" w:type="dxa"/>
-          </w:tblCellMar>
-        </w:tblPrEx>
         <w:tc>
           <w:tcPr>
             <w:tcW w:w="6500" w:type="dxa"/>
@@ -12448,12 +11226,6 @@
         </w:tc>
       </w:tr>
       <w:tr>
-        <w:tblPrEx>
-          <w:tblCellMar>
-            <w:top w:w="0" w:type="dxa"/>
-            <w:bottom w:w="0" w:type="dxa"/>
-          </w:tblCellMar>
-        </w:tblPrEx>
         <w:tc>
           <w:tcPr>
             <w:tcW w:w="6500" w:type="dxa"/>
@@ -12496,12 +11268,6 @@
         </w:tc>
       </w:tr>
       <w:tr>
-        <w:tblPrEx>
-          <w:tblCellMar>
-            <w:top w:w="0" w:type="dxa"/>
-            <w:bottom w:w="0" w:type="dxa"/>
-          </w:tblCellMar>
-        </w:tblPrEx>
         <w:tc>
           <w:tcPr>
             <w:tcW w:w="6500" w:type="dxa"/>
@@ -12579,12 +11345,6 @@
         <w:gridCol w:w="2860"/>
       </w:tblGrid>
       <w:tr>
-        <w:tblPrEx>
-          <w:tblCellMar>
-            <w:top w:w="0" w:type="dxa"/>
-            <w:bottom w:w="0" w:type="dxa"/>
-          </w:tblCellMar>
-        </w:tblPrEx>
         <w:tc>
           <w:tcPr>
             <w:tcW w:w="6500" w:type="dxa"/>
@@ -12641,12 +11401,6 @@
         </w:tc>
       </w:tr>
       <w:tr>
-        <w:tblPrEx>
-          <w:tblCellMar>
-            <w:top w:w="0" w:type="dxa"/>
-            <w:bottom w:w="0" w:type="dxa"/>
-          </w:tblCellMar>
-        </w:tblPrEx>
         <w:tc>
           <w:tcPr>
             <w:tcW w:w="6500" w:type="dxa"/>
@@ -12689,12 +11443,6 @@
         </w:tc>
       </w:tr>
       <w:tr>
-        <w:tblPrEx>
-          <w:tblCellMar>
-            <w:top w:w="0" w:type="dxa"/>
-            <w:bottom w:w="0" w:type="dxa"/>
-          </w:tblCellMar>
-        </w:tblPrEx>
         <w:tc>
           <w:tcPr>
             <w:tcW w:w="6500" w:type="dxa"/>
@@ -12745,12 +11493,6 @@
         </w:tc>
       </w:tr>
       <w:tr>
-        <w:tblPrEx>
-          <w:tblCellMar>
-            <w:top w:w="0" w:type="dxa"/>
-            <w:bottom w:w="0" w:type="dxa"/>
-          </w:tblCellMar>
-        </w:tblPrEx>
         <w:tc>
           <w:tcPr>
             <w:tcW w:w="6500" w:type="dxa"/>
@@ -12859,12 +11601,6 @@
         <w:gridCol w:w="2860"/>
       </w:tblGrid>
       <w:tr>
-        <w:tblPrEx>
-          <w:tblCellMar>
-            <w:top w:w="0" w:type="dxa"/>
-            <w:bottom w:w="0" w:type="dxa"/>
-          </w:tblCellMar>
-        </w:tblPrEx>
         <w:tc>
           <w:tcPr>
             <w:tcW w:w="6500" w:type="dxa"/>
@@ -12921,12 +11657,6 @@
         </w:tc>
       </w:tr>
       <w:tr>
-        <w:tblPrEx>
-          <w:tblCellMar>
-            <w:top w:w="0" w:type="dxa"/>
-            <w:bottom w:w="0" w:type="dxa"/>
-          </w:tblCellMar>
-        </w:tblPrEx>
         <w:tc>
           <w:tcPr>
             <w:tcW w:w="6500" w:type="dxa"/>
@@ -12969,12 +11699,6 @@
         </w:tc>
       </w:tr>
       <w:tr>
-        <w:tblPrEx>
-          <w:tblCellMar>
-            <w:top w:w="0" w:type="dxa"/>
-            <w:bottom w:w="0" w:type="dxa"/>
-          </w:tblCellMar>
-        </w:tblPrEx>
         <w:tc>
           <w:tcPr>
             <w:tcW w:w="6500" w:type="dxa"/>
@@ -13017,12 +11741,6 @@
         </w:tc>
       </w:tr>
       <w:tr>
-        <w:tblPrEx>
-          <w:tblCellMar>
-            <w:top w:w="0" w:type="dxa"/>
-            <w:bottom w:w="0" w:type="dxa"/>
-          </w:tblCellMar>
-        </w:tblPrEx>
         <w:tc>
           <w:tcPr>
             <w:tcW w:w="6500" w:type="dxa"/>
@@ -13106,15 +11824,7 @@
       </w:r>
       <w:proofErr w:type="spellEnd"/>
       <w:r>
-        <w:t xml:space="preserve">, </w:t>
-      </w:r>
-      <w:proofErr w:type="gramStart"/>
-      <w:r>
-        <w:t>( ②</w:t>
-      </w:r>
-      <w:proofErr w:type="gramEnd"/>
-      <w:r>
-        <w:t xml:space="preserve"> )이(가) 있다.</w:t>
+        <w:t>, ( ② )이(가) 있다.</w:t>
       </w:r>
     </w:p>
     <w:p>
@@ -13172,12 +11882,6 @@
         <w:gridCol w:w="2860"/>
       </w:tblGrid>
       <w:tr>
-        <w:tblPrEx>
-          <w:tblCellMar>
-            <w:top w:w="0" w:type="dxa"/>
-            <w:bottom w:w="0" w:type="dxa"/>
-          </w:tblCellMar>
-        </w:tblPrEx>
         <w:tc>
           <w:tcPr>
             <w:tcW w:w="6500" w:type="dxa"/>
@@ -13234,12 +11938,6 @@
         </w:tc>
       </w:tr>
       <w:tr>
-        <w:tblPrEx>
-          <w:tblCellMar>
-            <w:top w:w="0" w:type="dxa"/>
-            <w:bottom w:w="0" w:type="dxa"/>
-          </w:tblCellMar>
-        </w:tblPrEx>
         <w:tc>
           <w:tcPr>
             <w:tcW w:w="6500" w:type="dxa"/>
@@ -13282,12 +11980,6 @@
         </w:tc>
       </w:tr>
       <w:tr>
-        <w:tblPrEx>
-          <w:tblCellMar>
-            <w:top w:w="0" w:type="dxa"/>
-            <w:bottom w:w="0" w:type="dxa"/>
-          </w:tblCellMar>
-        </w:tblPrEx>
         <w:tc>
           <w:tcPr>
             <w:tcW w:w="6500" w:type="dxa"/>
@@ -13330,12 +12022,6 @@
         </w:tc>
       </w:tr>
       <w:tr>
-        <w:tblPrEx>
-          <w:tblCellMar>
-            <w:top w:w="0" w:type="dxa"/>
-            <w:bottom w:w="0" w:type="dxa"/>
-          </w:tblCellMar>
-        </w:tblPrEx>
         <w:tc>
           <w:tcPr>
             <w:tcW w:w="6500" w:type="dxa"/>
@@ -13497,12 +12183,6 @@
         <w:gridCol w:w="2860"/>
       </w:tblGrid>
       <w:tr>
-        <w:tblPrEx>
-          <w:tblCellMar>
-            <w:top w:w="0" w:type="dxa"/>
-            <w:bottom w:w="0" w:type="dxa"/>
-          </w:tblCellMar>
-        </w:tblPrEx>
         <w:tc>
           <w:tcPr>
             <w:tcW w:w="6500" w:type="dxa"/>
@@ -13559,12 +12239,6 @@
         </w:tc>
       </w:tr>
       <w:tr>
-        <w:tblPrEx>
-          <w:tblCellMar>
-            <w:top w:w="0" w:type="dxa"/>
-            <w:bottom w:w="0" w:type="dxa"/>
-          </w:tblCellMar>
-        </w:tblPrEx>
         <w:tc>
           <w:tcPr>
             <w:tcW w:w="6500" w:type="dxa"/>
@@ -13583,15 +12257,7 @@
           </w:tcPr>
           <w:p>
             <w:r>
-              <w:t xml:space="preserve">(1) 개발자 환경에서 사용자가 개발자 </w:t>
-            </w:r>
-            <w:proofErr w:type="spellStart"/>
-            <w:r>
-              <w:t>통제하에</w:t>
-            </w:r>
-            <w:proofErr w:type="spellEnd"/>
-            <w:r>
-              <w:t xml:space="preserve"> 수행하는 테스트</w:t>
+              <w:t>(1) 개발자 환경에서 사용자가 개발자 통제하에 수행하는 테스트</w:t>
             </w:r>
           </w:p>
         </w:tc>
@@ -13615,12 +12281,6 @@
         </w:tc>
       </w:tr>
       <w:tr>
-        <w:tblPrEx>
-          <w:tblCellMar>
-            <w:top w:w="0" w:type="dxa"/>
-            <w:bottom w:w="0" w:type="dxa"/>
-          </w:tblCellMar>
-        </w:tblPrEx>
         <w:tc>
           <w:tcPr>
             <w:tcW w:w="6500" w:type="dxa"/>
@@ -13705,75 +12365,39 @@
           <w:iCs/>
           <w:color w:val="555555"/>
         </w:rPr>
-        <w:t xml:space="preserve"> )이라 하며, 아직 개발되지 않은 하위 모듈을 대체하기 위해 사용하는 가짜 객체를 </w:t>
-      </w:r>
-      <w:proofErr w:type="gramStart"/>
+        <w:t xml:space="preserve"> )이라 하며, 아직 개발되지 않은 하위 모듈을 대체하기 위해 사용하는 가짜 객체를 ( ② )라 한다.</w:t>
+      </w:r>
+    </w:p>
+    <w:p>
+      <w:pPr>
+        <w:spacing w:before="80" w:after="80"/>
+        <w:ind w:left="400"/>
+      </w:pPr>
       <w:r>
         <w:rPr>
           <w:i/>
           <w:iCs/>
           <w:color w:val="555555"/>
         </w:rPr>
-        <w:t>( ②</w:t>
-      </w:r>
-      <w:proofErr w:type="gramEnd"/>
+        <w:t xml:space="preserve">2. 하위 모듈에서 상위 모듈 방향으로 통합하는 방식을 </w:t>
+      </w:r>
+      <w:proofErr w:type="gramStart"/>
       <w:r>
         <w:rPr>
           <w:i/>
           <w:iCs/>
           <w:color w:val="555555"/>
         </w:rPr>
-        <w:t xml:space="preserve"> )라 한다.</w:t>
-      </w:r>
-    </w:p>
-    <w:p>
-      <w:pPr>
-        <w:spacing w:before="80" w:after="80"/>
-        <w:ind w:left="400"/>
-      </w:pPr>
+        <w:t>( ③</w:t>
+      </w:r>
+      <w:proofErr w:type="gramEnd"/>
       <w:r>
         <w:rPr>
           <w:i/>
           <w:iCs/>
           <w:color w:val="555555"/>
         </w:rPr>
-        <w:t xml:space="preserve">2. 하위 모듈에서 상위 모듈 방향으로 통합하는 방식을 </w:t>
-      </w:r>
-      <w:proofErr w:type="gramStart"/>
-      <w:r>
-        <w:rPr>
-          <w:i/>
-          <w:iCs/>
-          <w:color w:val="555555"/>
-        </w:rPr>
-        <w:t>( ③</w:t>
-      </w:r>
-      <w:proofErr w:type="gramEnd"/>
-      <w:r>
-        <w:rPr>
-          <w:i/>
-          <w:iCs/>
-          <w:color w:val="555555"/>
-        </w:rPr>
-        <w:t xml:space="preserve"> )이라 하며, 제어를 위해 작성하는 가짜 프로그램을 </w:t>
-      </w:r>
-      <w:proofErr w:type="gramStart"/>
-      <w:r>
-        <w:rPr>
-          <w:i/>
-          <w:iCs/>
-          <w:color w:val="555555"/>
-        </w:rPr>
-        <w:t>( ④</w:t>
-      </w:r>
-      <w:proofErr w:type="gramEnd"/>
-      <w:r>
-        <w:rPr>
-          <w:i/>
-          <w:iCs/>
-          <w:color w:val="555555"/>
-        </w:rPr>
-        <w:t xml:space="preserve"> )라 한다.</w:t>
+        <w:t xml:space="preserve"> )이라 하며, 제어를 위해 작성하는 가짜 프로그램을 ( ④ )라 한다.</w:t>
       </w:r>
     </w:p>
     <w:p>
@@ -13859,12 +12483,6 @@
         <w:gridCol w:w="2860"/>
       </w:tblGrid>
       <w:tr>
-        <w:tblPrEx>
-          <w:tblCellMar>
-            <w:top w:w="0" w:type="dxa"/>
-            <w:bottom w:w="0" w:type="dxa"/>
-          </w:tblCellMar>
-        </w:tblPrEx>
         <w:tc>
           <w:tcPr>
             <w:tcW w:w="6500" w:type="dxa"/>
@@ -13921,12 +12539,6 @@
         </w:tc>
       </w:tr>
       <w:tr>
-        <w:tblPrEx>
-          <w:tblCellMar>
-            <w:top w:w="0" w:type="dxa"/>
-            <w:bottom w:w="0" w:type="dxa"/>
-          </w:tblCellMar>
-        </w:tblPrEx>
         <w:tc>
           <w:tcPr>
             <w:tcW w:w="6500" w:type="dxa"/>
@@ -13977,12 +12589,6 @@
         </w:tc>
       </w:tr>
       <w:tr>
-        <w:tblPrEx>
-          <w:tblCellMar>
-            <w:top w:w="0" w:type="dxa"/>
-            <w:bottom w:w="0" w:type="dxa"/>
-          </w:tblCellMar>
-        </w:tblPrEx>
         <w:tc>
           <w:tcPr>
             <w:tcW w:w="6500" w:type="dxa"/>
@@ -14083,43 +12689,7 @@
           <w:iCs/>
           <w:color w:val="555555"/>
         </w:rPr>
-        <w:t xml:space="preserve"> )가 발생하고, 이것이 소프트웨어 산출물에 포함되면 </w:t>
-      </w:r>
-      <w:proofErr w:type="gramStart"/>
-      <w:r>
-        <w:rPr>
-          <w:i/>
-          <w:iCs/>
-          <w:color w:val="555555"/>
-        </w:rPr>
-        <w:t>( ②</w:t>
-      </w:r>
-      <w:proofErr w:type="gramEnd"/>
-      <w:r>
-        <w:rPr>
-          <w:i/>
-          <w:iCs/>
-          <w:color w:val="555555"/>
-        </w:rPr>
-        <w:t xml:space="preserve"> )이 되며, 프로그램 실행 중 겉으로 표출되어 기대와 다르게 동작하면 </w:t>
-      </w:r>
-      <w:proofErr w:type="gramStart"/>
-      <w:r>
-        <w:rPr>
-          <w:i/>
-          <w:iCs/>
-          <w:color w:val="555555"/>
-        </w:rPr>
-        <w:t>( ③</w:t>
-      </w:r>
-      <w:proofErr w:type="gramEnd"/>
-      <w:r>
-        <w:rPr>
-          <w:i/>
-          <w:iCs/>
-          <w:color w:val="555555"/>
-        </w:rPr>
-        <w:t xml:space="preserve"> )이라 부른다.</w:t>
+        <w:t xml:space="preserve"> )가 발생하고, 이것이 소프트웨어 산출물에 포함되면 ( ② )이 되며, 프로그램 실행 중 겉으로 표출되어 기대와 다르게 동작하면 ( ③ )이라 부른다.</w:t>
       </w:r>
     </w:p>
     <w:p>
@@ -14157,8 +12727,1369 @@
     <w:p>
       <w:pPr>
         <w:spacing w:before="280" w:after="160"/>
-      </w:pPr>
-      <w:r>
+        <w:rPr>
+          <w:bCs/>
+          <w:color w:val="000000" w:themeColor="text1"/>
+          <w:sz w:val="24"/>
+          <w:szCs w:val="24"/>
+          <w14:shadow w14:blurRad="38100" w14:dist="19050" w14:dir="2700000" w14:sx="100000" w14:sy="100000" w14:kx="0" w14:ky="0" w14:algn="tl">
+            <w14:schemeClr w14:val="dk1">
+              <w14:alpha w14:val="60000"/>
+            </w14:schemeClr>
+          </w14:shadow>
+          <w14:textOutline w14:w="0" w14:cap="flat" w14:cmpd="sng" w14:algn="ctr">
+            <w14:noFill/>
+            <w14:prstDash w14:val="solid"/>
+            <w14:round/>
+          </w14:textOutline>
+        </w:rPr>
+      </w:pPr>
+      <w:r>
+        <w:rPr>
+          <w:bCs/>
+          <w:color w:val="000000" w:themeColor="text1"/>
+          <w:sz w:val="24"/>
+          <w:szCs w:val="24"/>
+          <w14:shadow w14:blurRad="38100" w14:dist="19050" w14:dir="2700000" w14:sx="100000" w14:sy="100000" w14:kx="0" w14:ky="0" w14:algn="tl">
+            <w14:schemeClr w14:val="dk1">
+              <w14:alpha w14:val="60000"/>
+            </w14:schemeClr>
+          </w14:shadow>
+          <w14:textOutline w14:w="0" w14:cap="flat" w14:cmpd="sng" w14:algn="ctr">
+            <w14:noFill/>
+            <w14:prstDash w14:val="solid"/>
+            <w14:round/>
+          </w14:textOutline>
+        </w:rPr>
+        <w:t xml:space="preserve">CREATE TABLE </w:t>
+      </w:r>
+      <w:proofErr w:type="spellStart"/>
+      <w:r>
+        <w:rPr>
+          <w:bCs/>
+          <w:color w:val="000000" w:themeColor="text1"/>
+          <w:sz w:val="24"/>
+          <w:szCs w:val="24"/>
+          <w14:shadow w14:blurRad="38100" w14:dist="19050" w14:dir="2700000" w14:sx="100000" w14:sy="100000" w14:kx="0" w14:ky="0" w14:algn="tl">
+            <w14:schemeClr w14:val="dk1">
+              <w14:alpha w14:val="60000"/>
+            </w14:schemeClr>
+          </w14:shadow>
+          <w14:textOutline w14:w="0" w14:cap="flat" w14:cmpd="sng" w14:algn="ctr">
+            <w14:noFill/>
+            <w14:prstDash w14:val="solid"/>
+            <w14:round/>
+          </w14:textOutline>
+        </w:rPr>
+        <w:t>테이블명</w:t>
+      </w:r>
+      <w:proofErr w:type="spellEnd"/>
+      <w:r>
+        <w:rPr>
+          <w:bCs/>
+          <w:color w:val="000000" w:themeColor="text1"/>
+          <w:sz w:val="24"/>
+          <w:szCs w:val="24"/>
+          <w14:shadow w14:blurRad="38100" w14:dist="19050" w14:dir="2700000" w14:sx="100000" w14:sy="100000" w14:kx="0" w14:ky="0" w14:algn="tl">
+            <w14:schemeClr w14:val="dk1">
+              <w14:alpha w14:val="60000"/>
+            </w14:schemeClr>
+          </w14:shadow>
+          <w14:textOutline w14:w="0" w14:cap="flat" w14:cmpd="sng" w14:algn="ctr">
+            <w14:noFill/>
+            <w14:prstDash w14:val="solid"/>
+            <w14:round/>
+          </w14:textOutline>
+        </w:rPr>
+        <w:t xml:space="preserve"> (</w:t>
+      </w:r>
+      <w:proofErr w:type="spellStart"/>
+      <w:r>
+        <w:rPr>
+          <w:bCs/>
+          <w:color w:val="000000" w:themeColor="text1"/>
+          <w:sz w:val="24"/>
+          <w:szCs w:val="24"/>
+          <w14:shadow w14:blurRad="38100" w14:dist="19050" w14:dir="2700000" w14:sx="100000" w14:sy="100000" w14:kx="0" w14:ky="0" w14:algn="tl">
+            <w14:schemeClr w14:val="dk1">
+              <w14:alpha w14:val="60000"/>
+            </w14:schemeClr>
+          </w14:shadow>
+          <w14:textOutline w14:w="0" w14:cap="flat" w14:cmpd="sng" w14:algn="ctr">
+            <w14:noFill/>
+            <w14:prstDash w14:val="solid"/>
+            <w14:round/>
+          </w14:textOutline>
+        </w:rPr>
+        <w:t>컬럼명</w:t>
+      </w:r>
+      <w:proofErr w:type="spellEnd"/>
+      <w:r>
+        <w:rPr>
+          <w:bCs/>
+          <w:color w:val="000000" w:themeColor="text1"/>
+          <w:sz w:val="24"/>
+          <w:szCs w:val="24"/>
+          <w14:shadow w14:blurRad="38100" w14:dist="19050" w14:dir="2700000" w14:sx="100000" w14:sy="100000" w14:kx="0" w14:ky="0" w14:algn="tl">
+            <w14:schemeClr w14:val="dk1">
+              <w14:alpha w14:val="60000"/>
+            </w14:schemeClr>
+          </w14:shadow>
+          <w14:textOutline w14:w="0" w14:cap="flat" w14:cmpd="sng" w14:algn="ctr">
+            <w14:noFill/>
+            <w14:prstDash w14:val="solid"/>
+            <w14:round/>
+          </w14:textOutline>
+        </w:rPr>
+        <w:t xml:space="preserve"> 타입, </w:t>
+      </w:r>
+      <w:proofErr w:type="spellStart"/>
+      <w:r>
+        <w:rPr>
+          <w:bCs/>
+          <w:color w:val="000000" w:themeColor="text1"/>
+          <w:sz w:val="24"/>
+          <w:szCs w:val="24"/>
+          <w14:shadow w14:blurRad="38100" w14:dist="19050" w14:dir="2700000" w14:sx="100000" w14:sy="100000" w14:kx="0" w14:ky="0" w14:algn="tl">
+            <w14:schemeClr w14:val="dk1">
+              <w14:alpha w14:val="60000"/>
+            </w14:schemeClr>
+          </w14:shadow>
+          <w14:textOutline w14:w="0" w14:cap="flat" w14:cmpd="sng" w14:algn="ctr">
+            <w14:noFill/>
+            <w14:prstDash w14:val="solid"/>
+            <w14:round/>
+          </w14:textOutline>
+        </w:rPr>
+        <w:t>컬럼명</w:t>
+      </w:r>
+      <w:proofErr w:type="spellEnd"/>
+      <w:r>
+        <w:rPr>
+          <w:bCs/>
+          <w:color w:val="000000" w:themeColor="text1"/>
+          <w:sz w:val="24"/>
+          <w:szCs w:val="24"/>
+          <w14:shadow w14:blurRad="38100" w14:dist="19050" w14:dir="2700000" w14:sx="100000" w14:sy="100000" w14:kx="0" w14:ky="0" w14:algn="tl">
+            <w14:schemeClr w14:val="dk1">
+              <w14:alpha w14:val="60000"/>
+            </w14:schemeClr>
+          </w14:shadow>
+          <w14:textOutline w14:w="0" w14:cap="flat" w14:cmpd="sng" w14:algn="ctr">
+            <w14:noFill/>
+            <w14:prstDash w14:val="solid"/>
+            <w14:round/>
+          </w14:textOutline>
+        </w:rPr>
+        <w:t xml:space="preserve"> 타입);</w:t>
+      </w:r>
+    </w:p>
+    <w:p>
+      <w:pPr>
+        <w:spacing w:before="280" w:after="160"/>
+        <w:rPr>
+          <w:bCs/>
+          <w:color w:val="000000" w:themeColor="text1"/>
+          <w:sz w:val="24"/>
+          <w:szCs w:val="24"/>
+          <w14:shadow w14:blurRad="38100" w14:dist="19050" w14:dir="2700000" w14:sx="100000" w14:sy="100000" w14:kx="0" w14:ky="0" w14:algn="tl">
+            <w14:schemeClr w14:val="dk1">
+              <w14:alpha w14:val="60000"/>
+            </w14:schemeClr>
+          </w14:shadow>
+          <w14:textOutline w14:w="0" w14:cap="flat" w14:cmpd="sng" w14:algn="ctr">
+            <w14:noFill/>
+            <w14:prstDash w14:val="solid"/>
+            <w14:round/>
+          </w14:textOutline>
+        </w:rPr>
+      </w:pPr>
+      <w:r>
+        <w:rPr>
+          <w:bCs/>
+          <w:color w:val="000000" w:themeColor="text1"/>
+          <w:sz w:val="24"/>
+          <w:szCs w:val="24"/>
+          <w14:shadow w14:blurRad="38100" w14:dist="19050" w14:dir="2700000" w14:sx="100000" w14:sy="100000" w14:kx="0" w14:ky="0" w14:algn="tl">
+            <w14:schemeClr w14:val="dk1">
+              <w14:alpha w14:val="60000"/>
+            </w14:schemeClr>
+          </w14:shadow>
+          <w14:textOutline w14:w="0" w14:cap="flat" w14:cmpd="sng" w14:algn="ctr">
+            <w14:noFill/>
+            <w14:prstDash w14:val="solid"/>
+            <w14:round/>
+          </w14:textOutline>
+        </w:rPr>
+        <w:t xml:space="preserve">ALTER TABLE </w:t>
+      </w:r>
+      <w:proofErr w:type="spellStart"/>
+      <w:r>
+        <w:rPr>
+          <w:bCs/>
+          <w:color w:val="000000" w:themeColor="text1"/>
+          <w:sz w:val="24"/>
+          <w:szCs w:val="24"/>
+          <w14:shadow w14:blurRad="38100" w14:dist="19050" w14:dir="2700000" w14:sx="100000" w14:sy="100000" w14:kx="0" w14:ky="0" w14:algn="tl">
+            <w14:schemeClr w14:val="dk1">
+              <w14:alpha w14:val="60000"/>
+            </w14:schemeClr>
+          </w14:shadow>
+          <w14:textOutline w14:w="0" w14:cap="flat" w14:cmpd="sng" w14:algn="ctr">
+            <w14:noFill/>
+            <w14:prstDash w14:val="solid"/>
+            <w14:round/>
+          </w14:textOutline>
+        </w:rPr>
+        <w:t>테이블명</w:t>
+      </w:r>
+      <w:proofErr w:type="spellEnd"/>
+      <w:r>
+        <w:rPr>
+          <w:bCs/>
+          <w:color w:val="000000" w:themeColor="text1"/>
+          <w:sz w:val="24"/>
+          <w:szCs w:val="24"/>
+          <w14:shadow w14:blurRad="38100" w14:dist="19050" w14:dir="2700000" w14:sx="100000" w14:sy="100000" w14:kx="0" w14:ky="0" w14:algn="tl">
+            <w14:schemeClr w14:val="dk1">
+              <w14:alpha w14:val="60000"/>
+            </w14:schemeClr>
+          </w14:shadow>
+          <w14:textOutline w14:w="0" w14:cap="flat" w14:cmpd="sng" w14:algn="ctr">
+            <w14:noFill/>
+            <w14:prstDash w14:val="solid"/>
+            <w14:round/>
+          </w14:textOutline>
+        </w:rPr>
+        <w:t xml:space="preserve"> ADD </w:t>
+      </w:r>
+      <w:proofErr w:type="spellStart"/>
+      <w:r>
+        <w:rPr>
+          <w:bCs/>
+          <w:color w:val="000000" w:themeColor="text1"/>
+          <w:sz w:val="24"/>
+          <w:szCs w:val="24"/>
+          <w14:shadow w14:blurRad="38100" w14:dist="19050" w14:dir="2700000" w14:sx="100000" w14:sy="100000" w14:kx="0" w14:ky="0" w14:algn="tl">
+            <w14:schemeClr w14:val="dk1">
+              <w14:alpha w14:val="60000"/>
+            </w14:schemeClr>
+          </w14:shadow>
+          <w14:textOutline w14:w="0" w14:cap="flat" w14:cmpd="sng" w14:algn="ctr">
+            <w14:noFill/>
+            <w14:prstDash w14:val="solid"/>
+            <w14:round/>
+          </w14:textOutline>
+        </w:rPr>
+        <w:t>컬럼명</w:t>
+      </w:r>
+      <w:proofErr w:type="spellEnd"/>
+      <w:r>
+        <w:rPr>
+          <w:bCs/>
+          <w:color w:val="000000" w:themeColor="text1"/>
+          <w:sz w:val="24"/>
+          <w:szCs w:val="24"/>
+          <w14:shadow w14:blurRad="38100" w14:dist="19050" w14:dir="2700000" w14:sx="100000" w14:sy="100000" w14:kx="0" w14:ky="0" w14:algn="tl">
+            <w14:schemeClr w14:val="dk1">
+              <w14:alpha w14:val="60000"/>
+            </w14:schemeClr>
+          </w14:shadow>
+          <w14:textOutline w14:w="0" w14:cap="flat" w14:cmpd="sng" w14:algn="ctr">
+            <w14:noFill/>
+            <w14:prstDash w14:val="solid"/>
+            <w14:round/>
+          </w14:textOutline>
+        </w:rPr>
+        <w:t xml:space="preserve"> 타입 [제약조건];</w:t>
+      </w:r>
+    </w:p>
+    <w:p>
+      <w:pPr>
+        <w:spacing w:before="280" w:after="160"/>
+        <w:rPr>
+          <w:bCs/>
+          <w:color w:val="000000" w:themeColor="text1"/>
+          <w:sz w:val="24"/>
+          <w:szCs w:val="24"/>
+          <w14:shadow w14:blurRad="38100" w14:dist="19050" w14:dir="2700000" w14:sx="100000" w14:sy="100000" w14:kx="0" w14:ky="0" w14:algn="tl">
+            <w14:schemeClr w14:val="dk1">
+              <w14:alpha w14:val="60000"/>
+            </w14:schemeClr>
+          </w14:shadow>
+          <w14:textOutline w14:w="0" w14:cap="flat" w14:cmpd="sng" w14:algn="ctr">
+            <w14:noFill/>
+            <w14:prstDash w14:val="solid"/>
+            <w14:round/>
+          </w14:textOutline>
+        </w:rPr>
+      </w:pPr>
+      <w:r>
+        <w:rPr>
+          <w:bCs/>
+          <w:color w:val="000000" w:themeColor="text1"/>
+          <w:sz w:val="24"/>
+          <w:szCs w:val="24"/>
+          <w14:shadow w14:blurRad="38100" w14:dist="19050" w14:dir="2700000" w14:sx="100000" w14:sy="100000" w14:kx="0" w14:ky="0" w14:algn="tl">
+            <w14:schemeClr w14:val="dk1">
+              <w14:alpha w14:val="60000"/>
+            </w14:schemeClr>
+          </w14:shadow>
+          <w14:textOutline w14:w="0" w14:cap="flat" w14:cmpd="sng" w14:algn="ctr">
+            <w14:noFill/>
+            <w14:prstDash w14:val="solid"/>
+            <w14:round/>
+          </w14:textOutline>
+        </w:rPr>
+        <w:t xml:space="preserve">ALTER TABLE </w:t>
+      </w:r>
+      <w:proofErr w:type="spellStart"/>
+      <w:r>
+        <w:rPr>
+          <w:bCs/>
+          <w:color w:val="000000" w:themeColor="text1"/>
+          <w:sz w:val="24"/>
+          <w:szCs w:val="24"/>
+          <w14:shadow w14:blurRad="38100" w14:dist="19050" w14:dir="2700000" w14:sx="100000" w14:sy="100000" w14:kx="0" w14:ky="0" w14:algn="tl">
+            <w14:schemeClr w14:val="dk1">
+              <w14:alpha w14:val="60000"/>
+            </w14:schemeClr>
+          </w14:shadow>
+          <w14:textOutline w14:w="0" w14:cap="flat" w14:cmpd="sng" w14:algn="ctr">
+            <w14:noFill/>
+            <w14:prstDash w14:val="solid"/>
+            <w14:round/>
+          </w14:textOutline>
+        </w:rPr>
+        <w:t>테이블명</w:t>
+      </w:r>
+      <w:proofErr w:type="spellEnd"/>
+      <w:r>
+        <w:rPr>
+          <w:bCs/>
+          <w:color w:val="000000" w:themeColor="text1"/>
+          <w:sz w:val="24"/>
+          <w:szCs w:val="24"/>
+          <w14:shadow w14:blurRad="38100" w14:dist="19050" w14:dir="2700000" w14:sx="100000" w14:sy="100000" w14:kx="0" w14:ky="0" w14:algn="tl">
+            <w14:schemeClr w14:val="dk1">
+              <w14:alpha w14:val="60000"/>
+            </w14:schemeClr>
+          </w14:shadow>
+          <w14:textOutline w14:w="0" w14:cap="flat" w14:cmpd="sng" w14:algn="ctr">
+            <w14:noFill/>
+            <w14:prstDash w14:val="solid"/>
+            <w14:round/>
+          </w14:textOutline>
+        </w:rPr>
+        <w:t xml:space="preserve"> DROP COLUMN </w:t>
+      </w:r>
+      <w:proofErr w:type="spellStart"/>
+      <w:r>
+        <w:rPr>
+          <w:bCs/>
+          <w:color w:val="000000" w:themeColor="text1"/>
+          <w:sz w:val="24"/>
+          <w:szCs w:val="24"/>
+          <w14:shadow w14:blurRad="38100" w14:dist="19050" w14:dir="2700000" w14:sx="100000" w14:sy="100000" w14:kx="0" w14:ky="0" w14:algn="tl">
+            <w14:schemeClr w14:val="dk1">
+              <w14:alpha w14:val="60000"/>
+            </w14:schemeClr>
+          </w14:shadow>
+          <w14:textOutline w14:w="0" w14:cap="flat" w14:cmpd="sng" w14:algn="ctr">
+            <w14:noFill/>
+            <w14:prstDash w14:val="solid"/>
+            <w14:round/>
+          </w14:textOutline>
+        </w:rPr>
+        <w:t>컬럼명</w:t>
+      </w:r>
+      <w:proofErr w:type="spellEnd"/>
+      <w:r>
+        <w:rPr>
+          <w:bCs/>
+          <w:color w:val="000000" w:themeColor="text1"/>
+          <w:sz w:val="24"/>
+          <w:szCs w:val="24"/>
+          <w14:shadow w14:blurRad="38100" w14:dist="19050" w14:dir="2700000" w14:sx="100000" w14:sy="100000" w14:kx="0" w14:ky="0" w14:algn="tl">
+            <w14:schemeClr w14:val="dk1">
+              <w14:alpha w14:val="60000"/>
+            </w14:schemeClr>
+          </w14:shadow>
+          <w14:textOutline w14:w="0" w14:cap="flat" w14:cmpd="sng" w14:algn="ctr">
+            <w14:noFill/>
+            <w14:prstDash w14:val="solid"/>
+            <w14:round/>
+          </w14:textOutline>
+        </w:rPr>
+        <w:t>;</w:t>
+      </w:r>
+    </w:p>
+    <w:p>
+      <w:pPr>
+        <w:spacing w:before="280" w:after="160"/>
+        <w:rPr>
+          <w:bCs/>
+          <w:color w:val="000000" w:themeColor="text1"/>
+          <w:sz w:val="24"/>
+          <w:szCs w:val="24"/>
+          <w14:shadow w14:blurRad="38100" w14:dist="19050" w14:dir="2700000" w14:sx="100000" w14:sy="100000" w14:kx="0" w14:ky="0" w14:algn="tl">
+            <w14:schemeClr w14:val="dk1">
+              <w14:alpha w14:val="60000"/>
+            </w14:schemeClr>
+          </w14:shadow>
+          <w14:textOutline w14:w="0" w14:cap="flat" w14:cmpd="sng" w14:algn="ctr">
+            <w14:noFill/>
+            <w14:prstDash w14:val="solid"/>
+            <w14:round/>
+          </w14:textOutline>
+        </w:rPr>
+      </w:pPr>
+      <w:r>
+        <w:rPr>
+          <w:bCs/>
+          <w:color w:val="000000" w:themeColor="text1"/>
+          <w:sz w:val="24"/>
+          <w:szCs w:val="24"/>
+          <w14:shadow w14:blurRad="38100" w14:dist="19050" w14:dir="2700000" w14:sx="100000" w14:sy="100000" w14:kx="0" w14:ky="0" w14:algn="tl">
+            <w14:schemeClr w14:val="dk1">
+              <w14:alpha w14:val="60000"/>
+            </w14:schemeClr>
+          </w14:shadow>
+          <w14:textOutline w14:w="0" w14:cap="flat" w14:cmpd="sng" w14:algn="ctr">
+            <w14:noFill/>
+            <w14:prstDash w14:val="solid"/>
+            <w14:round/>
+          </w14:textOutline>
+        </w:rPr>
+        <w:t xml:space="preserve">ALTER TABLE </w:t>
+      </w:r>
+      <w:proofErr w:type="spellStart"/>
+      <w:r>
+        <w:rPr>
+          <w:bCs/>
+          <w:color w:val="000000" w:themeColor="text1"/>
+          <w:sz w:val="24"/>
+          <w:szCs w:val="24"/>
+          <w14:shadow w14:blurRad="38100" w14:dist="19050" w14:dir="2700000" w14:sx="100000" w14:sy="100000" w14:kx="0" w14:ky="0" w14:algn="tl">
+            <w14:schemeClr w14:val="dk1">
+              <w14:alpha w14:val="60000"/>
+            </w14:schemeClr>
+          </w14:shadow>
+          <w14:textOutline w14:w="0" w14:cap="flat" w14:cmpd="sng" w14:algn="ctr">
+            <w14:noFill/>
+            <w14:prstDash w14:val="solid"/>
+            <w14:round/>
+          </w14:textOutline>
+        </w:rPr>
+        <w:t>테이블명</w:t>
+      </w:r>
+      <w:proofErr w:type="spellEnd"/>
+      <w:r>
+        <w:rPr>
+          <w:bCs/>
+          <w:color w:val="000000" w:themeColor="text1"/>
+          <w:sz w:val="24"/>
+          <w:szCs w:val="24"/>
+          <w14:shadow w14:blurRad="38100" w14:dist="19050" w14:dir="2700000" w14:sx="100000" w14:sy="100000" w14:kx="0" w14:ky="0" w14:algn="tl">
+            <w14:schemeClr w14:val="dk1">
+              <w14:alpha w14:val="60000"/>
+            </w14:schemeClr>
+          </w14:shadow>
+          <w14:textOutline w14:w="0" w14:cap="flat" w14:cmpd="sng" w14:algn="ctr">
+            <w14:noFill/>
+            <w14:prstDash w14:val="solid"/>
+            <w14:round/>
+          </w14:textOutline>
+        </w:rPr>
+        <w:t xml:space="preserve"> RENAME TO </w:t>
+      </w:r>
+      <w:proofErr w:type="spellStart"/>
+      <w:r>
+        <w:rPr>
+          <w:bCs/>
+          <w:color w:val="000000" w:themeColor="text1"/>
+          <w:sz w:val="24"/>
+          <w:szCs w:val="24"/>
+          <w14:shadow w14:blurRad="38100" w14:dist="19050" w14:dir="2700000" w14:sx="100000" w14:sy="100000" w14:kx="0" w14:ky="0" w14:algn="tl">
+            <w14:schemeClr w14:val="dk1">
+              <w14:alpha w14:val="60000"/>
+            </w14:schemeClr>
+          </w14:shadow>
+          <w14:textOutline w14:w="0" w14:cap="flat" w14:cmpd="sng" w14:algn="ctr">
+            <w14:noFill/>
+            <w14:prstDash w14:val="solid"/>
+            <w14:round/>
+          </w14:textOutline>
+        </w:rPr>
+        <w:t>새테이블명</w:t>
+      </w:r>
+      <w:proofErr w:type="spellEnd"/>
+      <w:r>
+        <w:rPr>
+          <w:bCs/>
+          <w:color w:val="000000" w:themeColor="text1"/>
+          <w:sz w:val="24"/>
+          <w:szCs w:val="24"/>
+          <w14:shadow w14:blurRad="38100" w14:dist="19050" w14:dir="2700000" w14:sx="100000" w14:sy="100000" w14:kx="0" w14:ky="0" w14:algn="tl">
+            <w14:schemeClr w14:val="dk1">
+              <w14:alpha w14:val="60000"/>
+            </w14:schemeClr>
+          </w14:shadow>
+          <w14:textOutline w14:w="0" w14:cap="flat" w14:cmpd="sng" w14:algn="ctr">
+            <w14:noFill/>
+            <w14:prstDash w14:val="solid"/>
+            <w14:round/>
+          </w14:textOutline>
+        </w:rPr>
+        <w:t>;</w:t>
+      </w:r>
+    </w:p>
+    <w:p>
+      <w:pPr>
+        <w:spacing w:before="280" w:after="160"/>
+        <w:rPr>
+          <w:bCs/>
+          <w:color w:val="000000" w:themeColor="text1"/>
+          <w:sz w:val="24"/>
+          <w:szCs w:val="24"/>
+          <w14:shadow w14:blurRad="38100" w14:dist="19050" w14:dir="2700000" w14:sx="100000" w14:sy="100000" w14:kx="0" w14:ky="0" w14:algn="tl">
+            <w14:schemeClr w14:val="dk1">
+              <w14:alpha w14:val="60000"/>
+            </w14:schemeClr>
+          </w14:shadow>
+          <w14:textOutline w14:w="0" w14:cap="flat" w14:cmpd="sng" w14:algn="ctr">
+            <w14:noFill/>
+            <w14:prstDash w14:val="solid"/>
+            <w14:round/>
+          </w14:textOutline>
+        </w:rPr>
+      </w:pPr>
+      <w:r>
+        <w:rPr>
+          <w:bCs/>
+          <w:color w:val="000000" w:themeColor="text1"/>
+          <w:sz w:val="24"/>
+          <w:szCs w:val="24"/>
+          <w14:shadow w14:blurRad="38100" w14:dist="19050" w14:dir="2700000" w14:sx="100000" w14:sy="100000" w14:kx="0" w14:ky="0" w14:algn="tl">
+            <w14:schemeClr w14:val="dk1">
+              <w14:alpha w14:val="60000"/>
+            </w14:schemeClr>
+          </w14:shadow>
+          <w14:textOutline w14:w="0" w14:cap="flat" w14:cmpd="sng" w14:algn="ctr">
+            <w14:noFill/>
+            <w14:prstDash w14:val="solid"/>
+            <w14:round/>
+          </w14:textOutline>
+        </w:rPr>
+        <w:t xml:space="preserve">ALTER TABLE </w:t>
+      </w:r>
+      <w:proofErr w:type="spellStart"/>
+      <w:r>
+        <w:rPr>
+          <w:bCs/>
+          <w:color w:val="000000" w:themeColor="text1"/>
+          <w:sz w:val="24"/>
+          <w:szCs w:val="24"/>
+          <w14:shadow w14:blurRad="38100" w14:dist="19050" w14:dir="2700000" w14:sx="100000" w14:sy="100000" w14:kx="0" w14:ky="0" w14:algn="tl">
+            <w14:schemeClr w14:val="dk1">
+              <w14:alpha w14:val="60000"/>
+            </w14:schemeClr>
+          </w14:shadow>
+          <w14:textOutline w14:w="0" w14:cap="flat" w14:cmpd="sng" w14:algn="ctr">
+            <w14:noFill/>
+            <w14:prstDash w14:val="solid"/>
+            <w14:round/>
+          </w14:textOutline>
+        </w:rPr>
+        <w:t>테이블명</w:t>
+      </w:r>
+      <w:proofErr w:type="spellEnd"/>
+      <w:r>
+        <w:rPr>
+          <w:bCs/>
+          <w:color w:val="000000" w:themeColor="text1"/>
+          <w:sz w:val="24"/>
+          <w:szCs w:val="24"/>
+          <w14:shadow w14:blurRad="38100" w14:dist="19050" w14:dir="2700000" w14:sx="100000" w14:sy="100000" w14:kx="0" w14:ky="0" w14:algn="tl">
+            <w14:schemeClr w14:val="dk1">
+              <w14:alpha w14:val="60000"/>
+            </w14:schemeClr>
+          </w14:shadow>
+          <w14:textOutline w14:w="0" w14:cap="flat" w14:cmpd="sng" w14:algn="ctr">
+            <w14:noFill/>
+            <w14:prstDash w14:val="solid"/>
+            <w14:round/>
+          </w14:textOutline>
+        </w:rPr>
+        <w:t xml:space="preserve"> RENAME COLUMN </w:t>
+      </w:r>
+      <w:proofErr w:type="spellStart"/>
+      <w:r>
+        <w:rPr>
+          <w:bCs/>
+          <w:color w:val="000000" w:themeColor="text1"/>
+          <w:sz w:val="24"/>
+          <w:szCs w:val="24"/>
+          <w14:shadow w14:blurRad="38100" w14:dist="19050" w14:dir="2700000" w14:sx="100000" w14:sy="100000" w14:kx="0" w14:ky="0" w14:algn="tl">
+            <w14:schemeClr w14:val="dk1">
+              <w14:alpha w14:val="60000"/>
+            </w14:schemeClr>
+          </w14:shadow>
+          <w14:textOutline w14:w="0" w14:cap="flat" w14:cmpd="sng" w14:algn="ctr">
+            <w14:noFill/>
+            <w14:prstDash w14:val="solid"/>
+            <w14:round/>
+          </w14:textOutline>
+        </w:rPr>
+        <w:t>컬럼명</w:t>
+      </w:r>
+      <w:proofErr w:type="spellEnd"/>
+      <w:r>
+        <w:rPr>
+          <w:bCs/>
+          <w:color w:val="000000" w:themeColor="text1"/>
+          <w:sz w:val="24"/>
+          <w:szCs w:val="24"/>
+          <w14:shadow w14:blurRad="38100" w14:dist="19050" w14:dir="2700000" w14:sx="100000" w14:sy="100000" w14:kx="0" w14:ky="0" w14:algn="tl">
+            <w14:schemeClr w14:val="dk1">
+              <w14:alpha w14:val="60000"/>
+            </w14:schemeClr>
+          </w14:shadow>
+          <w14:textOutline w14:w="0" w14:cap="flat" w14:cmpd="sng" w14:algn="ctr">
+            <w14:noFill/>
+            <w14:prstDash w14:val="solid"/>
+            <w14:round/>
+          </w14:textOutline>
+        </w:rPr>
+        <w:t xml:space="preserve"> TO </w:t>
+      </w:r>
+      <w:proofErr w:type="spellStart"/>
+      <w:r>
+        <w:rPr>
+          <w:bCs/>
+          <w:color w:val="000000" w:themeColor="text1"/>
+          <w:sz w:val="24"/>
+          <w:szCs w:val="24"/>
+          <w14:shadow w14:blurRad="38100" w14:dist="19050" w14:dir="2700000" w14:sx="100000" w14:sy="100000" w14:kx="0" w14:ky="0" w14:algn="tl">
+            <w14:schemeClr w14:val="dk1">
+              <w14:alpha w14:val="60000"/>
+            </w14:schemeClr>
+          </w14:shadow>
+          <w14:textOutline w14:w="0" w14:cap="flat" w14:cmpd="sng" w14:algn="ctr">
+            <w14:noFill/>
+            <w14:prstDash w14:val="solid"/>
+            <w14:round/>
+          </w14:textOutline>
+        </w:rPr>
+        <w:t>새컬럼명</w:t>
+      </w:r>
+      <w:proofErr w:type="spellEnd"/>
+      <w:r>
+        <w:rPr>
+          <w:bCs/>
+          <w:color w:val="000000" w:themeColor="text1"/>
+          <w:sz w:val="24"/>
+          <w:szCs w:val="24"/>
+          <w14:shadow w14:blurRad="38100" w14:dist="19050" w14:dir="2700000" w14:sx="100000" w14:sy="100000" w14:kx="0" w14:ky="0" w14:algn="tl">
+            <w14:schemeClr w14:val="dk1">
+              <w14:alpha w14:val="60000"/>
+            </w14:schemeClr>
+          </w14:shadow>
+          <w14:textOutline w14:w="0" w14:cap="flat" w14:cmpd="sng" w14:algn="ctr">
+            <w14:noFill/>
+            <w14:prstDash w14:val="solid"/>
+            <w14:round/>
+          </w14:textOutline>
+        </w:rPr>
+        <w:t>;</w:t>
+      </w:r>
+    </w:p>
+    <w:p>
+      <w:pPr>
+        <w:spacing w:before="280" w:after="160"/>
+        <w:rPr>
+          <w:bCs/>
+          <w:color w:val="000000" w:themeColor="text1"/>
+          <w:sz w:val="24"/>
+          <w:szCs w:val="24"/>
+          <w14:shadow w14:blurRad="38100" w14:dist="19050" w14:dir="2700000" w14:sx="100000" w14:sy="100000" w14:kx="0" w14:ky="0" w14:algn="tl">
+            <w14:schemeClr w14:val="dk1">
+              <w14:alpha w14:val="60000"/>
+            </w14:schemeClr>
+          </w14:shadow>
+          <w14:textOutline w14:w="0" w14:cap="flat" w14:cmpd="sng" w14:algn="ctr">
+            <w14:noFill/>
+            <w14:prstDash w14:val="solid"/>
+            <w14:round/>
+          </w14:textOutline>
+        </w:rPr>
+      </w:pPr>
+      <w:r>
+        <w:rPr>
+          <w:bCs/>
+          <w:color w:val="000000" w:themeColor="text1"/>
+          <w:sz w:val="24"/>
+          <w:szCs w:val="24"/>
+          <w14:shadow w14:blurRad="38100" w14:dist="19050" w14:dir="2700000" w14:sx="100000" w14:sy="100000" w14:kx="0" w14:ky="0" w14:algn="tl">
+            <w14:schemeClr w14:val="dk1">
+              <w14:alpha w14:val="60000"/>
+            </w14:schemeClr>
+          </w14:shadow>
+          <w14:textOutline w14:w="0" w14:cap="flat" w14:cmpd="sng" w14:algn="ctr">
+            <w14:noFill/>
+            <w14:prstDash w14:val="solid"/>
+            <w14:round/>
+          </w14:textOutline>
+        </w:rPr>
+        <w:t xml:space="preserve">ALTER TABLE </w:t>
+      </w:r>
+      <w:proofErr w:type="spellStart"/>
+      <w:r>
+        <w:rPr>
+          <w:bCs/>
+          <w:color w:val="000000" w:themeColor="text1"/>
+          <w:sz w:val="24"/>
+          <w:szCs w:val="24"/>
+          <w14:shadow w14:blurRad="38100" w14:dist="19050" w14:dir="2700000" w14:sx="100000" w14:sy="100000" w14:kx="0" w14:ky="0" w14:algn="tl">
+            <w14:schemeClr w14:val="dk1">
+              <w14:alpha w14:val="60000"/>
+            </w14:schemeClr>
+          </w14:shadow>
+          <w14:textOutline w14:w="0" w14:cap="flat" w14:cmpd="sng" w14:algn="ctr">
+            <w14:noFill/>
+            <w14:prstDash w14:val="solid"/>
+            <w14:round/>
+          </w14:textOutline>
+        </w:rPr>
+        <w:t>테이블명</w:t>
+      </w:r>
+      <w:proofErr w:type="spellEnd"/>
+      <w:r>
+        <w:rPr>
+          <w:bCs/>
+          <w:color w:val="000000" w:themeColor="text1"/>
+          <w:sz w:val="24"/>
+          <w:szCs w:val="24"/>
+          <w14:shadow w14:blurRad="38100" w14:dist="19050" w14:dir="2700000" w14:sx="100000" w14:sy="100000" w14:kx="0" w14:ky="0" w14:algn="tl">
+            <w14:schemeClr w14:val="dk1">
+              <w14:alpha w14:val="60000"/>
+            </w14:schemeClr>
+          </w14:shadow>
+          <w14:textOutline w14:w="0" w14:cap="flat" w14:cmpd="sng" w14:algn="ctr">
+            <w14:noFill/>
+            <w14:prstDash w14:val="solid"/>
+            <w14:round/>
+          </w14:textOutline>
+        </w:rPr>
+        <w:t xml:space="preserve"> MODIFY </w:t>
+      </w:r>
+      <w:proofErr w:type="spellStart"/>
+      <w:r>
+        <w:rPr>
+          <w:bCs/>
+          <w:color w:val="000000" w:themeColor="text1"/>
+          <w:sz w:val="24"/>
+          <w:szCs w:val="24"/>
+          <w14:shadow w14:blurRad="38100" w14:dist="19050" w14:dir="2700000" w14:sx="100000" w14:sy="100000" w14:kx="0" w14:ky="0" w14:algn="tl">
+            <w14:schemeClr w14:val="dk1">
+              <w14:alpha w14:val="60000"/>
+            </w14:schemeClr>
+          </w14:shadow>
+          <w14:textOutline w14:w="0" w14:cap="flat" w14:cmpd="sng" w14:algn="ctr">
+            <w14:noFill/>
+            <w14:prstDash w14:val="solid"/>
+            <w14:round/>
+          </w14:textOutline>
+        </w:rPr>
+        <w:t>컬럼명</w:t>
+      </w:r>
+      <w:proofErr w:type="spellEnd"/>
+      <w:r>
+        <w:rPr>
+          <w:bCs/>
+          <w:color w:val="000000" w:themeColor="text1"/>
+          <w:sz w:val="24"/>
+          <w:szCs w:val="24"/>
+          <w14:shadow w14:blurRad="38100" w14:dist="19050" w14:dir="2700000" w14:sx="100000" w14:sy="100000" w14:kx="0" w14:ky="0" w14:algn="tl">
+            <w14:schemeClr w14:val="dk1">
+              <w14:alpha w14:val="60000"/>
+            </w14:schemeClr>
+          </w14:shadow>
+          <w14:textOutline w14:w="0" w14:cap="flat" w14:cmpd="sng" w14:algn="ctr">
+            <w14:noFill/>
+            <w14:prstDash w14:val="solid"/>
+            <w14:round/>
+          </w14:textOutline>
+        </w:rPr>
+        <w:t xml:space="preserve"> </w:t>
+      </w:r>
+      <w:proofErr w:type="spellStart"/>
+      <w:r>
+        <w:rPr>
+          <w:bCs/>
+          <w:color w:val="000000" w:themeColor="text1"/>
+          <w:sz w:val="24"/>
+          <w:szCs w:val="24"/>
+          <w14:shadow w14:blurRad="38100" w14:dist="19050" w14:dir="2700000" w14:sx="100000" w14:sy="100000" w14:kx="0" w14:ky="0" w14:algn="tl">
+            <w14:schemeClr w14:val="dk1">
+              <w14:alpha w14:val="60000"/>
+            </w14:schemeClr>
+          </w14:shadow>
+          <w14:textOutline w14:w="0" w14:cap="flat" w14:cmpd="sng" w14:algn="ctr">
+            <w14:noFill/>
+            <w14:prstDash w14:val="solid"/>
+            <w14:round/>
+          </w14:textOutline>
+        </w:rPr>
+        <w:t>새타입</w:t>
+      </w:r>
+      <w:proofErr w:type="spellEnd"/>
+      <w:r>
+        <w:rPr>
+          <w:bCs/>
+          <w:color w:val="000000" w:themeColor="text1"/>
+          <w:sz w:val="24"/>
+          <w:szCs w:val="24"/>
+          <w14:shadow w14:blurRad="38100" w14:dist="19050" w14:dir="2700000" w14:sx="100000" w14:sy="100000" w14:kx="0" w14:ky="0" w14:algn="tl">
+            <w14:schemeClr w14:val="dk1">
+              <w14:alpha w14:val="60000"/>
+            </w14:schemeClr>
+          </w14:shadow>
+          <w14:textOutline w14:w="0" w14:cap="flat" w14:cmpd="sng" w14:algn="ctr">
+            <w14:noFill/>
+            <w14:prstDash w14:val="solid"/>
+            <w14:round/>
+          </w14:textOutline>
+        </w:rPr>
+        <w:t xml:space="preserve"> [제약조건]</w:t>
+      </w:r>
+    </w:p>
+    <w:p>
+      <w:pPr>
+        <w:spacing w:before="280" w:after="160"/>
+        <w:rPr>
+          <w:bCs/>
+          <w:color w:val="000000" w:themeColor="text1"/>
+          <w:sz w:val="24"/>
+          <w:szCs w:val="24"/>
+          <w14:shadow w14:blurRad="38100" w14:dist="19050" w14:dir="2700000" w14:sx="100000" w14:sy="100000" w14:kx="0" w14:ky="0" w14:algn="tl">
+            <w14:schemeClr w14:val="dk1">
+              <w14:alpha w14:val="60000"/>
+            </w14:schemeClr>
+          </w14:shadow>
+          <w14:textOutline w14:w="0" w14:cap="flat" w14:cmpd="sng" w14:algn="ctr">
+            <w14:noFill/>
+            <w14:prstDash w14:val="solid"/>
+            <w14:round/>
+          </w14:textOutline>
+        </w:rPr>
+      </w:pPr>
+      <w:r>
+        <w:rPr>
+          <w:bCs/>
+          <w:color w:val="000000" w:themeColor="text1"/>
+          <w:sz w:val="24"/>
+          <w:szCs w:val="24"/>
+          <w14:shadow w14:blurRad="38100" w14:dist="19050" w14:dir="2700000" w14:sx="100000" w14:sy="100000" w14:kx="0" w14:ky="0" w14:algn="tl">
+            <w14:schemeClr w14:val="dk1">
+              <w14:alpha w14:val="60000"/>
+            </w14:schemeClr>
+          </w14:shadow>
+          <w14:textOutline w14:w="0" w14:cap="flat" w14:cmpd="sng" w14:algn="ctr">
+            <w14:noFill/>
+            <w14:prstDash w14:val="solid"/>
+            <w14:round/>
+          </w14:textOutline>
+        </w:rPr>
+        <w:t xml:space="preserve">SELECT 검색대상 FROM </w:t>
+      </w:r>
+      <w:proofErr w:type="spellStart"/>
+      <w:r>
+        <w:rPr>
+          <w:bCs/>
+          <w:color w:val="000000" w:themeColor="text1"/>
+          <w:sz w:val="24"/>
+          <w:szCs w:val="24"/>
+          <w14:shadow w14:blurRad="38100" w14:dist="19050" w14:dir="2700000" w14:sx="100000" w14:sy="100000" w14:kx="0" w14:ky="0" w14:algn="tl">
+            <w14:schemeClr w14:val="dk1">
+              <w14:alpha w14:val="60000"/>
+            </w14:schemeClr>
+          </w14:shadow>
+          <w14:textOutline w14:w="0" w14:cap="flat" w14:cmpd="sng" w14:algn="ctr">
+            <w14:noFill/>
+            <w14:prstDash w14:val="solid"/>
+            <w14:round/>
+          </w14:textOutline>
+        </w:rPr>
+        <w:t>테이블명</w:t>
+      </w:r>
+      <w:proofErr w:type="spellEnd"/>
+      <w:r>
+        <w:rPr>
+          <w:bCs/>
+          <w:color w:val="000000" w:themeColor="text1"/>
+          <w:sz w:val="24"/>
+          <w:szCs w:val="24"/>
+          <w14:shadow w14:blurRad="38100" w14:dist="19050" w14:dir="2700000" w14:sx="100000" w14:sy="100000" w14:kx="0" w14:ky="0" w14:algn="tl">
+            <w14:schemeClr w14:val="dk1">
+              <w14:alpha w14:val="60000"/>
+            </w14:schemeClr>
+          </w14:shadow>
+          <w14:textOutline w14:w="0" w14:cap="flat" w14:cmpd="sng" w14:algn="ctr">
+            <w14:noFill/>
+            <w14:prstDash w14:val="solid"/>
+            <w14:round/>
+          </w14:textOutline>
+        </w:rPr>
+        <w:t xml:space="preserve"> WHERE 조건 GROUP BY 그룹 HAVING </w:t>
+      </w:r>
+      <w:proofErr w:type="spellStart"/>
+      <w:r>
+        <w:rPr>
+          <w:bCs/>
+          <w:color w:val="000000" w:themeColor="text1"/>
+          <w:sz w:val="24"/>
+          <w:szCs w:val="24"/>
+          <w14:shadow w14:blurRad="38100" w14:dist="19050" w14:dir="2700000" w14:sx="100000" w14:sy="100000" w14:kx="0" w14:ky="0" w14:algn="tl">
+            <w14:schemeClr w14:val="dk1">
+              <w14:alpha w14:val="60000"/>
+            </w14:schemeClr>
+          </w14:shadow>
+          <w14:textOutline w14:w="0" w14:cap="flat" w14:cmpd="sng" w14:algn="ctr">
+            <w14:noFill/>
+            <w14:prstDash w14:val="solid"/>
+            <w14:round/>
+          </w14:textOutline>
+        </w:rPr>
+        <w:t>그룹조건</w:t>
+      </w:r>
+      <w:proofErr w:type="spellEnd"/>
+      <w:r>
+        <w:rPr>
+          <w:bCs/>
+          <w:color w:val="000000" w:themeColor="text1"/>
+          <w:sz w:val="24"/>
+          <w:szCs w:val="24"/>
+          <w14:shadow w14:blurRad="38100" w14:dist="19050" w14:dir="2700000" w14:sx="100000" w14:sy="100000" w14:kx="0" w14:ky="0" w14:algn="tl">
+            <w14:schemeClr w14:val="dk1">
+              <w14:alpha w14:val="60000"/>
+            </w14:schemeClr>
+          </w14:shadow>
+          <w14:textOutline w14:w="0" w14:cap="flat" w14:cmpd="sng" w14:algn="ctr">
+            <w14:noFill/>
+            <w14:prstDash w14:val="solid"/>
+            <w14:round/>
+          </w14:textOutline>
+        </w:rPr>
+        <w:t xml:space="preserve"> ORDER BY </w:t>
+      </w:r>
+      <w:proofErr w:type="spellStart"/>
+      <w:r>
+        <w:rPr>
+          <w:bCs/>
+          <w:color w:val="000000" w:themeColor="text1"/>
+          <w:sz w:val="24"/>
+          <w:szCs w:val="24"/>
+          <w14:shadow w14:blurRad="38100" w14:dist="19050" w14:dir="2700000" w14:sx="100000" w14:sy="100000" w14:kx="0" w14:ky="0" w14:algn="tl">
+            <w14:schemeClr w14:val="dk1">
+              <w14:alpha w14:val="60000"/>
+            </w14:schemeClr>
+          </w14:shadow>
+          <w14:textOutline w14:w="0" w14:cap="flat" w14:cmpd="sng" w14:algn="ctr">
+            <w14:noFill/>
+            <w14:prstDash w14:val="solid"/>
+            <w14:round/>
+          </w14:textOutline>
+        </w:rPr>
+        <w:t>정렬대상</w:t>
+      </w:r>
+      <w:proofErr w:type="spellEnd"/>
+      <w:r>
+        <w:rPr>
+          <w:bCs/>
+          <w:color w:val="000000" w:themeColor="text1"/>
+          <w:sz w:val="24"/>
+          <w:szCs w:val="24"/>
+          <w14:shadow w14:blurRad="38100" w14:dist="19050" w14:dir="2700000" w14:sx="100000" w14:sy="100000" w14:kx="0" w14:ky="0" w14:algn="tl">
+            <w14:schemeClr w14:val="dk1">
+              <w14:alpha w14:val="60000"/>
+            </w14:schemeClr>
+          </w14:shadow>
+          <w14:textOutline w14:w="0" w14:cap="flat" w14:cmpd="sng" w14:algn="ctr">
+            <w14:noFill/>
+            <w14:prstDash w14:val="solid"/>
+            <w14:round/>
+          </w14:textOutline>
+        </w:rPr>
+        <w:t>;</w:t>
+      </w:r>
+    </w:p>
+    <w:p>
+      <w:pPr>
+        <w:spacing w:before="280" w:after="160"/>
+        <w:rPr>
+          <w:bCs/>
+          <w:color w:val="000000" w:themeColor="text1"/>
+          <w:sz w:val="24"/>
+          <w:szCs w:val="24"/>
+          <w14:shadow w14:blurRad="38100" w14:dist="19050" w14:dir="2700000" w14:sx="100000" w14:sy="100000" w14:kx="0" w14:ky="0" w14:algn="tl">
+            <w14:schemeClr w14:val="dk1">
+              <w14:alpha w14:val="60000"/>
+            </w14:schemeClr>
+          </w14:shadow>
+          <w14:textOutline w14:w="0" w14:cap="flat" w14:cmpd="sng" w14:algn="ctr">
+            <w14:noFill/>
+            <w14:prstDash w14:val="solid"/>
+            <w14:round/>
+          </w14:textOutline>
+        </w:rPr>
+      </w:pPr>
+      <w:r>
+        <w:rPr>
+          <w:bCs/>
+          <w:color w:val="000000" w:themeColor="text1"/>
+          <w:sz w:val="24"/>
+          <w:szCs w:val="24"/>
+          <w14:shadow w14:blurRad="38100" w14:dist="19050" w14:dir="2700000" w14:sx="100000" w14:sy="100000" w14:kx="0" w14:ky="0" w14:algn="tl">
+            <w14:schemeClr w14:val="dk1">
+              <w14:alpha w14:val="60000"/>
+            </w14:schemeClr>
+          </w14:shadow>
+          <w14:textOutline w14:w="0" w14:cap="flat" w14:cmpd="sng" w14:algn="ctr">
+            <w14:noFill/>
+            <w14:prstDash w14:val="solid"/>
+            <w14:round/>
+          </w14:textOutline>
+        </w:rPr>
+        <w:t xml:space="preserve">SELECT DISTINCT 검색대상 FROM </w:t>
+      </w:r>
+      <w:proofErr w:type="spellStart"/>
+      <w:r>
+        <w:rPr>
+          <w:bCs/>
+          <w:color w:val="000000" w:themeColor="text1"/>
+          <w:sz w:val="24"/>
+          <w:szCs w:val="24"/>
+          <w14:shadow w14:blurRad="38100" w14:dist="19050" w14:dir="2700000" w14:sx="100000" w14:sy="100000" w14:kx="0" w14:ky="0" w14:algn="tl">
+            <w14:schemeClr w14:val="dk1">
+              <w14:alpha w14:val="60000"/>
+            </w14:schemeClr>
+          </w14:shadow>
+          <w14:textOutline w14:w="0" w14:cap="flat" w14:cmpd="sng" w14:algn="ctr">
+            <w14:noFill/>
+            <w14:prstDash w14:val="solid"/>
+            <w14:round/>
+          </w14:textOutline>
+        </w:rPr>
+        <w:t>테이블명</w:t>
+      </w:r>
+      <w:proofErr w:type="spellEnd"/>
+      <w:r>
+        <w:rPr>
+          <w:bCs/>
+          <w:color w:val="000000" w:themeColor="text1"/>
+          <w:sz w:val="24"/>
+          <w:szCs w:val="24"/>
+          <w14:shadow w14:blurRad="38100" w14:dist="19050" w14:dir="2700000" w14:sx="100000" w14:sy="100000" w14:kx="0" w14:ky="0" w14:algn="tl">
+            <w14:schemeClr w14:val="dk1">
+              <w14:alpha w14:val="60000"/>
+            </w14:schemeClr>
+          </w14:shadow>
+          <w14:textOutline w14:w="0" w14:cap="flat" w14:cmpd="sng" w14:algn="ctr">
+            <w14:noFill/>
+            <w14:prstDash w14:val="solid"/>
+            <w14:round/>
+          </w14:textOutline>
+        </w:rPr>
+        <w:t>;</w:t>
+      </w:r>
+    </w:p>
+    <w:p>
+      <w:pPr>
+        <w:spacing w:before="280" w:after="160"/>
+        <w:rPr>
+          <w:bCs/>
+          <w:color w:val="000000" w:themeColor="text1"/>
+          <w:sz w:val="24"/>
+          <w:szCs w:val="24"/>
+          <w14:shadow w14:blurRad="38100" w14:dist="19050" w14:dir="2700000" w14:sx="100000" w14:sy="100000" w14:kx="0" w14:ky="0" w14:algn="tl">
+            <w14:schemeClr w14:val="dk1">
+              <w14:alpha w14:val="60000"/>
+            </w14:schemeClr>
+          </w14:shadow>
+          <w14:textOutline w14:w="0" w14:cap="flat" w14:cmpd="sng" w14:algn="ctr">
+            <w14:noFill/>
+            <w14:prstDash w14:val="solid"/>
+            <w14:round/>
+          </w14:textOutline>
+        </w:rPr>
+      </w:pPr>
+      <w:r>
+        <w:rPr>
+          <w:bCs/>
+          <w:color w:val="000000" w:themeColor="text1"/>
+          <w:sz w:val="24"/>
+          <w:szCs w:val="24"/>
+          <w14:shadow w14:blurRad="38100" w14:dist="19050" w14:dir="2700000" w14:sx="100000" w14:sy="100000" w14:kx="0" w14:ky="0" w14:algn="tl">
+            <w14:schemeClr w14:val="dk1">
+              <w14:alpha w14:val="60000"/>
+            </w14:schemeClr>
+          </w14:shadow>
+          <w14:textOutline w14:w="0" w14:cap="flat" w14:cmpd="sng" w14:algn="ctr">
+            <w14:noFill/>
+            <w14:prstDash w14:val="solid"/>
+            <w14:round/>
+          </w14:textOutline>
+        </w:rPr>
+        <w:t xml:space="preserve">INSERT INTO </w:t>
+      </w:r>
+      <w:proofErr w:type="spellStart"/>
+      <w:r>
+        <w:rPr>
+          <w:bCs/>
+          <w:color w:val="000000" w:themeColor="text1"/>
+          <w:sz w:val="24"/>
+          <w:szCs w:val="24"/>
+          <w14:shadow w14:blurRad="38100" w14:dist="19050" w14:dir="2700000" w14:sx="100000" w14:sy="100000" w14:kx="0" w14:ky="0" w14:algn="tl">
+            <w14:schemeClr w14:val="dk1">
+              <w14:alpha w14:val="60000"/>
+            </w14:schemeClr>
+          </w14:shadow>
+          <w14:textOutline w14:w="0" w14:cap="flat" w14:cmpd="sng" w14:algn="ctr">
+            <w14:noFill/>
+            <w14:prstDash w14:val="solid"/>
+            <w14:round/>
+          </w14:textOutline>
+        </w:rPr>
+        <w:t>테이블명</w:t>
+      </w:r>
+      <w:proofErr w:type="spellEnd"/>
+      <w:r>
+        <w:rPr>
+          <w:bCs/>
+          <w:color w:val="000000" w:themeColor="text1"/>
+          <w:sz w:val="24"/>
+          <w:szCs w:val="24"/>
+          <w14:shadow w14:blurRad="38100" w14:dist="19050" w14:dir="2700000" w14:sx="100000" w14:sy="100000" w14:kx="0" w14:ky="0" w14:algn="tl">
+            <w14:schemeClr w14:val="dk1">
+              <w14:alpha w14:val="60000"/>
+            </w14:schemeClr>
+          </w14:shadow>
+          <w14:textOutline w14:w="0" w14:cap="flat" w14:cmpd="sng" w14:algn="ctr">
+            <w14:noFill/>
+            <w14:prstDash w14:val="solid"/>
+            <w14:round/>
+          </w14:textOutline>
+        </w:rPr>
+        <w:t xml:space="preserve"> VALUES (내용);</w:t>
+      </w:r>
+    </w:p>
+    <w:p>
+      <w:pPr>
+        <w:spacing w:before="280" w:after="160"/>
+        <w:rPr>
+          <w:bCs/>
+          <w:color w:val="000000" w:themeColor="text1"/>
+          <w:sz w:val="24"/>
+          <w:szCs w:val="24"/>
+          <w14:shadow w14:blurRad="38100" w14:dist="19050" w14:dir="2700000" w14:sx="100000" w14:sy="100000" w14:kx="0" w14:ky="0" w14:algn="tl">
+            <w14:schemeClr w14:val="dk1">
+              <w14:alpha w14:val="60000"/>
+            </w14:schemeClr>
+          </w14:shadow>
+          <w14:textOutline w14:w="0" w14:cap="flat" w14:cmpd="sng" w14:algn="ctr">
+            <w14:noFill/>
+            <w14:prstDash w14:val="solid"/>
+            <w14:round/>
+          </w14:textOutline>
+        </w:rPr>
+      </w:pPr>
+      <w:r>
+        <w:rPr>
+          <w:bCs/>
+          <w:color w:val="000000" w:themeColor="text1"/>
+          <w:sz w:val="24"/>
+          <w:szCs w:val="24"/>
+          <w14:shadow w14:blurRad="38100" w14:dist="19050" w14:dir="2700000" w14:sx="100000" w14:sy="100000" w14:kx="0" w14:ky="0" w14:algn="tl">
+            <w14:schemeClr w14:val="dk1">
+              <w14:alpha w14:val="60000"/>
+            </w14:schemeClr>
+          </w14:shadow>
+          <w14:textOutline w14:w="0" w14:cap="flat" w14:cmpd="sng" w14:algn="ctr">
+            <w14:noFill/>
+            <w14:prstDash w14:val="solid"/>
+            <w14:round/>
+          </w14:textOutline>
+        </w:rPr>
+        <w:t xml:space="preserve">DELETE FROM </w:t>
+      </w:r>
+      <w:proofErr w:type="spellStart"/>
+      <w:r>
+        <w:rPr>
+          <w:bCs/>
+          <w:color w:val="000000" w:themeColor="text1"/>
+          <w:sz w:val="24"/>
+          <w:szCs w:val="24"/>
+          <w14:shadow w14:blurRad="38100" w14:dist="19050" w14:dir="2700000" w14:sx="100000" w14:sy="100000" w14:kx="0" w14:ky="0" w14:algn="tl">
+            <w14:schemeClr w14:val="dk1">
+              <w14:alpha w14:val="60000"/>
+            </w14:schemeClr>
+          </w14:shadow>
+          <w14:textOutline w14:w="0" w14:cap="flat" w14:cmpd="sng" w14:algn="ctr">
+            <w14:noFill/>
+            <w14:prstDash w14:val="solid"/>
+            <w14:round/>
+          </w14:textOutline>
+        </w:rPr>
+        <w:t>테이블명</w:t>
+      </w:r>
+      <w:proofErr w:type="spellEnd"/>
+      <w:r>
+        <w:rPr>
+          <w:bCs/>
+          <w:color w:val="000000" w:themeColor="text1"/>
+          <w:sz w:val="24"/>
+          <w:szCs w:val="24"/>
+          <w14:shadow w14:blurRad="38100" w14:dist="19050" w14:dir="2700000" w14:sx="100000" w14:sy="100000" w14:kx="0" w14:ky="0" w14:algn="tl">
+            <w14:schemeClr w14:val="dk1">
+              <w14:alpha w14:val="60000"/>
+            </w14:schemeClr>
+          </w14:shadow>
+          <w14:textOutline w14:w="0" w14:cap="flat" w14:cmpd="sng" w14:algn="ctr">
+            <w14:noFill/>
+            <w14:prstDash w14:val="solid"/>
+            <w14:round/>
+          </w14:textOutline>
+        </w:rPr>
+        <w:t xml:space="preserve"> WHERE 조건;</w:t>
+      </w:r>
+    </w:p>
+    <w:p>
+      <w:pPr>
+        <w:spacing w:before="280" w:after="160"/>
+        <w:rPr>
+          <w:bCs/>
+          <w:color w:val="000000" w:themeColor="text1"/>
+          <w:sz w:val="24"/>
+          <w:szCs w:val="24"/>
+          <w14:shadow w14:blurRad="38100" w14:dist="19050" w14:dir="2700000" w14:sx="100000" w14:sy="100000" w14:kx="0" w14:ky="0" w14:algn="tl">
+            <w14:schemeClr w14:val="dk1">
+              <w14:alpha w14:val="60000"/>
+            </w14:schemeClr>
+          </w14:shadow>
+          <w14:textOutline w14:w="0" w14:cap="flat" w14:cmpd="sng" w14:algn="ctr">
+            <w14:noFill/>
+            <w14:prstDash w14:val="solid"/>
+            <w14:round/>
+          </w14:textOutline>
+        </w:rPr>
+      </w:pPr>
+      <w:r>
+        <w:rPr>
+          <w:bCs/>
+          <w:color w:val="000000" w:themeColor="text1"/>
+          <w:sz w:val="24"/>
+          <w:szCs w:val="24"/>
+          <w14:shadow w14:blurRad="38100" w14:dist="19050" w14:dir="2700000" w14:sx="100000" w14:sy="100000" w14:kx="0" w14:ky="0" w14:algn="tl">
+            <w14:schemeClr w14:val="dk1">
+              <w14:alpha w14:val="60000"/>
+            </w14:schemeClr>
+          </w14:shadow>
+          <w14:textOutline w14:w="0" w14:cap="flat" w14:cmpd="sng" w14:algn="ctr">
+            <w14:noFill/>
+            <w14:prstDash w14:val="solid"/>
+            <w14:round/>
+          </w14:textOutline>
+        </w:rPr>
+        <w:t xml:space="preserve">UPDATE </w:t>
+      </w:r>
+      <w:proofErr w:type="spellStart"/>
+      <w:r>
+        <w:rPr>
+          <w:bCs/>
+          <w:color w:val="000000" w:themeColor="text1"/>
+          <w:sz w:val="24"/>
+          <w:szCs w:val="24"/>
+          <w14:shadow w14:blurRad="38100" w14:dist="19050" w14:dir="2700000" w14:sx="100000" w14:sy="100000" w14:kx="0" w14:ky="0" w14:algn="tl">
+            <w14:schemeClr w14:val="dk1">
+              <w14:alpha w14:val="60000"/>
+            </w14:schemeClr>
+          </w14:shadow>
+          <w14:textOutline w14:w="0" w14:cap="flat" w14:cmpd="sng" w14:algn="ctr">
+            <w14:noFill/>
+            <w14:prstDash w14:val="solid"/>
+            <w14:round/>
+          </w14:textOutline>
+        </w:rPr>
+        <w:t>테이블명</w:t>
+      </w:r>
+      <w:proofErr w:type="spellEnd"/>
+      <w:r>
+        <w:rPr>
+          <w:bCs/>
+          <w:color w:val="000000" w:themeColor="text1"/>
+          <w:sz w:val="24"/>
+          <w:szCs w:val="24"/>
+          <w14:shadow w14:blurRad="38100" w14:dist="19050" w14:dir="2700000" w14:sx="100000" w14:sy="100000" w14:kx="0" w14:ky="0" w14:algn="tl">
+            <w14:schemeClr w14:val="dk1">
+              <w14:alpha w14:val="60000"/>
+            </w14:schemeClr>
+          </w14:shadow>
+          <w14:textOutline w14:w="0" w14:cap="flat" w14:cmpd="sng" w14:algn="ctr">
+            <w14:noFill/>
+            <w14:prstDash w14:val="solid"/>
+            <w14:round/>
+          </w14:textOutline>
+        </w:rPr>
+        <w:t xml:space="preserve"> SET 컬럼='</w:t>
+      </w:r>
+      <w:proofErr w:type="spellStart"/>
+      <w:r>
+        <w:rPr>
+          <w:bCs/>
+          <w:color w:val="000000" w:themeColor="text1"/>
+          <w:sz w:val="24"/>
+          <w:szCs w:val="24"/>
+          <w14:shadow w14:blurRad="38100" w14:dist="19050" w14:dir="2700000" w14:sx="100000" w14:sy="100000" w14:kx="0" w14:ky="0" w14:algn="tl">
+            <w14:schemeClr w14:val="dk1">
+              <w14:alpha w14:val="60000"/>
+            </w14:schemeClr>
+          </w14:shadow>
+          <w14:textOutline w14:w="0" w14:cap="flat" w14:cmpd="sng" w14:algn="ctr">
+            <w14:noFill/>
+            <w14:prstDash w14:val="solid"/>
+            <w14:round/>
+          </w14:textOutline>
+        </w:rPr>
+        <w:t>변경할값</w:t>
+      </w:r>
+      <w:proofErr w:type="spellEnd"/>
+      <w:r>
+        <w:rPr>
+          <w:bCs/>
+          <w:color w:val="000000" w:themeColor="text1"/>
+          <w:sz w:val="24"/>
+          <w:szCs w:val="24"/>
+          <w14:shadow w14:blurRad="38100" w14:dist="19050" w14:dir="2700000" w14:sx="100000" w14:sy="100000" w14:kx="0" w14:ky="0" w14:algn="tl">
+            <w14:schemeClr w14:val="dk1">
+              <w14:alpha w14:val="60000"/>
+            </w14:schemeClr>
+          </w14:shadow>
+          <w14:textOutline w14:w="0" w14:cap="flat" w14:cmpd="sng" w14:algn="ctr">
+            <w14:noFill/>
+            <w14:prstDash w14:val="solid"/>
+            <w14:round/>
+          </w14:textOutline>
+        </w:rPr>
+        <w:t>' WHERE 조건;</w:t>
+      </w:r>
+    </w:p>
+    <w:p>
+      <w:pPr>
+        <w:widowControl/>
+        <w:wordWrap/>
+        <w:autoSpaceDE/>
+        <w:autoSpaceDN/>
         <w:rPr>
           <w:b/>
           <w:bCs/>
@@ -14166,8 +14097,45 @@
           <w:sz w:val="24"/>
           <w:szCs w:val="24"/>
         </w:rPr>
-        <w:t>SQL 분류 &amp; DDL</w:t>
-      </w:r>
+      </w:pPr>
+      <w:r>
+        <w:rPr>
+          <w:b/>
+          <w:bCs/>
+          <w:color w:val="2E75B6"/>
+          <w:sz w:val="24"/>
+          <w:szCs w:val="24"/>
+        </w:rPr>
+        <w:br w:type="page"/>
+      </w:r>
+    </w:p>
+    <w:p>
+      <w:pPr>
+        <w:spacing w:before="280" w:after="160"/>
+      </w:pPr>
+      <w:r>
+        <w:rPr>
+          <w:b/>
+          <w:bCs/>
+          <w:color w:val="2E75B6"/>
+          <w:sz w:val="24"/>
+          <w:szCs w:val="24"/>
+        </w:rPr>
+        <w:lastRenderedPageBreak/>
+        <w:t xml:space="preserve">SQL 분류 &amp; </w:t>
+      </w:r>
+      <w:proofErr w:type="spellStart"/>
+      <w:r>
+        <w:rPr>
+          <w:b/>
+          <w:bCs/>
+          <w:color w:val="2E75B6"/>
+          <w:sz w:val="24"/>
+          <w:szCs w:val="24"/>
+        </w:rPr>
+        <w:t>DDL</w:t>
+      </w:r>
+      <w:proofErr w:type="spellEnd"/>
     </w:p>
     <w:p>
       <w:pPr>
@@ -14251,12 +14219,6 @@
         <w:gridCol w:w="2860"/>
       </w:tblGrid>
       <w:tr>
-        <w:tblPrEx>
-          <w:tblCellMar>
-            <w:top w:w="0" w:type="dxa"/>
-            <w:bottom w:w="0" w:type="dxa"/>
-          </w:tblCellMar>
-        </w:tblPrEx>
         <w:tc>
           <w:tcPr>
             <w:tcW w:w="6500" w:type="dxa"/>
@@ -14313,12 +14275,6 @@
         </w:tc>
       </w:tr>
       <w:tr>
-        <w:tblPrEx>
-          <w:tblCellMar>
-            <w:top w:w="0" w:type="dxa"/>
-            <w:bottom w:w="0" w:type="dxa"/>
-          </w:tblCellMar>
-        </w:tblPrEx>
         <w:tc>
           <w:tcPr>
             <w:tcW w:w="6500" w:type="dxa"/>
@@ -14361,12 +14317,6 @@
         </w:tc>
       </w:tr>
       <w:tr>
-        <w:tblPrEx>
-          <w:tblCellMar>
-            <w:top w:w="0" w:type="dxa"/>
-            <w:bottom w:w="0" w:type="dxa"/>
-          </w:tblCellMar>
-        </w:tblPrEx>
         <w:tc>
           <w:tcPr>
             <w:tcW w:w="6500" w:type="dxa"/>
@@ -14409,12 +14359,6 @@
         </w:tc>
       </w:tr>
       <w:tr>
-        <w:tblPrEx>
-          <w:tblCellMar>
-            <w:top w:w="0" w:type="dxa"/>
-            <w:bottom w:w="0" w:type="dxa"/>
-          </w:tblCellMar>
-        </w:tblPrEx>
         <w:tc>
           <w:tcPr>
             <w:tcW w:w="6500" w:type="dxa"/>
@@ -14504,25 +14448,7 @@
           <w:iCs/>
           <w:color w:val="555555"/>
         </w:rPr>
-        <w:t xml:space="preserve">SELECT, FROM, </w:t>
-      </w:r>
-      <w:proofErr w:type="gramStart"/>
-      <w:r>
-        <w:rPr>
-          <w:i/>
-          <w:iCs/>
-          <w:color w:val="555555"/>
-        </w:rPr>
-        <w:t>WHERE,</w:t>
-      </w:r>
-      <w:proofErr w:type="gramEnd"/>
-      <w:r>
-        <w:rPr>
-          <w:i/>
-          <w:iCs/>
-          <w:color w:val="555555"/>
-        </w:rPr>
-        <w:t xml:space="preserve"> GROUP BY, HAVING, ORDER BY</w:t>
+        <w:t>SELECT, FROM, WHERE, GROUP BY, HAVING, ORDER BY</w:t>
       </w:r>
     </w:p>
     <w:p>
@@ -14541,15 +14467,7 @@
         <w:spacing w:before="200" w:after="100"/>
       </w:pPr>
       <w:r>
-        <w:t xml:space="preserve">Q4. 삭제 명령어들의 차이를 설명한 표의 빈칸을 </w:t>
-      </w:r>
-      <w:proofErr w:type="spellStart"/>
-      <w:r>
-        <w:t>채우시오</w:t>
-      </w:r>
-      <w:proofErr w:type="spellEnd"/>
-      <w:r>
-        <w:t>.</w:t>
+        <w:t>Q4. 삭제 명령어들의 차이를 설명한 표의 빈칸을 채우시오.</w:t>
       </w:r>
     </w:p>
     <w:tbl>
@@ -14576,12 +14494,6 @@
         <w:gridCol w:w="1860"/>
       </w:tblGrid>
       <w:tr>
-        <w:tblPrEx>
-          <w:tblCellMar>
-            <w:top w:w="0" w:type="dxa"/>
-            <w:bottom w:w="0" w:type="dxa"/>
-          </w:tblCellMar>
-        </w:tblPrEx>
         <w:tc>
           <w:tcPr>
             <w:tcW w:w="2000" w:type="dxa"/>
@@ -14692,12 +14604,6 @@
         </w:tc>
       </w:tr>
       <w:tr>
-        <w:tblPrEx>
-          <w:tblCellMar>
-            <w:top w:w="0" w:type="dxa"/>
-            <w:bottom w:w="0" w:type="dxa"/>
-          </w:tblCellMar>
-        </w:tblPrEx>
         <w:tc>
           <w:tcPr>
             <w:tcW w:w="2000" w:type="dxa"/>
@@ -14784,12 +14690,6 @@
         </w:tc>
       </w:tr>
       <w:tr>
-        <w:tblPrEx>
-          <w:tblCellMar>
-            <w:top w:w="0" w:type="dxa"/>
-            <w:bottom w:w="0" w:type="dxa"/>
-          </w:tblCellMar>
-        </w:tblPrEx>
         <w:tc>
           <w:tcPr>
             <w:tcW w:w="2000" w:type="dxa"/>
@@ -14876,12 +14776,6 @@
         </w:tc>
       </w:tr>
       <w:tr>
-        <w:tblPrEx>
-          <w:tblCellMar>
-            <w:top w:w="0" w:type="dxa"/>
-            <w:bottom w:w="0" w:type="dxa"/>
-          </w:tblCellMar>
-        </w:tblPrEx>
         <w:tc>
           <w:tcPr>
             <w:tcW w:w="2000" w:type="dxa"/>
@@ -14986,47 +14880,7 @@
       </w:r>
       <w:proofErr w:type="gramEnd"/>
       <w:r>
-        <w:t xml:space="preserve"> </w:t>
-      </w:r>
-      <w:proofErr w:type="gramStart"/>
-      <w:r>
-        <w:t>WHERE /</w:t>
-      </w:r>
-      <w:proofErr w:type="gramEnd"/>
-      <w:r>
-        <w:t xml:space="preserve"> </w:t>
-      </w:r>
-      <w:proofErr w:type="gramStart"/>
-      <w:r>
-        <w:t>HAVING )</w:t>
-      </w:r>
-      <w:proofErr w:type="gramEnd"/>
-      <w:r>
-        <w:t xml:space="preserve"> 절, 그룹화 후 집계 함수 조건 필터링은 </w:t>
-      </w:r>
-      <w:proofErr w:type="gramStart"/>
-      <w:r>
-        <w:t>( ②</w:t>
-      </w:r>
-      <w:proofErr w:type="gramEnd"/>
-      <w:r>
-        <w:t xml:space="preserve"> </w:t>
-      </w:r>
-      <w:proofErr w:type="gramStart"/>
-      <w:r>
-        <w:t>WHERE /</w:t>
-      </w:r>
-      <w:proofErr w:type="gramEnd"/>
-      <w:r>
-        <w:t xml:space="preserve"> </w:t>
-      </w:r>
-      <w:proofErr w:type="gramStart"/>
-      <w:r>
-        <w:t>HAVING )</w:t>
-      </w:r>
-      <w:proofErr w:type="gramEnd"/>
-      <w:r>
-        <w:t xml:space="preserve"> 절을 사용한다.</w:t>
+        <w:t xml:space="preserve"> WHERE / HAVING ) 절, 그룹화 후 집계 함수 조건 필터링은 ( ② WHERE / HAVING ) 절을 사용한다.</w:t>
       </w:r>
     </w:p>
     <w:p>
@@ -15042,9 +14896,10 @@
     </w:p>
     <w:p>
       <w:pPr>
-        <w:spacing w:before="280" w:after="160"/>
-      </w:pPr>
-      <w:r>
+        <w:widowControl/>
+        <w:wordWrap/>
+        <w:autoSpaceDE/>
+        <w:autoSpaceDN/>
         <w:rPr>
           <w:b/>
           <w:bCs/>
@@ -15052,6 +14907,31 @@
           <w:sz w:val="24"/>
           <w:szCs w:val="24"/>
         </w:rPr>
+      </w:pPr>
+      <w:r>
+        <w:rPr>
+          <w:b/>
+          <w:bCs/>
+          <w:color w:val="2E75B6"/>
+          <w:sz w:val="24"/>
+          <w:szCs w:val="24"/>
+        </w:rPr>
+        <w:br w:type="page"/>
+      </w:r>
+    </w:p>
+    <w:p>
+      <w:pPr>
+        <w:spacing w:before="280" w:after="160"/>
+      </w:pPr>
+      <w:r>
+        <w:rPr>
+          <w:b/>
+          <w:bCs/>
+          <w:color w:val="2E75B6"/>
+          <w:sz w:val="24"/>
+          <w:szCs w:val="24"/>
+        </w:rPr>
+        <w:lastRenderedPageBreak/>
         <w:t xml:space="preserve">조인 &amp; </w:t>
       </w:r>
       <w:proofErr w:type="spellStart"/>
@@ -15107,12 +14987,6 @@
         <w:gridCol w:w="2860"/>
       </w:tblGrid>
       <w:tr>
-        <w:tblPrEx>
-          <w:tblCellMar>
-            <w:top w:w="0" w:type="dxa"/>
-            <w:bottom w:w="0" w:type="dxa"/>
-          </w:tblCellMar>
-        </w:tblPrEx>
         <w:tc>
           <w:tcPr>
             <w:tcW w:w="6500" w:type="dxa"/>
@@ -15136,7 +15010,6 @@
                 <w:b/>
                 <w:bCs/>
               </w:rPr>
-              <w:lastRenderedPageBreak/>
               <w:t>설명</w:t>
             </w:r>
           </w:p>
@@ -15170,12 +15043,6 @@
         </w:tc>
       </w:tr>
       <w:tr>
-        <w:tblPrEx>
-          <w:tblCellMar>
-            <w:top w:w="0" w:type="dxa"/>
-            <w:bottom w:w="0" w:type="dxa"/>
-          </w:tblCellMar>
-        </w:tblPrEx>
         <w:tc>
           <w:tcPr>
             <w:tcW w:w="6500" w:type="dxa"/>
@@ -15218,12 +15085,6 @@
         </w:tc>
       </w:tr>
       <w:tr>
-        <w:tblPrEx>
-          <w:tblCellMar>
-            <w:top w:w="0" w:type="dxa"/>
-            <w:bottom w:w="0" w:type="dxa"/>
-          </w:tblCellMar>
-        </w:tblPrEx>
         <w:tc>
           <w:tcPr>
             <w:tcW w:w="6500" w:type="dxa"/>
@@ -15266,12 +15127,6 @@
         </w:tc>
       </w:tr>
       <w:tr>
-        <w:tblPrEx>
-          <w:tblCellMar>
-            <w:top w:w="0" w:type="dxa"/>
-            <w:bottom w:w="0" w:type="dxa"/>
-          </w:tblCellMar>
-        </w:tblPrEx>
         <w:tc>
           <w:tcPr>
             <w:tcW w:w="6500" w:type="dxa"/>
@@ -15349,12 +15204,6 @@
         <w:gridCol w:w="4680"/>
       </w:tblGrid>
       <w:tr>
-        <w:tblPrEx>
-          <w:tblCellMar>
-            <w:top w:w="0" w:type="dxa"/>
-            <w:bottom w:w="0" w:type="dxa"/>
-          </w:tblCellMar>
-        </w:tblPrEx>
         <w:tc>
           <w:tcPr>
             <w:tcW w:w="4680" w:type="dxa"/>
@@ -15411,12 +15260,6 @@
         </w:tc>
       </w:tr>
       <w:tr>
-        <w:tblPrEx>
-          <w:tblCellMar>
-            <w:top w:w="0" w:type="dxa"/>
-            <w:bottom w:w="0" w:type="dxa"/>
-          </w:tblCellMar>
-        </w:tblPrEx>
         <w:tc>
           <w:tcPr>
             <w:tcW w:w="4680" w:type="dxa"/>
@@ -15435,15 +15278,7 @@
           </w:tcPr>
           <w:p>
             <w:r>
-              <w:t xml:space="preserve">(1) </w:t>
-            </w:r>
-            <w:proofErr w:type="gramStart"/>
-            <w:r>
-              <w:t>RANK(</w:t>
-            </w:r>
-            <w:proofErr w:type="gramEnd"/>
-            <w:r>
-              <w:t>)</w:t>
+              <w:t>(1) RANK()</w:t>
             </w:r>
           </w:p>
         </w:tc>
@@ -15467,12 +15302,6 @@
         </w:tc>
       </w:tr>
       <w:tr>
-        <w:tblPrEx>
-          <w:tblCellMar>
-            <w:top w:w="0" w:type="dxa"/>
-            <w:bottom w:w="0" w:type="dxa"/>
-          </w:tblCellMar>
-        </w:tblPrEx>
         <w:tc>
           <w:tcPr>
             <w:tcW w:w="4680" w:type="dxa"/>
@@ -15491,15 +15320,7 @@
           </w:tcPr>
           <w:p>
             <w:r>
-              <w:t>(2) DENSE_</w:t>
-            </w:r>
-            <w:proofErr w:type="gramStart"/>
-            <w:r>
-              <w:t>RANK(</w:t>
-            </w:r>
-            <w:proofErr w:type="gramEnd"/>
-            <w:r>
-              <w:t>)</w:t>
+              <w:t>(2) DENSE_RANK()</w:t>
             </w:r>
           </w:p>
         </w:tc>
@@ -15523,12 +15344,6 @@
         </w:tc>
       </w:tr>
       <w:tr>
-        <w:tblPrEx>
-          <w:tblCellMar>
-            <w:top w:w="0" w:type="dxa"/>
-            <w:bottom w:w="0" w:type="dxa"/>
-          </w:tblCellMar>
-        </w:tblPrEx>
         <w:tc>
           <w:tcPr>
             <w:tcW w:w="4680" w:type="dxa"/>
@@ -15547,15 +15362,7 @@
           </w:tcPr>
           <w:p>
             <w:r>
-              <w:t>(3) ROW_</w:t>
-            </w:r>
-            <w:proofErr w:type="gramStart"/>
-            <w:r>
-              <w:t>NUMBER(</w:t>
-            </w:r>
-            <w:proofErr w:type="gramEnd"/>
-            <w:r>
-              <w:t>)</w:t>
+              <w:t>(3) ROW_NUMBER()</w:t>
             </w:r>
           </w:p>
         </w:tc>
@@ -15623,15 +15430,7 @@
         <w:spacing w:before="200" w:after="100"/>
       </w:pPr>
       <w:r>
-        <w:t xml:space="preserve">Q9. 다음 SQL 문이 어떤 의미를 가지는지 </w:t>
-      </w:r>
-      <w:proofErr w:type="spellStart"/>
-      <w:r>
-        <w:t>설명하시오</w:t>
-      </w:r>
-      <w:proofErr w:type="spellEnd"/>
-      <w:r>
-        <w:t>.</w:t>
+        <w:t>Q9. 다음 SQL 문이 어떤 의미를 가지는지 설명하시오.</w:t>
       </w:r>
     </w:p>
     <w:p>
@@ -15700,12 +15499,6 @@
         <w:gridCol w:w="2860"/>
       </w:tblGrid>
       <w:tr>
-        <w:tblPrEx>
-          <w:tblCellMar>
-            <w:top w:w="0" w:type="dxa"/>
-            <w:bottom w:w="0" w:type="dxa"/>
-          </w:tblCellMar>
-        </w:tblPrEx>
         <w:tc>
           <w:tcPr>
             <w:tcW w:w="6500" w:type="dxa"/>
@@ -15762,12 +15555,6 @@
         </w:tc>
       </w:tr>
       <w:tr>
-        <w:tblPrEx>
-          <w:tblCellMar>
-            <w:top w:w="0" w:type="dxa"/>
-            <w:bottom w:w="0" w:type="dxa"/>
-          </w:tblCellMar>
-        </w:tblPrEx>
         <w:tc>
           <w:tcPr>
             <w:tcW w:w="6500" w:type="dxa"/>
@@ -15810,12 +15597,6 @@
         </w:tc>
       </w:tr>
       <w:tr>
-        <w:tblPrEx>
-          <w:tblCellMar>
-            <w:top w:w="0" w:type="dxa"/>
-            <w:bottom w:w="0" w:type="dxa"/>
-          </w:tblCellMar>
-        </w:tblPrEx>
         <w:tc>
           <w:tcPr>
             <w:tcW w:w="6500" w:type="dxa"/>
@@ -15865,9 +15646,10 @@
     </w:p>
     <w:p>
       <w:pPr>
-        <w:spacing w:before="280" w:after="160"/>
-      </w:pPr>
-      <w:r>
+        <w:widowControl/>
+        <w:wordWrap/>
+        <w:autoSpaceDE/>
+        <w:autoSpaceDN/>
         <w:rPr>
           <w:b/>
           <w:bCs/>
@@ -15875,6 +15657,31 @@
           <w:sz w:val="24"/>
           <w:szCs w:val="24"/>
         </w:rPr>
+      </w:pPr>
+      <w:r>
+        <w:rPr>
+          <w:b/>
+          <w:bCs/>
+          <w:color w:val="2E75B6"/>
+          <w:sz w:val="24"/>
+          <w:szCs w:val="24"/>
+        </w:rPr>
+        <w:br w:type="page"/>
+      </w:r>
+    </w:p>
+    <w:p>
+      <w:pPr>
+        <w:spacing w:before="280" w:after="160"/>
+      </w:pPr>
+      <w:r>
+        <w:rPr>
+          <w:b/>
+          <w:bCs/>
+          <w:color w:val="2E75B6"/>
+          <w:sz w:val="24"/>
+          <w:szCs w:val="24"/>
+        </w:rPr>
+        <w:lastRenderedPageBreak/>
         <w:t>트랜잭션 (Transaction)</w:t>
       </w:r>
     </w:p>
@@ -15916,12 +15723,6 @@
         <w:gridCol w:w="6860"/>
       </w:tblGrid>
       <w:tr>
-        <w:tblPrEx>
-          <w:tblCellMar>
-            <w:top w:w="0" w:type="dxa"/>
-            <w:bottom w:w="0" w:type="dxa"/>
-          </w:tblCellMar>
-        </w:tblPrEx>
         <w:tc>
           <w:tcPr>
             <w:tcW w:w="2500" w:type="dxa"/>
@@ -15978,12 +15779,6 @@
         </w:tc>
       </w:tr>
       <w:tr>
-        <w:tblPrEx>
-          <w:tblCellMar>
-            <w:top w:w="0" w:type="dxa"/>
-            <w:bottom w:w="0" w:type="dxa"/>
-          </w:tblCellMar>
-        </w:tblPrEx>
         <w:tc>
           <w:tcPr>
             <w:tcW w:w="2500" w:type="dxa"/>
@@ -16024,46 +15819,12 @@
           </w:tcPr>
           <w:p>
             <w:r>
-              <w:t xml:space="preserve">(가) 완료된 결과는 영구적으로 반영되어야 </w:t>
-            </w:r>
-            <w:proofErr w:type="gramStart"/>
-            <w:r>
-              <w:t>한다  /</w:t>
-            </w:r>
-            <w:proofErr w:type="gramEnd"/>
-            <w:r>
-              <w:t xml:space="preserve">  (나) 모두 반영되거나 </w:t>
-            </w:r>
-            <w:r>
-              <w:lastRenderedPageBreak/>
-              <w:t xml:space="preserve">모두 </w:t>
-            </w:r>
-            <w:proofErr w:type="gramStart"/>
-            <w:r>
-              <w:t>취소  /</w:t>
-            </w:r>
-            <w:proofErr w:type="gramEnd"/>
-            <w:r>
-              <w:t xml:space="preserve">  (다) 일관된 상태 </w:t>
-            </w:r>
-            <w:proofErr w:type="gramStart"/>
-            <w:r>
-              <w:t>유지  /</w:t>
-            </w:r>
-            <w:proofErr w:type="gramEnd"/>
-            <w:r>
-              <w:t xml:space="preserve">  (라) 서로의 연산에 끼어들 수 없다</w:t>
-            </w:r>
-          </w:p>
-        </w:tc>
-      </w:tr>
-      <w:tr>
-        <w:tblPrEx>
-          <w:tblCellMar>
-            <w:top w:w="0" w:type="dxa"/>
-            <w:bottom w:w="0" w:type="dxa"/>
-          </w:tblCellMar>
-        </w:tblPrEx>
+              <w:t>(가) 완료된 결과는 영구적으로 반영되어야 한다  /  (나) 모두 반영되거나 모두 취소  /  (다) 일관된 상태 유지  /  (라) 서로의 연산에 끼어들 수 없다</w:t>
+            </w:r>
+          </w:p>
+        </w:tc>
+      </w:tr>
+      <w:tr>
         <w:tc>
           <w:tcPr>
             <w:tcW w:w="2500" w:type="dxa"/>
@@ -16082,7 +15843,6 @@
           </w:tcPr>
           <w:p>
             <w:r>
-              <w:lastRenderedPageBreak/>
               <w:t>(2) C</w:t>
             </w:r>
           </w:p>
@@ -16107,12 +15867,6 @@
         </w:tc>
       </w:tr>
       <w:tr>
-        <w:tblPrEx>
-          <w:tblCellMar>
-            <w:top w:w="0" w:type="dxa"/>
-            <w:bottom w:w="0" w:type="dxa"/>
-          </w:tblCellMar>
-        </w:tblPrEx>
         <w:tc>
           <w:tcPr>
             <w:tcW w:w="2500" w:type="dxa"/>
@@ -16155,12 +15909,6 @@
         </w:tc>
       </w:tr>
       <w:tr>
-        <w:tblPrEx>
-          <w:tblCellMar>
-            <w:top w:w="0" w:type="dxa"/>
-            <w:bottom w:w="0" w:type="dxa"/>
-          </w:tblCellMar>
-        </w:tblPrEx>
         <w:tc>
           <w:tcPr>
             <w:tcW w:w="2500" w:type="dxa"/>
@@ -16269,12 +16017,6 @@
         <w:gridCol w:w="2860"/>
       </w:tblGrid>
       <w:tr>
-        <w:tblPrEx>
-          <w:tblCellMar>
-            <w:top w:w="0" w:type="dxa"/>
-            <w:bottom w:w="0" w:type="dxa"/>
-          </w:tblCellMar>
-        </w:tblPrEx>
         <w:tc>
           <w:tcPr>
             <w:tcW w:w="6500" w:type="dxa"/>
@@ -16331,12 +16073,6 @@
         </w:tc>
       </w:tr>
       <w:tr>
-        <w:tblPrEx>
-          <w:tblCellMar>
-            <w:top w:w="0" w:type="dxa"/>
-            <w:bottom w:w="0" w:type="dxa"/>
-          </w:tblCellMar>
-        </w:tblPrEx>
         <w:tc>
           <w:tcPr>
             <w:tcW w:w="6500" w:type="dxa"/>
@@ -16379,12 +16115,6 @@
         </w:tc>
       </w:tr>
       <w:tr>
-        <w:tblPrEx>
-          <w:tblCellMar>
-            <w:top w:w="0" w:type="dxa"/>
-            <w:bottom w:w="0" w:type="dxa"/>
-          </w:tblCellMar>
-        </w:tblPrEx>
         <w:tc>
           <w:tcPr>
             <w:tcW w:w="6500" w:type="dxa"/>
@@ -16427,12 +16157,6 @@
         </w:tc>
       </w:tr>
       <w:tr>
-        <w:tblPrEx>
-          <w:tblCellMar>
-            <w:top w:w="0" w:type="dxa"/>
-            <w:bottom w:w="0" w:type="dxa"/>
-          </w:tblCellMar>
-        </w:tblPrEx>
         <w:tc>
           <w:tcPr>
             <w:tcW w:w="6500" w:type="dxa"/>
@@ -16524,12 +16248,6 @@
         <w:gridCol w:w="2860"/>
       </w:tblGrid>
       <w:tr>
-        <w:tblPrEx>
-          <w:tblCellMar>
-            <w:top w:w="0" w:type="dxa"/>
-            <w:bottom w:w="0" w:type="dxa"/>
-          </w:tblCellMar>
-        </w:tblPrEx>
         <w:tc>
           <w:tcPr>
             <w:tcW w:w="6500" w:type="dxa"/>
@@ -16586,12 +16304,6 @@
         </w:tc>
       </w:tr>
       <w:tr>
-        <w:tblPrEx>
-          <w:tblCellMar>
-            <w:top w:w="0" w:type="dxa"/>
-            <w:bottom w:w="0" w:type="dxa"/>
-          </w:tblCellMar>
-        </w:tblPrEx>
         <w:tc>
           <w:tcPr>
             <w:tcW w:w="6500" w:type="dxa"/>
@@ -16634,12 +16346,6 @@
         </w:tc>
       </w:tr>
       <w:tr>
-        <w:tblPrEx>
-          <w:tblCellMar>
-            <w:top w:w="0" w:type="dxa"/>
-            <w:bottom w:w="0" w:type="dxa"/>
-          </w:tblCellMar>
-        </w:tblPrEx>
         <w:tc>
           <w:tcPr>
             <w:tcW w:w="6500" w:type="dxa"/>
@@ -16732,12 +16438,6 @@
         <w:gridCol w:w="2860"/>
       </w:tblGrid>
       <w:tr>
-        <w:tblPrEx>
-          <w:tblCellMar>
-            <w:top w:w="0" w:type="dxa"/>
-            <w:bottom w:w="0" w:type="dxa"/>
-          </w:tblCellMar>
-        </w:tblPrEx>
         <w:tc>
           <w:tcPr>
             <w:tcW w:w="6500" w:type="dxa"/>
@@ -16794,12 +16494,6 @@
         </w:tc>
       </w:tr>
       <w:tr>
-        <w:tblPrEx>
-          <w:tblCellMar>
-            <w:top w:w="0" w:type="dxa"/>
-            <w:bottom w:w="0" w:type="dxa"/>
-          </w:tblCellMar>
-        </w:tblPrEx>
         <w:tc>
           <w:tcPr>
             <w:tcW w:w="6500" w:type="dxa"/>
@@ -16850,12 +16544,6 @@
         </w:tc>
       </w:tr>
       <w:tr>
-        <w:tblPrEx>
-          <w:tblCellMar>
-            <w:top w:w="0" w:type="dxa"/>
-            <w:bottom w:w="0" w:type="dxa"/>
-          </w:tblCellMar>
-        </w:tblPrEx>
         <w:tc>
           <w:tcPr>
             <w:tcW w:w="6500" w:type="dxa"/>
@@ -16874,15 +16562,7 @@
           </w:tcPr>
           <w:p>
             <w:r>
-              <w:t xml:space="preserve">(2) 출발지 IP와 목적지 IP를 동일하게 </w:t>
-            </w:r>
-            <w:proofErr w:type="gramStart"/>
-            <w:r>
-              <w:t>만들어</w:t>
-            </w:r>
-            <w:proofErr w:type="gramEnd"/>
-            <w:r>
-              <w:t xml:space="preserve"> 시스템을 무한 루프에 빠뜨림</w:t>
+              <w:t>(2) 출발지 IP와 목적지 IP를 동일하게 만들어 시스템을 무한 루프에 빠뜨림</w:t>
             </w:r>
           </w:p>
         </w:tc>
@@ -16906,12 +16586,6 @@
         </w:tc>
       </w:tr>
       <w:tr>
-        <w:tblPrEx>
-          <w:tblCellMar>
-            <w:top w:w="0" w:type="dxa"/>
-            <w:bottom w:w="0" w:type="dxa"/>
-          </w:tblCellMar>
-        </w:tblPrEx>
         <w:tc>
           <w:tcPr>
             <w:tcW w:w="6500" w:type="dxa"/>
@@ -16954,12 +16628,6 @@
         </w:tc>
       </w:tr>
       <w:tr>
-        <w:tblPrEx>
-          <w:tblCellMar>
-            <w:top w:w="0" w:type="dxa"/>
-            <w:bottom w:w="0" w:type="dxa"/>
-          </w:tblCellMar>
-        </w:tblPrEx>
         <w:tc>
           <w:tcPr>
             <w:tcW w:w="6500" w:type="dxa"/>
@@ -17009,10 +16677,27 @@
     </w:p>
     <w:p>
       <w:pPr>
+        <w:widowControl/>
+        <w:wordWrap/>
+        <w:autoSpaceDE/>
+        <w:autoSpaceDN/>
+      </w:pPr>
+      <w:r>
+        <w:br w:type="page"/>
+      </w:r>
+    </w:p>
+    <w:p>
+      <w:pPr>
         <w:spacing w:before="200" w:after="100"/>
       </w:pPr>
-      <w:r>
-        <w:t>Q4. 다음 설명에 해당하는 보안 공격 기법 또는 용어를 쓰시오.</w:t>
+      <w:proofErr w:type="spellStart"/>
+      <w:r>
+        <w:lastRenderedPageBreak/>
+        <w:t>Q4</w:t>
+      </w:r>
+      <w:proofErr w:type="spellEnd"/>
+      <w:r>
+        <w:t>. 다음 설명에 해당하는 보안 공격 기법 또는 용어를 쓰시오.</w:t>
       </w:r>
     </w:p>
     <w:tbl>
@@ -17037,12 +16722,6 @@
         <w:gridCol w:w="2860"/>
       </w:tblGrid>
       <w:tr>
-        <w:tblPrEx>
-          <w:tblCellMar>
-            <w:top w:w="0" w:type="dxa"/>
-            <w:bottom w:w="0" w:type="dxa"/>
-          </w:tblCellMar>
-        </w:tblPrEx>
         <w:tc>
           <w:tcPr>
             <w:tcW w:w="6500" w:type="dxa"/>
@@ -17099,12 +16778,6 @@
         </w:tc>
       </w:tr>
       <w:tr>
-        <w:tblPrEx>
-          <w:tblCellMar>
-            <w:top w:w="0" w:type="dxa"/>
-            <w:bottom w:w="0" w:type="dxa"/>
-          </w:tblCellMar>
-        </w:tblPrEx>
         <w:tc>
           <w:tcPr>
             <w:tcW w:w="6500" w:type="dxa"/>
@@ -17147,12 +16820,6 @@
         </w:tc>
       </w:tr>
       <w:tr>
-        <w:tblPrEx>
-          <w:tblCellMar>
-            <w:top w:w="0" w:type="dxa"/>
-            <w:bottom w:w="0" w:type="dxa"/>
-          </w:tblCellMar>
-        </w:tblPrEx>
         <w:tc>
           <w:tcPr>
             <w:tcW w:w="6500" w:type="dxa"/>
@@ -17171,7 +16838,6 @@
           </w:tcPr>
           <w:p>
             <w:r>
-              <w:lastRenderedPageBreak/>
               <w:t>(2) IP/MAC 주소 등 출처를 위조하여 정상 사용자인 것처럼 속이는 공격</w:t>
             </w:r>
           </w:p>
@@ -17196,12 +16862,6 @@
         </w:tc>
       </w:tr>
       <w:tr>
-        <w:tblPrEx>
-          <w:tblCellMar>
-            <w:top w:w="0" w:type="dxa"/>
-            <w:bottom w:w="0" w:type="dxa"/>
-          </w:tblCellMar>
-        </w:tblPrEx>
         <w:tc>
           <w:tcPr>
             <w:tcW w:w="6500" w:type="dxa"/>
@@ -17244,12 +16904,6 @@
         </w:tc>
       </w:tr>
       <w:tr>
-        <w:tblPrEx>
-          <w:tblCellMar>
-            <w:top w:w="0" w:type="dxa"/>
-            <w:bottom w:w="0" w:type="dxa"/>
-          </w:tblCellMar>
-        </w:tblPrEx>
         <w:tc>
           <w:tcPr>
             <w:tcW w:w="6500" w:type="dxa"/>
@@ -17384,12 +17038,6 @@
         <w:gridCol w:w="2860"/>
       </w:tblGrid>
       <w:tr>
-        <w:tblPrEx>
-          <w:tblCellMar>
-            <w:top w:w="0" w:type="dxa"/>
-            <w:bottom w:w="0" w:type="dxa"/>
-          </w:tblCellMar>
-        </w:tblPrEx>
         <w:tc>
           <w:tcPr>
             <w:tcW w:w="6500" w:type="dxa"/>
@@ -17446,12 +17094,6 @@
         </w:tc>
       </w:tr>
       <w:tr>
-        <w:tblPrEx>
-          <w:tblCellMar>
-            <w:top w:w="0" w:type="dxa"/>
-            <w:bottom w:w="0" w:type="dxa"/>
-          </w:tblCellMar>
-        </w:tblPrEx>
         <w:tc>
           <w:tcPr>
             <w:tcW w:w="6500" w:type="dxa"/>
@@ -17494,12 +17136,6 @@
         </w:tc>
       </w:tr>
       <w:tr>
-        <w:tblPrEx>
-          <w:tblCellMar>
-            <w:top w:w="0" w:type="dxa"/>
-            <w:bottom w:w="0" w:type="dxa"/>
-          </w:tblCellMar>
-        </w:tblPrEx>
         <w:tc>
           <w:tcPr>
             <w:tcW w:w="6500" w:type="dxa"/>
@@ -17542,12 +17178,6 @@
         </w:tc>
       </w:tr>
       <w:tr>
-        <w:tblPrEx>
-          <w:tblCellMar>
-            <w:top w:w="0" w:type="dxa"/>
-            <w:bottom w:w="0" w:type="dxa"/>
-          </w:tblCellMar>
-        </w:tblPrEx>
         <w:tc>
           <w:tcPr>
             <w:tcW w:w="6500" w:type="dxa"/>
@@ -17633,12 +17263,6 @@
         <w:gridCol w:w="5860"/>
       </w:tblGrid>
       <w:tr>
-        <w:tblPrEx>
-          <w:tblCellMar>
-            <w:top w:w="0" w:type="dxa"/>
-            <w:bottom w:w="0" w:type="dxa"/>
-          </w:tblCellMar>
-        </w:tblPrEx>
         <w:tc>
           <w:tcPr>
             <w:tcW w:w="3500" w:type="dxa"/>
@@ -17695,12 +17319,6 @@
         </w:tc>
       </w:tr>
       <w:tr>
-        <w:tblPrEx>
-          <w:tblCellMar>
-            <w:top w:w="0" w:type="dxa"/>
-            <w:bottom w:w="0" w:type="dxa"/>
-          </w:tblCellMar>
-        </w:tblPrEx>
         <w:tc>
           <w:tcPr>
             <w:tcW w:w="3500" w:type="dxa"/>
@@ -17741,34 +17359,12 @@
           </w:tcPr>
           <w:p>
             <w:r>
-              <w:t xml:space="preserve">(가) 위조 </w:t>
-            </w:r>
-            <w:proofErr w:type="gramStart"/>
-            <w:r>
-              <w:t>요청  /</w:t>
-            </w:r>
-            <w:proofErr w:type="gramEnd"/>
-            <w:r>
-              <w:t xml:space="preserve">  (나) SQL 구문 </w:t>
-            </w:r>
-            <w:proofErr w:type="gramStart"/>
-            <w:r>
-              <w:t>삽입  /</w:t>
-            </w:r>
-            <w:proofErr w:type="gramEnd"/>
-            <w:r>
-              <w:t xml:space="preserve">  (다) 악성 스크립트 삽입</w:t>
-            </w:r>
-          </w:p>
-        </w:tc>
-      </w:tr>
-      <w:tr>
-        <w:tblPrEx>
-          <w:tblCellMar>
-            <w:top w:w="0" w:type="dxa"/>
-            <w:bottom w:w="0" w:type="dxa"/>
-          </w:tblCellMar>
-        </w:tblPrEx>
+              <w:t>(가) 위조 요청  /  (나) SQL 구문 삽입  /  (다) 악성 스크립트 삽입</w:t>
+            </w:r>
+          </w:p>
+        </w:tc>
+      </w:tr>
+      <w:tr>
         <w:tc>
           <w:tcPr>
             <w:tcW w:w="3500" w:type="dxa"/>
@@ -17811,12 +17407,6 @@
         </w:tc>
       </w:tr>
       <w:tr>
-        <w:tblPrEx>
-          <w:tblCellMar>
-            <w:top w:w="0" w:type="dxa"/>
-            <w:bottom w:w="0" w:type="dxa"/>
-          </w:tblCellMar>
-        </w:tblPrEx>
         <w:tc>
           <w:tcPr>
             <w:tcW w:w="3500" w:type="dxa"/>
@@ -17866,9 +17456,10 @@
     </w:p>
     <w:p>
       <w:pPr>
-        <w:spacing w:before="280" w:after="160"/>
-      </w:pPr>
-      <w:r>
+        <w:widowControl/>
+        <w:wordWrap/>
+        <w:autoSpaceDE/>
+        <w:autoSpaceDN/>
         <w:rPr>
           <w:b/>
           <w:bCs/>
@@ -17876,6 +17467,31 @@
           <w:sz w:val="24"/>
           <w:szCs w:val="24"/>
         </w:rPr>
+      </w:pPr>
+      <w:r>
+        <w:rPr>
+          <w:b/>
+          <w:bCs/>
+          <w:color w:val="2E75B6"/>
+          <w:sz w:val="24"/>
+          <w:szCs w:val="24"/>
+        </w:rPr>
+        <w:br w:type="page"/>
+      </w:r>
+    </w:p>
+    <w:p>
+      <w:pPr>
+        <w:spacing w:before="280" w:after="160"/>
+      </w:pPr>
+      <w:r>
+        <w:rPr>
+          <w:b/>
+          <w:bCs/>
+          <w:color w:val="2E75B6"/>
+          <w:sz w:val="24"/>
+          <w:szCs w:val="24"/>
+        </w:rPr>
+        <w:lastRenderedPageBreak/>
         <w:t>접근 통제 &amp; 인증 기술</w:t>
       </w:r>
     </w:p>
@@ -17910,12 +17526,6 @@
         <w:gridCol w:w="1860"/>
       </w:tblGrid>
       <w:tr>
-        <w:tblPrEx>
-          <w:tblCellMar>
-            <w:top w:w="0" w:type="dxa"/>
-            <w:bottom w:w="0" w:type="dxa"/>
-          </w:tblCellMar>
-        </w:tblPrEx>
         <w:tc>
           <w:tcPr>
             <w:tcW w:w="1200" w:type="dxa"/>
@@ -17999,12 +17609,6 @@
         </w:tc>
       </w:tr>
       <w:tr>
-        <w:tblPrEx>
-          <w:tblCellMar>
-            <w:top w:w="0" w:type="dxa"/>
-            <w:bottom w:w="0" w:type="dxa"/>
-          </w:tblCellMar>
-        </w:tblPrEx>
         <w:tc>
           <w:tcPr>
             <w:tcW w:w="1200" w:type="dxa"/>
@@ -18069,12 +17673,6 @@
         </w:tc>
       </w:tr>
       <w:tr>
-        <w:tblPrEx>
-          <w:tblCellMar>
-            <w:top w:w="0" w:type="dxa"/>
-            <w:bottom w:w="0" w:type="dxa"/>
-          </w:tblCellMar>
-        </w:tblPrEx>
         <w:tc>
           <w:tcPr>
             <w:tcW w:w="1200" w:type="dxa"/>
@@ -18139,12 +17737,6 @@
         </w:tc>
       </w:tr>
       <w:tr>
-        <w:tblPrEx>
-          <w:tblCellMar>
-            <w:top w:w="0" w:type="dxa"/>
-            <w:bottom w:w="0" w:type="dxa"/>
-          </w:tblCellMar>
-        </w:tblPrEx>
         <w:tc>
           <w:tcPr>
             <w:tcW w:w="1200" w:type="dxa"/>
@@ -18227,15 +17819,7 @@
       </w:r>
       <w:proofErr w:type="gramEnd"/>
       <w:r>
-        <w:t xml:space="preserve"> ) 기반 인증에 속하고, 지문, 홍채, 정맥 인식 등은 </w:t>
-      </w:r>
-      <w:proofErr w:type="gramStart"/>
-      <w:r>
-        <w:t>( ②</w:t>
-      </w:r>
-      <w:proofErr w:type="gramEnd"/>
-      <w:r>
-        <w:t xml:space="preserve"> ) 기반 인증에 속한다.</w:t>
+        <w:t xml:space="preserve"> ) 기반 인증에 속하고, 지문, 홍채, 정맥 인식 등은 ( ② ) 기반 인증에 속한다.</w:t>
       </w:r>
     </w:p>
     <w:p>
@@ -18246,7 +17830,6 @@
         <w:spacing w:before="60" w:after="160"/>
       </w:pPr>
       <w:r>
-        <w:lastRenderedPageBreak/>
         <w:t xml:space="preserve">                                                                                          </w:t>
       </w:r>
     </w:p>
@@ -18295,12 +17878,6 @@
         <w:gridCol w:w="2860"/>
       </w:tblGrid>
       <w:tr>
-        <w:tblPrEx>
-          <w:tblCellMar>
-            <w:top w:w="0" w:type="dxa"/>
-            <w:bottom w:w="0" w:type="dxa"/>
-          </w:tblCellMar>
-        </w:tblPrEx>
         <w:tc>
           <w:tcPr>
             <w:tcW w:w="6500" w:type="dxa"/>
@@ -18357,12 +17934,6 @@
         </w:tc>
       </w:tr>
       <w:tr>
-        <w:tblPrEx>
-          <w:tblCellMar>
-            <w:top w:w="0" w:type="dxa"/>
-            <w:bottom w:w="0" w:type="dxa"/>
-          </w:tblCellMar>
-        </w:tblPrEx>
         <w:tc>
           <w:tcPr>
             <w:tcW w:w="6500" w:type="dxa"/>
@@ -18405,12 +17976,6 @@
         </w:tc>
       </w:tr>
       <w:tr>
-        <w:tblPrEx>
-          <w:tblCellMar>
-            <w:top w:w="0" w:type="dxa"/>
-            <w:bottom w:w="0" w:type="dxa"/>
-          </w:tblCellMar>
-        </w:tblPrEx>
         <w:tc>
           <w:tcPr>
             <w:tcW w:w="6500" w:type="dxa"/>
@@ -18453,12 +18018,6 @@
         </w:tc>
       </w:tr>
       <w:tr>
-        <w:tblPrEx>
-          <w:tblCellMar>
-            <w:top w:w="0" w:type="dxa"/>
-            <w:bottom w:w="0" w:type="dxa"/>
-          </w:tblCellMar>
-        </w:tblPrEx>
         <w:tc>
           <w:tcPr>
             <w:tcW w:w="6500" w:type="dxa"/>
@@ -18501,12 +18060,6 @@
         </w:tc>
       </w:tr>
       <w:tr>
-        <w:tblPrEx>
-          <w:tblCellMar>
-            <w:top w:w="0" w:type="dxa"/>
-            <w:bottom w:w="0" w:type="dxa"/>
-          </w:tblCellMar>
-        </w:tblPrEx>
         <w:tc>
           <w:tcPr>
             <w:tcW w:w="6500" w:type="dxa"/>
@@ -18567,15 +18120,7 @@
       </w:r>
       <w:proofErr w:type="gramEnd"/>
       <w:r>
-        <w:t xml:space="preserve"> )이라 하고, 해시 연산을 여러 번 반복 적용하는 기법을 </w:t>
-      </w:r>
-      <w:proofErr w:type="gramStart"/>
-      <w:r>
-        <w:t>( ②</w:t>
-      </w:r>
-      <w:proofErr w:type="gramEnd"/>
-      <w:r>
-        <w:t xml:space="preserve"> )이라 한다.</w:t>
+        <w:t xml:space="preserve"> )이라 하고, 해시 연산을 여러 번 반복 적용하는 기법을 ( ② )이라 한다.</w:t>
       </w:r>
     </w:p>
     <w:p>
@@ -18613,8 +18158,1398 @@
     <w:p>
       <w:pPr>
         <w:spacing w:before="280" w:after="160"/>
-      </w:pPr>
-      <w:r>
+        <w:rPr>
+          <w:rFonts w:hint="eastAsia"/>
+          <w:bCs/>
+          <w:color w:val="000000" w:themeColor="text1"/>
+          <w:sz w:val="24"/>
+          <w:szCs w:val="24"/>
+          <w14:shadow w14:blurRad="38100" w14:dist="19050" w14:dir="2700000" w14:sx="100000" w14:sy="100000" w14:kx="0" w14:ky="0" w14:algn="tl">
+            <w14:schemeClr w14:val="dk1">
+              <w14:alpha w14:val="60000"/>
+            </w14:schemeClr>
+          </w14:shadow>
+          <w14:textOutline w14:w="0" w14:cap="flat" w14:cmpd="sng" w14:algn="ctr">
+            <w14:noFill/>
+            <w14:prstDash w14:val="solid"/>
+            <w14:round/>
+          </w14:textOutline>
+        </w:rPr>
+      </w:pPr>
+      <w:proofErr w:type="spellStart"/>
+      <w:r>
+        <w:rPr>
+          <w:bCs/>
+          <w:color w:val="000000" w:themeColor="text1"/>
+          <w:sz w:val="24"/>
+          <w:szCs w:val="24"/>
+          <w14:shadow w14:blurRad="38100" w14:dist="19050" w14:dir="2700000" w14:sx="100000" w14:sy="100000" w14:kx="0" w14:ky="0" w14:algn="tl">
+            <w14:schemeClr w14:val="dk1">
+              <w14:alpha w14:val="60000"/>
+            </w14:schemeClr>
+          </w14:shadow>
+          <w14:textOutline w14:w="0" w14:cap="flat" w14:cmpd="sng" w14:algn="ctr">
+            <w14:noFill/>
+            <w14:prstDash w14:val="solid"/>
+            <w14:round/>
+          </w14:textOutline>
+        </w:rPr>
+        <w:t>IPv4</w:t>
+      </w:r>
+      <w:proofErr w:type="spellEnd"/>
+      <w:r>
+        <w:rPr>
+          <w:bCs/>
+          <w:color w:val="000000" w:themeColor="text1"/>
+          <w:sz w:val="24"/>
+          <w:szCs w:val="24"/>
+          <w14:shadow w14:blurRad="38100" w14:dist="19050" w14:dir="2700000" w14:sx="100000" w14:sy="100000" w14:kx="0" w14:ky="0" w14:algn="tl">
+            <w14:schemeClr w14:val="dk1">
+              <w14:alpha w14:val="60000"/>
+            </w14:schemeClr>
+          </w14:shadow>
+          <w14:textOutline w14:w="0" w14:cap="flat" w14:cmpd="sng" w14:algn="ctr">
+            <w14:noFill/>
+            <w14:prstDash w14:val="solid"/>
+            <w14:round/>
+          </w14:textOutline>
+        </w:rPr>
+        <w:t xml:space="preserve"> + 서브넷마스크</w:t>
+      </w:r>
+      <w:r>
+        <w:rPr>
+          <w:rFonts w:hint="eastAsia"/>
+          <w:bCs/>
+          <w:color w:val="000000" w:themeColor="text1"/>
+          <w:sz w:val="24"/>
+          <w:szCs w:val="24"/>
+          <w14:shadow w14:blurRad="38100" w14:dist="19050" w14:dir="2700000" w14:sx="100000" w14:sy="100000" w14:kx="0" w14:ky="0" w14:algn="tl">
+            <w14:schemeClr w14:val="dk1">
+              <w14:alpha w14:val="60000"/>
+            </w14:schemeClr>
+          </w14:shadow>
+          <w14:textOutline w14:w="0" w14:cap="flat" w14:cmpd="sng" w14:algn="ctr">
+            <w14:noFill/>
+            <w14:prstDash w14:val="solid"/>
+            <w14:round/>
+          </w14:textOutline>
+        </w:rPr>
+        <w:t xml:space="preserve"> 공식</w:t>
+      </w:r>
+    </w:p>
+    <w:p>
+      <w:pPr>
+        <w:spacing w:before="280" w:after="160"/>
+        <w:rPr>
+          <w:bCs/>
+          <w:color w:val="000000" w:themeColor="text1"/>
+          <w:sz w:val="24"/>
+          <w:szCs w:val="24"/>
+          <w14:shadow w14:blurRad="38100" w14:dist="19050" w14:dir="2700000" w14:sx="100000" w14:sy="100000" w14:kx="0" w14:ky="0" w14:algn="tl">
+            <w14:schemeClr w14:val="dk1">
+              <w14:alpha w14:val="60000"/>
+            </w14:schemeClr>
+          </w14:shadow>
+          <w14:textOutline w14:w="0" w14:cap="flat" w14:cmpd="sng" w14:algn="ctr">
+            <w14:noFill/>
+            <w14:prstDash w14:val="solid"/>
+            <w14:round/>
+          </w14:textOutline>
+        </w:rPr>
+      </w:pPr>
+      <w:r>
+        <w:rPr>
+          <w:bCs/>
+          <w:color w:val="000000" w:themeColor="text1"/>
+          <w:sz w:val="24"/>
+          <w:szCs w:val="24"/>
+          <w14:shadow w14:blurRad="38100" w14:dist="19050" w14:dir="2700000" w14:sx="100000" w14:sy="100000" w14:kx="0" w14:ky="0" w14:algn="tl">
+            <w14:schemeClr w14:val="dk1">
+              <w14:alpha w14:val="60000"/>
+            </w14:schemeClr>
+          </w14:shadow>
+          <w14:textOutline w14:w="0" w14:cap="flat" w14:cmpd="sng" w14:algn="ctr">
+            <w14:noFill/>
+            <w14:prstDash w14:val="solid"/>
+            <w14:round/>
+          </w14:textOutline>
+        </w:rPr>
+        <w:t>1. 호스트 비트 수 = 32 - (/숫자)</w:t>
+      </w:r>
+      <w:r>
+        <w:rPr>
+          <w:bCs/>
+          <w:color w:val="000000" w:themeColor="text1"/>
+          <w:sz w:val="24"/>
+          <w:szCs w:val="24"/>
+          <w14:shadow w14:blurRad="38100" w14:dist="19050" w14:dir="2700000" w14:sx="100000" w14:sy="100000" w14:kx="0" w14:ky="0" w14:algn="tl">
+            <w14:schemeClr w14:val="dk1">
+              <w14:alpha w14:val="60000"/>
+            </w14:schemeClr>
+          </w14:shadow>
+          <w14:textOutline w14:w="0" w14:cap="flat" w14:cmpd="sng" w14:algn="ctr">
+            <w14:noFill/>
+            <w14:prstDash w14:val="solid"/>
+            <w14:round/>
+          </w14:textOutline>
+        </w:rPr>
+        <w:t xml:space="preserve"> = 32 - 23</w:t>
+      </w:r>
+    </w:p>
+    <w:p>
+      <w:pPr>
+        <w:spacing w:before="280" w:after="160"/>
+        <w:rPr>
+          <w:bCs/>
+          <w:color w:val="000000" w:themeColor="text1"/>
+          <w:sz w:val="24"/>
+          <w:szCs w:val="24"/>
+          <w14:shadow w14:blurRad="38100" w14:dist="19050" w14:dir="2700000" w14:sx="100000" w14:sy="100000" w14:kx="0" w14:ky="0" w14:algn="tl">
+            <w14:schemeClr w14:val="dk1">
+              <w14:alpha w14:val="60000"/>
+            </w14:schemeClr>
+          </w14:shadow>
+          <w14:textOutline w14:w="0" w14:cap="flat" w14:cmpd="sng" w14:algn="ctr">
+            <w14:noFill/>
+            <w14:prstDash w14:val="solid"/>
+            <w14:round/>
+          </w14:textOutline>
+        </w:rPr>
+      </w:pPr>
+      <w:r>
+        <w:rPr>
+          <w:bCs/>
+          <w:color w:val="000000" w:themeColor="text1"/>
+          <w:sz w:val="24"/>
+          <w:szCs w:val="24"/>
+          <w14:shadow w14:blurRad="38100" w14:dist="19050" w14:dir="2700000" w14:sx="100000" w14:sy="100000" w14:kx="0" w14:ky="0" w14:algn="tl">
+            <w14:schemeClr w14:val="dk1">
+              <w14:alpha w14:val="60000"/>
+            </w14:schemeClr>
+          </w14:shadow>
+          <w14:textOutline w14:w="0" w14:cap="flat" w14:cmpd="sng" w14:algn="ctr">
+            <w14:noFill/>
+            <w14:prstDash w14:val="solid"/>
+            <w14:round/>
+          </w14:textOutline>
+        </w:rPr>
+        <w:t>2. 사용 가능한 호스트 수 = (2 ^ 호스트비트수) - 2</w:t>
+      </w:r>
+      <w:bookmarkStart w:id="0" w:name="_GoBack"/>
+      <w:bookmarkEnd w:id="0"/>
+    </w:p>
+    <w:p>
+      <w:pPr>
+        <w:spacing w:before="280" w:after="160"/>
+        <w:rPr>
+          <w:bCs/>
+          <w:color w:val="000000" w:themeColor="text1"/>
+          <w:sz w:val="24"/>
+          <w:szCs w:val="24"/>
+          <w14:shadow w14:blurRad="38100" w14:dist="19050" w14:dir="2700000" w14:sx="100000" w14:sy="100000" w14:kx="0" w14:ky="0" w14:algn="tl">
+            <w14:schemeClr w14:val="dk1">
+              <w14:alpha w14:val="60000"/>
+            </w14:schemeClr>
+          </w14:shadow>
+          <w14:textOutline w14:w="0" w14:cap="flat" w14:cmpd="sng" w14:algn="ctr">
+            <w14:noFill/>
+            <w14:prstDash w14:val="solid"/>
+            <w14:round/>
+          </w14:textOutline>
+        </w:rPr>
+      </w:pPr>
+      <w:r>
+        <w:rPr>
+          <w:bCs/>
+          <w:color w:val="000000" w:themeColor="text1"/>
+          <w:sz w:val="24"/>
+          <w:szCs w:val="24"/>
+          <w14:shadow w14:blurRad="38100" w14:dist="19050" w14:dir="2700000" w14:sx="100000" w14:sy="100000" w14:kx="0" w14:ky="0" w14:algn="tl">
+            <w14:schemeClr w14:val="dk1">
+              <w14:alpha w14:val="60000"/>
+            </w14:schemeClr>
+          </w14:shadow>
+          <w14:textOutline w14:w="0" w14:cap="flat" w14:cmpd="sng" w14:algn="ctr">
+            <w14:noFill/>
+            <w14:prstDash w14:val="solid"/>
+            <w14:round/>
+          </w14:textOutline>
+        </w:rPr>
+        <w:t xml:space="preserve">3. 세번째 </w:t>
+      </w:r>
+      <w:proofErr w:type="spellStart"/>
+      <w:r>
+        <w:rPr>
+          <w:bCs/>
+          <w:color w:val="000000" w:themeColor="text1"/>
+          <w:sz w:val="24"/>
+          <w:szCs w:val="24"/>
+          <w14:shadow w14:blurRad="38100" w14:dist="19050" w14:dir="2700000" w14:sx="100000" w14:sy="100000" w14:kx="0" w14:ky="0" w14:algn="tl">
+            <w14:schemeClr w14:val="dk1">
+              <w14:alpha w14:val="60000"/>
+            </w14:schemeClr>
+          </w14:shadow>
+          <w14:textOutline w14:w="0" w14:cap="flat" w14:cmpd="sng" w14:algn="ctr">
+            <w14:noFill/>
+            <w14:prstDash w14:val="solid"/>
+            <w14:round/>
+          </w14:textOutline>
+        </w:rPr>
+        <w:t>옥텟</w:t>
+      </w:r>
+      <w:proofErr w:type="spellEnd"/>
+      <w:r>
+        <w:rPr>
+          <w:bCs/>
+          <w:color w:val="000000" w:themeColor="text1"/>
+          <w:sz w:val="24"/>
+          <w:szCs w:val="24"/>
+          <w14:shadow w14:blurRad="38100" w14:dist="19050" w14:dir="2700000" w14:sx="100000" w14:sy="100000" w14:kx="0" w14:ky="0" w14:algn="tl">
+            <w14:schemeClr w14:val="dk1">
+              <w14:alpha w14:val="60000"/>
+            </w14:schemeClr>
+          </w14:shadow>
+          <w14:textOutline w14:w="0" w14:cap="flat" w14:cmpd="sng" w14:algn="ctr">
+            <w14:noFill/>
+            <w14:prstDash w14:val="solid"/>
+            <w14:round/>
+          </w14:textOutline>
+        </w:rPr>
+        <w:t xml:space="preserve"> 범위 = [</w:t>
+      </w:r>
+      <w:r>
+        <w:rPr>
+          <w:b/>
+          <w:bCs/>
+          <w:color w:val="000000" w:themeColor="text1"/>
+          <w:sz w:val="24"/>
+          <w:szCs w:val="24"/>
+          <w14:shadow w14:blurRad="38100" w14:dist="19050" w14:dir="2700000" w14:sx="100000" w14:sy="100000" w14:kx="0" w14:ky="0" w14:algn="tl">
+            <w14:schemeClr w14:val="dk1">
+              <w14:alpha w14:val="60000"/>
+            </w14:schemeClr>
+          </w14:shadow>
+          <w14:textOutline w14:w="0" w14:cap="flat" w14:cmpd="sng" w14:algn="ctr">
+            <w14:noFill/>
+            <w14:prstDash w14:val="solid"/>
+            <w14:round/>
+          </w14:textOutline>
+        </w:rPr>
+        <w:t>256</w:t>
+      </w:r>
+      <w:r>
+        <w:rPr>
+          <w:bCs/>
+          <w:color w:val="000000" w:themeColor="text1"/>
+          <w:sz w:val="24"/>
+          <w:szCs w:val="24"/>
+          <w14:shadow w14:blurRad="38100" w14:dist="19050" w14:dir="2700000" w14:sx="100000" w14:sy="100000" w14:kx="0" w14:ky="0" w14:algn="tl">
+            <w14:schemeClr w14:val="dk1">
+              <w14:alpha w14:val="60000"/>
+            </w14:schemeClr>
+          </w14:shadow>
+          <w14:textOutline w14:w="0" w14:cap="flat" w14:cmpd="sng" w14:algn="ctr">
+            <w14:noFill/>
+            <w14:prstDash w14:val="solid"/>
+            <w14:round/>
+          </w14:textOutline>
+        </w:rPr>
+        <w:t xml:space="preserve"> - C]</w:t>
+      </w:r>
+    </w:p>
+    <w:p>
+      <w:pPr>
+        <w:spacing w:before="280" w:after="160"/>
+        <w:ind w:firstLine="800"/>
+        <w:rPr>
+          <w:bCs/>
+          <w:color w:val="000000" w:themeColor="text1"/>
+          <w:sz w:val="24"/>
+          <w:szCs w:val="24"/>
+          <w14:shadow w14:blurRad="38100" w14:dist="19050" w14:dir="2700000" w14:sx="100000" w14:sy="100000" w14:kx="0" w14:ky="0" w14:algn="tl">
+            <w14:schemeClr w14:val="dk1">
+              <w14:alpha w14:val="60000"/>
+            </w14:schemeClr>
+          </w14:shadow>
+          <w14:textOutline w14:w="0" w14:cap="flat" w14:cmpd="sng" w14:algn="ctr">
+            <w14:noFill/>
+            <w14:prstDash w14:val="solid"/>
+            <w14:round/>
+          </w14:textOutline>
+        </w:rPr>
+      </w:pPr>
+      <w:r>
+        <w:rPr>
+          <w:bCs/>
+          <w:color w:val="000000" w:themeColor="text1"/>
+          <w:sz w:val="24"/>
+          <w:szCs w:val="24"/>
+          <w14:shadow w14:blurRad="38100" w14:dist="19050" w14:dir="2700000" w14:sx="100000" w14:sy="100000" w14:kx="0" w14:ky="0" w14:algn="tl">
+            <w14:schemeClr w14:val="dk1">
+              <w14:alpha w14:val="60000"/>
+            </w14:schemeClr>
+          </w14:shadow>
+          <w14:textOutline w14:w="0" w14:cap="flat" w14:cmpd="sng" w14:algn="ctr">
+            <w14:noFill/>
+            <w14:prstDash w14:val="solid"/>
+            <w14:round/>
+          </w14:textOutline>
+        </w:rPr>
+        <w:t xml:space="preserve">0~ </w:t>
+      </w:r>
+      <w:proofErr w:type="spellStart"/>
+      <w:r>
+        <w:rPr>
+          <w:bCs/>
+          <w:color w:val="000000" w:themeColor="text1"/>
+          <w:sz w:val="24"/>
+          <w:szCs w:val="24"/>
+          <w14:shadow w14:blurRad="38100" w14:dist="19050" w14:dir="2700000" w14:sx="100000" w14:sy="100000" w14:kx="0" w14:ky="0" w14:algn="tl">
+            <w14:schemeClr w14:val="dk1">
+              <w14:alpha w14:val="60000"/>
+            </w14:schemeClr>
+          </w14:shadow>
+          <w14:textOutline w14:w="0" w14:cap="flat" w14:cmpd="sng" w14:algn="ctr">
+            <w14:noFill/>
+            <w14:prstDash w14:val="solid"/>
+            <w14:round/>
+          </w14:textOutline>
+        </w:rPr>
+        <w:t>블럭크기</w:t>
+      </w:r>
+      <w:proofErr w:type="spellEnd"/>
+      <w:r>
+        <w:rPr>
+          <w:bCs/>
+          <w:color w:val="000000" w:themeColor="text1"/>
+          <w:sz w:val="24"/>
+          <w:szCs w:val="24"/>
+          <w14:shadow w14:blurRad="38100" w14:dist="19050" w14:dir="2700000" w14:sx="100000" w14:sy="100000" w14:kx="0" w14:ky="0" w14:algn="tl">
+            <w14:schemeClr w14:val="dk1">
+              <w14:alpha w14:val="60000"/>
+            </w14:schemeClr>
+          </w14:shadow>
+          <w14:textOutline w14:w="0" w14:cap="flat" w14:cmpd="sng" w14:algn="ctr">
+            <w14:noFill/>
+            <w14:prstDash w14:val="solid"/>
+            <w14:round/>
+          </w14:textOutline>
+        </w:rPr>
+        <w:t xml:space="preserve"> / </w:t>
+      </w:r>
+    </w:p>
+    <w:p>
+      <w:pPr>
+        <w:spacing w:before="280" w:after="160"/>
+        <w:ind w:firstLine="800"/>
+        <w:rPr>
+          <w:bCs/>
+          <w:color w:val="000000" w:themeColor="text1"/>
+          <w:sz w:val="24"/>
+          <w:szCs w:val="24"/>
+          <w14:shadow w14:blurRad="38100" w14:dist="19050" w14:dir="2700000" w14:sx="100000" w14:sy="100000" w14:kx="0" w14:ky="0" w14:algn="tl">
+            <w14:schemeClr w14:val="dk1">
+              <w14:alpha w14:val="60000"/>
+            </w14:schemeClr>
+          </w14:shadow>
+          <w14:textOutline w14:w="0" w14:cap="flat" w14:cmpd="sng" w14:algn="ctr">
+            <w14:noFill/>
+            <w14:prstDash w14:val="solid"/>
+            <w14:round/>
+          </w14:textOutline>
+        </w:rPr>
+      </w:pPr>
+      <w:r>
+        <w:rPr>
+          <w:bCs/>
+          <w:color w:val="000000" w:themeColor="text1"/>
+          <w:sz w:val="24"/>
+          <w:szCs w:val="24"/>
+          <w14:shadow w14:blurRad="38100" w14:dist="19050" w14:dir="2700000" w14:sx="100000" w14:sy="100000" w14:kx="0" w14:ky="0" w14:algn="tl">
+            <w14:schemeClr w14:val="dk1">
+              <w14:alpha w14:val="60000"/>
+            </w14:schemeClr>
+          </w14:shadow>
+          <w14:textOutline w14:w="0" w14:cap="flat" w14:cmpd="sng" w14:algn="ctr">
+            <w14:noFill/>
+            <w14:prstDash w14:val="solid"/>
+            <w14:round/>
+          </w14:textOutline>
+        </w:rPr>
+        <w:t>[</w:t>
+      </w:r>
+      <w:r>
+        <w:rPr>
+          <w:b/>
+          <w:bCs/>
+          <w:color w:val="000000" w:themeColor="text1"/>
+          <w:sz w:val="24"/>
+          <w:szCs w:val="24"/>
+          <w14:shadow w14:blurRad="38100" w14:dist="19050" w14:dir="2700000" w14:sx="100000" w14:sy="100000" w14:kx="0" w14:ky="0" w14:algn="tl">
+            <w14:schemeClr w14:val="dk1">
+              <w14:alpha w14:val="60000"/>
+            </w14:schemeClr>
+          </w14:shadow>
+          <w14:textOutline w14:w="0" w14:cap="flat" w14:cmpd="sng" w14:algn="ctr">
+            <w14:noFill/>
+            <w14:prstDash w14:val="solid"/>
+            <w14:round/>
+          </w14:textOutline>
+        </w:rPr>
+        <w:t>256</w:t>
+      </w:r>
+      <w:r>
+        <w:rPr>
+          <w:bCs/>
+          <w:color w:val="000000" w:themeColor="text1"/>
+          <w:sz w:val="24"/>
+          <w:szCs w:val="24"/>
+          <w14:shadow w14:blurRad="38100" w14:dist="19050" w14:dir="2700000" w14:sx="100000" w14:sy="100000" w14:kx="0" w14:ky="0" w14:algn="tl">
+            <w14:schemeClr w14:val="dk1">
+              <w14:alpha w14:val="60000"/>
+            </w14:schemeClr>
+          </w14:shadow>
+          <w14:textOutline w14:w="0" w14:cap="flat" w14:cmpd="sng" w14:algn="ctr">
+            <w14:noFill/>
+            <w14:prstDash w14:val="solid"/>
+            <w14:round/>
+          </w14:textOutline>
+        </w:rPr>
+        <w:t xml:space="preserve"> - 254] = [2]</w:t>
+      </w:r>
+    </w:p>
+    <w:p>
+      <w:pPr>
+        <w:spacing w:before="280" w:after="160"/>
+        <w:ind w:firstLine="800"/>
+        <w:rPr>
+          <w:bCs/>
+          <w:color w:val="000000" w:themeColor="text1"/>
+          <w:sz w:val="24"/>
+          <w:szCs w:val="24"/>
+          <w14:shadow w14:blurRad="38100" w14:dist="19050" w14:dir="2700000" w14:sx="100000" w14:sy="100000" w14:kx="0" w14:ky="0" w14:algn="tl">
+            <w14:schemeClr w14:val="dk1">
+              <w14:alpha w14:val="60000"/>
+            </w14:schemeClr>
+          </w14:shadow>
+          <w14:textOutline w14:w="0" w14:cap="flat" w14:cmpd="sng" w14:algn="ctr">
+            <w14:noFill/>
+            <w14:prstDash w14:val="solid"/>
+            <w14:round/>
+          </w14:textOutline>
+        </w:rPr>
+      </w:pPr>
+      <w:r>
+        <w:rPr>
+          <w:bCs/>
+          <w:color w:val="000000" w:themeColor="text1"/>
+          <w:sz w:val="24"/>
+          <w:szCs w:val="24"/>
+          <w14:shadow w14:blurRad="38100" w14:dist="19050" w14:dir="2700000" w14:sx="100000" w14:sy="100000" w14:kx="0" w14:ky="0" w14:algn="tl">
+            <w14:schemeClr w14:val="dk1">
+              <w14:alpha w14:val="60000"/>
+            </w14:schemeClr>
+          </w14:shadow>
+          <w14:textOutline w14:w="0" w14:cap="flat" w14:cmpd="sng" w14:algn="ctr">
+            <w14:noFill/>
+            <w14:prstDash w14:val="solid"/>
+            <w14:round/>
+          </w14:textOutline>
+        </w:rPr>
+        <w:t xml:space="preserve">0~1 / 2~3 / 4~5 </w:t>
+      </w:r>
+      <w:proofErr w:type="gramStart"/>
+      <w:r>
+        <w:rPr>
+          <w:bCs/>
+          <w:color w:val="000000" w:themeColor="text1"/>
+          <w:sz w:val="24"/>
+          <w:szCs w:val="24"/>
+          <w14:shadow w14:blurRad="38100" w14:dist="19050" w14:dir="2700000" w14:sx="100000" w14:sy="100000" w14:kx="0" w14:ky="0" w14:algn="tl">
+            <w14:schemeClr w14:val="dk1">
+              <w14:alpha w14:val="60000"/>
+            </w14:schemeClr>
+          </w14:shadow>
+          <w14:textOutline w14:w="0" w14:cap="flat" w14:cmpd="sng" w14:algn="ctr">
+            <w14:noFill/>
+            <w14:prstDash w14:val="solid"/>
+            <w14:round/>
+          </w14:textOutline>
+        </w:rPr>
+        <w:t>/ ...</w:t>
+      </w:r>
+      <w:proofErr w:type="gramEnd"/>
+    </w:p>
+    <w:p>
+      <w:pPr>
+        <w:spacing w:before="280" w:after="160"/>
+        <w:ind w:firstLine="800"/>
+        <w:rPr>
+          <w:bCs/>
+          <w:color w:val="000000" w:themeColor="text1"/>
+          <w:sz w:val="24"/>
+          <w:szCs w:val="24"/>
+          <w14:shadow w14:blurRad="38100" w14:dist="19050" w14:dir="2700000" w14:sx="100000" w14:sy="100000" w14:kx="0" w14:ky="0" w14:algn="tl">
+            <w14:schemeClr w14:val="dk1">
+              <w14:alpha w14:val="60000"/>
+            </w14:schemeClr>
+          </w14:shadow>
+          <w14:textOutline w14:w="0" w14:cap="flat" w14:cmpd="sng" w14:algn="ctr">
+            <w14:noFill/>
+            <w14:prstDash w14:val="solid"/>
+            <w14:round/>
+          </w14:textOutline>
+        </w:rPr>
+      </w:pPr>
+      <w:r>
+        <w:rPr>
+          <w:rFonts w:hint="eastAsia"/>
+          <w:bCs/>
+          <w:color w:val="000000" w:themeColor="text1"/>
+          <w:sz w:val="24"/>
+          <w:szCs w:val="24"/>
+          <w14:shadow w14:blurRad="38100" w14:dist="19050" w14:dir="2700000" w14:sx="100000" w14:sy="100000" w14:kx="0" w14:ky="0" w14:algn="tl">
+            <w14:schemeClr w14:val="dk1">
+              <w14:alpha w14:val="60000"/>
+            </w14:schemeClr>
+          </w14:shadow>
+          <w14:textOutline w14:w="0" w14:cap="flat" w14:cmpd="sng" w14:algn="ctr">
+            <w14:noFill/>
+            <w14:prstDash w14:val="solid"/>
+            <w14:round/>
+          </w14:textOutline>
+        </w:rPr>
+        <w:t>서브넷마스크가</w:t>
+      </w:r>
+      <w:r>
+        <w:rPr>
+          <w:bCs/>
+          <w:color w:val="000000" w:themeColor="text1"/>
+          <w:sz w:val="24"/>
+          <w:szCs w:val="24"/>
+          <w14:shadow w14:blurRad="38100" w14:dist="19050" w14:dir="2700000" w14:sx="100000" w14:sy="100000" w14:kx="0" w14:ky="0" w14:algn="tl">
+            <w14:schemeClr w14:val="dk1">
+              <w14:alpha w14:val="60000"/>
+            </w14:schemeClr>
+          </w14:shadow>
+          <w14:textOutline w14:w="0" w14:cap="flat" w14:cmpd="sng" w14:algn="ctr">
+            <w14:noFill/>
+            <w14:prstDash w14:val="solid"/>
+            <w14:round/>
+          </w14:textOutline>
+        </w:rPr>
+        <w:t xml:space="preserve"> 255.255.254.0(/23) </w:t>
+      </w:r>
+      <w:proofErr w:type="spellStart"/>
+      <w:r>
+        <w:rPr>
+          <w:bCs/>
+          <w:color w:val="000000" w:themeColor="text1"/>
+          <w:sz w:val="24"/>
+          <w:szCs w:val="24"/>
+          <w14:shadow w14:blurRad="38100" w14:dist="19050" w14:dir="2700000" w14:sx="100000" w14:sy="100000" w14:kx="0" w14:ky="0" w14:algn="tl">
+            <w14:schemeClr w14:val="dk1">
+              <w14:alpha w14:val="60000"/>
+            </w14:schemeClr>
+          </w14:shadow>
+          <w14:textOutline w14:w="0" w14:cap="flat" w14:cmpd="sng" w14:algn="ctr">
+            <w14:noFill/>
+            <w14:prstDash w14:val="solid"/>
+            <w14:round/>
+          </w14:textOutline>
+        </w:rPr>
+        <w:t>일때만</w:t>
+      </w:r>
+      <w:proofErr w:type="spellEnd"/>
+    </w:p>
+    <w:p>
+      <w:pPr>
+        <w:spacing w:before="280" w:after="160"/>
+        <w:ind w:firstLine="800"/>
+        <w:rPr>
+          <w:bCs/>
+          <w:color w:val="000000" w:themeColor="text1"/>
+          <w:sz w:val="24"/>
+          <w:szCs w:val="24"/>
+          <w14:shadow w14:blurRad="38100" w14:dist="19050" w14:dir="2700000" w14:sx="100000" w14:sy="100000" w14:kx="0" w14:ky="0" w14:algn="tl">
+            <w14:schemeClr w14:val="dk1">
+              <w14:alpha w14:val="60000"/>
+            </w14:schemeClr>
+          </w14:shadow>
+          <w14:textOutline w14:w="0" w14:cap="flat" w14:cmpd="sng" w14:algn="ctr">
+            <w14:noFill/>
+            <w14:prstDash w14:val="solid"/>
+            <w14:round/>
+          </w14:textOutline>
+        </w:rPr>
+      </w:pPr>
+      <w:r>
+        <w:rPr>
+          <w:bCs/>
+          <w:color w:val="000000" w:themeColor="text1"/>
+          <w:sz w:val="24"/>
+          <w:szCs w:val="24"/>
+          <w14:shadow w14:blurRad="38100" w14:dist="19050" w14:dir="2700000" w14:sx="100000" w14:sy="100000" w14:kx="0" w14:ky="0" w14:algn="tl">
+            <w14:schemeClr w14:val="dk1">
+              <w14:alpha w14:val="60000"/>
+            </w14:schemeClr>
+          </w14:shadow>
+          <w14:textOutline w14:w="0" w14:cap="flat" w14:cmpd="sng" w14:algn="ctr">
+            <w14:noFill/>
+            <w14:prstDash w14:val="solid"/>
+            <w14:round/>
+          </w14:textOutline>
+        </w:rPr>
+        <w:t xml:space="preserve">192.168.11.20/23 세번째 </w:t>
+      </w:r>
+      <w:proofErr w:type="spellStart"/>
+      <w:r>
+        <w:rPr>
+          <w:bCs/>
+          <w:color w:val="000000" w:themeColor="text1"/>
+          <w:sz w:val="24"/>
+          <w:szCs w:val="24"/>
+          <w14:shadow w14:blurRad="38100" w14:dist="19050" w14:dir="2700000" w14:sx="100000" w14:sy="100000" w14:kx="0" w14:ky="0" w14:algn="tl">
+            <w14:schemeClr w14:val="dk1">
+              <w14:alpha w14:val="60000"/>
+            </w14:schemeClr>
+          </w14:shadow>
+          <w14:textOutline w14:w="0" w14:cap="flat" w14:cmpd="sng" w14:algn="ctr">
+            <w14:noFill/>
+            <w14:prstDash w14:val="solid"/>
+            <w14:round/>
+          </w14:textOutline>
+        </w:rPr>
+        <w:t>옥텟</w:t>
+      </w:r>
+      <w:proofErr w:type="spellEnd"/>
+      <w:r>
+        <w:rPr>
+          <w:bCs/>
+          <w:color w:val="000000" w:themeColor="text1"/>
+          <w:sz w:val="24"/>
+          <w:szCs w:val="24"/>
+          <w14:shadow w14:blurRad="38100" w14:dist="19050" w14:dir="2700000" w14:sx="100000" w14:sy="100000" w14:kx="0" w14:ky="0" w14:algn="tl">
+            <w14:schemeClr w14:val="dk1">
+              <w14:alpha w14:val="60000"/>
+            </w14:schemeClr>
+          </w14:shadow>
+          <w14:textOutline w14:w="0" w14:cap="flat" w14:cmpd="sng" w14:algn="ctr">
+            <w14:noFill/>
+            <w14:prstDash w14:val="solid"/>
+            <w14:round/>
+          </w14:textOutline>
+        </w:rPr>
+        <w:t xml:space="preserve"> </w:t>
+      </w:r>
+      <w:proofErr w:type="gramStart"/>
+      <w:r>
+        <w:rPr>
+          <w:bCs/>
+          <w:color w:val="000000" w:themeColor="text1"/>
+          <w:sz w:val="24"/>
+          <w:szCs w:val="24"/>
+          <w14:shadow w14:blurRad="38100" w14:dist="19050" w14:dir="2700000" w14:sx="100000" w14:sy="100000" w14:kx="0" w14:ky="0" w14:algn="tl">
+            <w14:schemeClr w14:val="dk1">
+              <w14:alpha w14:val="60000"/>
+            </w14:schemeClr>
+          </w14:shadow>
+          <w14:textOutline w14:w="0" w14:cap="flat" w14:cmpd="sng" w14:algn="ctr">
+            <w14:noFill/>
+            <w14:prstDash w14:val="solid"/>
+            <w14:round/>
+          </w14:textOutline>
+        </w:rPr>
+        <w:t>범위 :</w:t>
+      </w:r>
+      <w:proofErr w:type="gramEnd"/>
+      <w:r>
+        <w:rPr>
+          <w:bCs/>
+          <w:color w:val="000000" w:themeColor="text1"/>
+          <w:sz w:val="24"/>
+          <w:szCs w:val="24"/>
+          <w14:shadow w14:blurRad="38100" w14:dist="19050" w14:dir="2700000" w14:sx="100000" w14:sy="100000" w14:kx="0" w14:ky="0" w14:algn="tl">
+            <w14:schemeClr w14:val="dk1">
+              <w14:alpha w14:val="60000"/>
+            </w14:schemeClr>
+          </w14:shadow>
+          <w14:textOutline w14:w="0" w14:cap="flat" w14:cmpd="sng" w14:algn="ctr">
+            <w14:noFill/>
+            <w14:prstDash w14:val="solid"/>
+            <w14:round/>
+          </w14:textOutline>
+        </w:rPr>
+        <w:t xml:space="preserve"> 10 ~ 11</w:t>
+      </w:r>
+    </w:p>
+    <w:p>
+      <w:pPr>
+        <w:spacing w:before="280" w:after="160"/>
+        <w:ind w:firstLine="800"/>
+        <w:rPr>
+          <w:bCs/>
+          <w:color w:val="000000" w:themeColor="text1"/>
+          <w:sz w:val="24"/>
+          <w:szCs w:val="24"/>
+          <w14:shadow w14:blurRad="38100" w14:dist="19050" w14:dir="2700000" w14:sx="100000" w14:sy="100000" w14:kx="0" w14:ky="0" w14:algn="tl">
+            <w14:schemeClr w14:val="dk1">
+              <w14:alpha w14:val="60000"/>
+            </w14:schemeClr>
+          </w14:shadow>
+          <w14:textOutline w14:w="0" w14:cap="flat" w14:cmpd="sng" w14:algn="ctr">
+            <w14:noFill/>
+            <w14:prstDash w14:val="solid"/>
+            <w14:round/>
+          </w14:textOutline>
+        </w:rPr>
+      </w:pPr>
+      <w:r>
+        <w:rPr>
+          <w:bCs/>
+          <w:color w:val="000000" w:themeColor="text1"/>
+          <w:sz w:val="24"/>
+          <w:szCs w:val="24"/>
+          <w14:shadow w14:blurRad="38100" w14:dist="19050" w14:dir="2700000" w14:sx="100000" w14:sy="100000" w14:kx="0" w14:ky="0" w14:algn="tl">
+            <w14:schemeClr w14:val="dk1">
+              <w14:alpha w14:val="60000"/>
+            </w14:schemeClr>
+          </w14:shadow>
+          <w14:textOutline w14:w="0" w14:cap="flat" w14:cmpd="sng" w14:algn="ctr">
+            <w14:noFill/>
+            <w14:prstDash w14:val="solid"/>
+            <w14:round/>
+          </w14:textOutline>
+        </w:rPr>
+        <w:t xml:space="preserve">192.168.12.200/23 세번째 </w:t>
+      </w:r>
+      <w:proofErr w:type="spellStart"/>
+      <w:r>
+        <w:rPr>
+          <w:bCs/>
+          <w:color w:val="000000" w:themeColor="text1"/>
+          <w:sz w:val="24"/>
+          <w:szCs w:val="24"/>
+          <w14:shadow w14:blurRad="38100" w14:dist="19050" w14:dir="2700000" w14:sx="100000" w14:sy="100000" w14:kx="0" w14:ky="0" w14:algn="tl">
+            <w14:schemeClr w14:val="dk1">
+              <w14:alpha w14:val="60000"/>
+            </w14:schemeClr>
+          </w14:shadow>
+          <w14:textOutline w14:w="0" w14:cap="flat" w14:cmpd="sng" w14:algn="ctr">
+            <w14:noFill/>
+            <w14:prstDash w14:val="solid"/>
+            <w14:round/>
+          </w14:textOutline>
+        </w:rPr>
+        <w:t>옥텟</w:t>
+      </w:r>
+      <w:proofErr w:type="spellEnd"/>
+      <w:r>
+        <w:rPr>
+          <w:bCs/>
+          <w:color w:val="000000" w:themeColor="text1"/>
+          <w:sz w:val="24"/>
+          <w:szCs w:val="24"/>
+          <w14:shadow w14:blurRad="38100" w14:dist="19050" w14:dir="2700000" w14:sx="100000" w14:sy="100000" w14:kx="0" w14:ky="0" w14:algn="tl">
+            <w14:schemeClr w14:val="dk1">
+              <w14:alpha w14:val="60000"/>
+            </w14:schemeClr>
+          </w14:shadow>
+          <w14:textOutline w14:w="0" w14:cap="flat" w14:cmpd="sng" w14:algn="ctr">
+            <w14:noFill/>
+            <w14:prstDash w14:val="solid"/>
+            <w14:round/>
+          </w14:textOutline>
+        </w:rPr>
+        <w:t xml:space="preserve"> </w:t>
+      </w:r>
+      <w:proofErr w:type="gramStart"/>
+      <w:r>
+        <w:rPr>
+          <w:bCs/>
+          <w:color w:val="000000" w:themeColor="text1"/>
+          <w:sz w:val="24"/>
+          <w:szCs w:val="24"/>
+          <w14:shadow w14:blurRad="38100" w14:dist="19050" w14:dir="2700000" w14:sx="100000" w14:sy="100000" w14:kx="0" w14:ky="0" w14:algn="tl">
+            <w14:schemeClr w14:val="dk1">
+              <w14:alpha w14:val="60000"/>
+            </w14:schemeClr>
+          </w14:shadow>
+          <w14:textOutline w14:w="0" w14:cap="flat" w14:cmpd="sng" w14:algn="ctr">
+            <w14:noFill/>
+            <w14:prstDash w14:val="solid"/>
+            <w14:round/>
+          </w14:textOutline>
+        </w:rPr>
+        <w:t>범위 :</w:t>
+      </w:r>
+      <w:proofErr w:type="gramEnd"/>
+      <w:r>
+        <w:rPr>
+          <w:bCs/>
+          <w:color w:val="000000" w:themeColor="text1"/>
+          <w:sz w:val="24"/>
+          <w:szCs w:val="24"/>
+          <w14:shadow w14:blurRad="38100" w14:dist="19050" w14:dir="2700000" w14:sx="100000" w14:sy="100000" w14:kx="0" w14:ky="0" w14:algn="tl">
+            <w14:schemeClr w14:val="dk1">
+              <w14:alpha w14:val="60000"/>
+            </w14:schemeClr>
+          </w14:shadow>
+          <w14:textOutline w14:w="0" w14:cap="flat" w14:cmpd="sng" w14:algn="ctr">
+            <w14:noFill/>
+            <w14:prstDash w14:val="solid"/>
+            <w14:round/>
+          </w14:textOutline>
+        </w:rPr>
+        <w:t xml:space="preserve"> 12 ~ 13</w:t>
+      </w:r>
+    </w:p>
+    <w:p>
+      <w:pPr>
+        <w:spacing w:before="280" w:after="160"/>
+        <w:rPr>
+          <w:bCs/>
+          <w:color w:val="000000" w:themeColor="text1"/>
+          <w:sz w:val="24"/>
+          <w:szCs w:val="24"/>
+          <w14:shadow w14:blurRad="38100" w14:dist="19050" w14:dir="2700000" w14:sx="100000" w14:sy="100000" w14:kx="0" w14:ky="0" w14:algn="tl">
+            <w14:schemeClr w14:val="dk1">
+              <w14:alpha w14:val="60000"/>
+            </w14:schemeClr>
+          </w14:shadow>
+          <w14:textOutline w14:w="0" w14:cap="flat" w14:cmpd="sng" w14:algn="ctr">
+            <w14:noFill/>
+            <w14:prstDash w14:val="solid"/>
+            <w14:round/>
+          </w14:textOutline>
+        </w:rPr>
+      </w:pPr>
+    </w:p>
+    <w:p>
+      <w:pPr>
+        <w:spacing w:before="280" w:after="160"/>
+        <w:rPr>
+          <w:bCs/>
+          <w:color w:val="000000" w:themeColor="text1"/>
+          <w:sz w:val="24"/>
+          <w:szCs w:val="24"/>
+          <w14:shadow w14:blurRad="38100" w14:dist="19050" w14:dir="2700000" w14:sx="100000" w14:sy="100000" w14:kx="0" w14:ky="0" w14:algn="tl">
+            <w14:schemeClr w14:val="dk1">
+              <w14:alpha w14:val="60000"/>
+            </w14:schemeClr>
+          </w14:shadow>
+          <w14:textOutline w14:w="0" w14:cap="flat" w14:cmpd="sng" w14:algn="ctr">
+            <w14:noFill/>
+            <w14:prstDash w14:val="solid"/>
+            <w14:round/>
+          </w14:textOutline>
+        </w:rPr>
+      </w:pPr>
+      <w:r>
+        <w:rPr>
+          <w:bCs/>
+          <w:color w:val="000000" w:themeColor="text1"/>
+          <w:sz w:val="24"/>
+          <w:szCs w:val="24"/>
+          <w14:shadow w14:blurRad="38100" w14:dist="19050" w14:dir="2700000" w14:sx="100000" w14:sy="100000" w14:kx="0" w14:ky="0" w14:algn="tl">
+            <w14:schemeClr w14:val="dk1">
+              <w14:alpha w14:val="60000"/>
+            </w14:schemeClr>
+          </w14:shadow>
+          <w14:textOutline w14:w="0" w14:cap="flat" w14:cmpd="sng" w14:algn="ctr">
+            <w14:noFill/>
+            <w14:prstDash w14:val="solid"/>
+            <w14:round/>
+          </w14:textOutline>
+        </w:rPr>
+        <w:t>4. 네트워크 주소</w:t>
+      </w:r>
+      <w:r>
+        <w:rPr>
+          <w:rFonts w:hint="eastAsia"/>
+          <w:bCs/>
+          <w:color w:val="000000" w:themeColor="text1"/>
+          <w:sz w:val="24"/>
+          <w:szCs w:val="24"/>
+          <w14:shadow w14:blurRad="38100" w14:dist="19050" w14:dir="2700000" w14:sx="100000" w14:sy="100000" w14:kx="0" w14:ky="0" w14:algn="tl">
+            <w14:schemeClr w14:val="dk1">
+              <w14:alpha w14:val="60000"/>
+            </w14:schemeClr>
+          </w14:shadow>
+          <w14:textOutline w14:w="0" w14:cap="flat" w14:cmpd="sng" w14:algn="ctr">
+            <w14:noFill/>
+            <w14:prstDash w14:val="solid"/>
+            <w14:round/>
+          </w14:textOutline>
+        </w:rPr>
+        <w:t xml:space="preserve"> </w:t>
+      </w:r>
+    </w:p>
+    <w:p>
+      <w:pPr>
+        <w:spacing w:before="280" w:after="160"/>
+        <w:ind w:firstLineChars="300" w:firstLine="720"/>
+        <w:rPr>
+          <w:bCs/>
+          <w:color w:val="000000" w:themeColor="text1"/>
+          <w:sz w:val="24"/>
+          <w:szCs w:val="24"/>
+          <w14:shadow w14:blurRad="38100" w14:dist="19050" w14:dir="2700000" w14:sx="100000" w14:sy="100000" w14:kx="0" w14:ky="0" w14:algn="tl">
+            <w14:schemeClr w14:val="dk1">
+              <w14:alpha w14:val="60000"/>
+            </w14:schemeClr>
+          </w14:shadow>
+          <w14:textOutline w14:w="0" w14:cap="flat" w14:cmpd="sng" w14:algn="ctr">
+            <w14:noFill/>
+            <w14:prstDash w14:val="solid"/>
+            <w14:round/>
+          </w14:textOutline>
+        </w:rPr>
+      </w:pPr>
+      <w:r>
+        <w:rPr>
+          <w:rFonts w:hint="eastAsia"/>
+          <w:bCs/>
+          <w:color w:val="000000" w:themeColor="text1"/>
+          <w:sz w:val="24"/>
+          <w:szCs w:val="24"/>
+          <w14:shadow w14:blurRad="38100" w14:dist="19050" w14:dir="2700000" w14:sx="100000" w14:sy="100000" w14:kx="0" w14:ky="0" w14:algn="tl">
+            <w14:schemeClr w14:val="dk1">
+              <w14:alpha w14:val="60000"/>
+            </w14:schemeClr>
+          </w14:shadow>
+          <w14:textOutline w14:w="0" w14:cap="flat" w14:cmpd="sng" w14:algn="ctr">
+            <w14:noFill/>
+            <w14:prstDash w14:val="solid"/>
+            <w14:round/>
+          </w14:textOutline>
+        </w:rPr>
+        <w:t xml:space="preserve">서브넷마스크 </w:t>
+      </w:r>
+      <w:r>
+        <w:rPr>
+          <w:bCs/>
+          <w:color w:val="000000" w:themeColor="text1"/>
+          <w:sz w:val="24"/>
+          <w:szCs w:val="24"/>
+          <w14:shadow w14:blurRad="38100" w14:dist="19050" w14:dir="2700000" w14:sx="100000" w14:sy="100000" w14:kx="0" w14:ky="0" w14:algn="tl">
+            <w14:schemeClr w14:val="dk1">
+              <w14:alpha w14:val="60000"/>
+            </w14:schemeClr>
+          </w14:shadow>
+          <w14:textOutline w14:w="0" w14:cap="flat" w14:cmpd="sng" w14:algn="ctr">
+            <w14:noFill/>
+            <w14:prstDash w14:val="solid"/>
+            <w14:round/>
+          </w14:textOutline>
+        </w:rPr>
+        <w:t xml:space="preserve">255.255.254.0(/23) </w:t>
+      </w:r>
+      <w:proofErr w:type="spellStart"/>
+      <w:r>
+        <w:rPr>
+          <w:rFonts w:hint="eastAsia"/>
+          <w:bCs/>
+          <w:color w:val="000000" w:themeColor="text1"/>
+          <w:sz w:val="24"/>
+          <w:szCs w:val="24"/>
+          <w14:shadow w14:blurRad="38100" w14:dist="19050" w14:dir="2700000" w14:sx="100000" w14:sy="100000" w14:kx="0" w14:ky="0" w14:algn="tl">
+            <w14:schemeClr w14:val="dk1">
+              <w14:alpha w14:val="60000"/>
+            </w14:schemeClr>
+          </w14:shadow>
+          <w14:textOutline w14:w="0" w14:cap="flat" w14:cmpd="sng" w14:algn="ctr">
+            <w14:noFill/>
+            <w14:prstDash w14:val="solid"/>
+            <w14:round/>
+          </w14:textOutline>
+        </w:rPr>
+        <w:t>일때</w:t>
+      </w:r>
+      <w:proofErr w:type="spellEnd"/>
+      <w:r>
+        <w:rPr>
+          <w:rFonts w:hint="eastAsia"/>
+          <w:bCs/>
+          <w:color w:val="000000" w:themeColor="text1"/>
+          <w:sz w:val="24"/>
+          <w:szCs w:val="24"/>
+          <w14:shadow w14:blurRad="38100" w14:dist="19050" w14:dir="2700000" w14:sx="100000" w14:sy="100000" w14:kx="0" w14:ky="0" w14:algn="tl">
+            <w14:schemeClr w14:val="dk1">
+              <w14:alpha w14:val="60000"/>
+            </w14:schemeClr>
+          </w14:shadow>
+          <w14:textOutline w14:w="0" w14:cap="flat" w14:cmpd="sng" w14:algn="ctr">
+            <w14:noFill/>
+            <w14:prstDash w14:val="solid"/>
+            <w14:round/>
+          </w14:textOutline>
+        </w:rPr>
+        <w:t>,</w:t>
+      </w:r>
+      <w:r>
+        <w:rPr>
+          <w:bCs/>
+          <w:color w:val="000000" w:themeColor="text1"/>
+          <w:sz w:val="24"/>
+          <w:szCs w:val="24"/>
+          <w14:shadow w14:blurRad="38100" w14:dist="19050" w14:dir="2700000" w14:sx="100000" w14:sy="100000" w14:kx="0" w14:ky="0" w14:algn="tl">
+            <w14:schemeClr w14:val="dk1">
+              <w14:alpha w14:val="60000"/>
+            </w14:schemeClr>
+          </w14:shadow>
+          <w14:textOutline w14:w="0" w14:cap="flat" w14:cmpd="sng" w14:algn="ctr">
+            <w14:noFill/>
+            <w14:prstDash w14:val="solid"/>
+            <w14:round/>
+          </w14:textOutline>
+        </w:rPr>
+        <w:t xml:space="preserve"> </w:t>
+      </w:r>
+      <w:r>
+        <w:rPr>
+          <w:bCs/>
+          <w:color w:val="000000" w:themeColor="text1"/>
+          <w:sz w:val="24"/>
+          <w:szCs w:val="24"/>
+          <w14:shadow w14:blurRad="38100" w14:dist="19050" w14:dir="2700000" w14:sx="100000" w14:sy="100000" w14:kx="0" w14:ky="0" w14:algn="tl">
+            <w14:schemeClr w14:val="dk1">
+              <w14:alpha w14:val="60000"/>
+            </w14:schemeClr>
+          </w14:shadow>
+          <w14:textOutline w14:w="0" w14:cap="flat" w14:cmpd="sng" w14:algn="ctr">
+            <w14:noFill/>
+            <w14:prstDash w14:val="solid"/>
+            <w14:round/>
+          </w14:textOutline>
+        </w:rPr>
+        <w:t xml:space="preserve">(1) </w:t>
+      </w:r>
+      <w:r>
+        <w:rPr>
+          <w:bCs/>
+          <w:color w:val="000000" w:themeColor="text1"/>
+          <w:sz w:val="24"/>
+          <w:szCs w:val="24"/>
+          <w14:shadow w14:blurRad="38100" w14:dist="19050" w14:dir="2700000" w14:sx="100000" w14:sy="100000" w14:kx="0" w14:ky="0" w14:algn="tl">
+            <w14:schemeClr w14:val="dk1">
+              <w14:alpha w14:val="60000"/>
+            </w14:schemeClr>
+          </w14:shadow>
+          <w14:textOutline w14:w="0" w14:cap="flat" w14:cmpd="sng" w14:algn="ctr">
+            <w14:noFill/>
+            <w14:prstDash w14:val="solid"/>
+            <w14:round/>
+          </w14:textOutline>
+        </w:rPr>
+        <w:t xml:space="preserve">192.168.11.20 </w:t>
+      </w:r>
+      <w:r>
+        <w:rPr>
+          <w:rFonts w:hint="eastAsia"/>
+          <w:bCs/>
+          <w:color w:val="000000" w:themeColor="text1"/>
+          <w:sz w:val="24"/>
+          <w:szCs w:val="24"/>
+          <w14:shadow w14:blurRad="38100" w14:dist="19050" w14:dir="2700000" w14:sx="100000" w14:sy="100000" w14:kx="0" w14:ky="0" w14:algn="tl">
+            <w14:schemeClr w14:val="dk1">
+              <w14:alpha w14:val="60000"/>
+            </w14:schemeClr>
+          </w14:shadow>
+          <w14:textOutline w14:w="0" w14:cap="flat" w14:cmpd="sng" w14:algn="ctr">
+            <w14:noFill/>
+            <w14:prstDash w14:val="solid"/>
+            <w14:round/>
+          </w14:textOutline>
+        </w:rPr>
+        <w:t xml:space="preserve">과 </w:t>
+      </w:r>
+      <w:r>
+        <w:rPr>
+          <w:bCs/>
+          <w:color w:val="000000" w:themeColor="text1"/>
+          <w:sz w:val="24"/>
+          <w:szCs w:val="24"/>
+          <w14:shadow w14:blurRad="38100" w14:dist="19050" w14:dir="2700000" w14:sx="100000" w14:sy="100000" w14:kx="0" w14:ky="0" w14:algn="tl">
+            <w14:schemeClr w14:val="dk1">
+              <w14:alpha w14:val="60000"/>
+            </w14:schemeClr>
+          </w14:shadow>
+          <w14:textOutline w14:w="0" w14:cap="flat" w14:cmpd="sng" w14:algn="ctr">
+            <w14:noFill/>
+            <w14:prstDash w14:val="solid"/>
+            <w14:round/>
+          </w14:textOutline>
+        </w:rPr>
+        <w:t xml:space="preserve">(2) </w:t>
+      </w:r>
+      <w:r>
+        <w:rPr>
+          <w:bCs/>
+          <w:color w:val="000000" w:themeColor="text1"/>
+          <w:sz w:val="24"/>
+          <w:szCs w:val="24"/>
+          <w14:shadow w14:blurRad="38100" w14:dist="19050" w14:dir="2700000" w14:sx="100000" w14:sy="100000" w14:kx="0" w14:ky="0" w14:algn="tl">
+            <w14:schemeClr w14:val="dk1">
+              <w14:alpha w14:val="60000"/>
+            </w14:schemeClr>
+          </w14:shadow>
+          <w14:textOutline w14:w="0" w14:cap="flat" w14:cmpd="sng" w14:algn="ctr">
+            <w14:noFill/>
+            <w14:prstDash w14:val="solid"/>
+            <w14:round/>
+          </w14:textOutline>
+        </w:rPr>
+        <w:t xml:space="preserve">192.168.12.200 </w:t>
+      </w:r>
+      <w:r>
+        <w:rPr>
+          <w:rFonts w:hint="eastAsia"/>
+          <w:bCs/>
+          <w:color w:val="000000" w:themeColor="text1"/>
+          <w:sz w:val="24"/>
+          <w:szCs w:val="24"/>
+          <w14:shadow w14:blurRad="38100" w14:dist="19050" w14:dir="2700000" w14:sx="100000" w14:sy="100000" w14:kx="0" w14:ky="0" w14:algn="tl">
+            <w14:schemeClr w14:val="dk1">
+              <w14:alpha w14:val="60000"/>
+            </w14:schemeClr>
+          </w14:shadow>
+          <w14:textOutline w14:w="0" w14:cap="flat" w14:cmpd="sng" w14:algn="ctr">
+            <w14:noFill/>
+            <w14:prstDash w14:val="solid"/>
+            <w14:round/>
+          </w14:textOutline>
+        </w:rPr>
+        <w:t>의</w:t>
+      </w:r>
+    </w:p>
+    <w:p>
+      <w:pPr>
+        <w:spacing w:before="280" w:after="160"/>
+        <w:ind w:firstLineChars="300" w:firstLine="720"/>
+        <w:rPr>
+          <w:bCs/>
+          <w:color w:val="000000" w:themeColor="text1"/>
+          <w:sz w:val="24"/>
+          <w:szCs w:val="24"/>
+          <w14:shadow w14:blurRad="38100" w14:dist="19050" w14:dir="2700000" w14:sx="100000" w14:sy="100000" w14:kx="0" w14:ky="0" w14:algn="tl">
+            <w14:schemeClr w14:val="dk1">
+              <w14:alpha w14:val="60000"/>
+            </w14:schemeClr>
+          </w14:shadow>
+          <w14:textOutline w14:w="0" w14:cap="flat" w14:cmpd="sng" w14:algn="ctr">
+            <w14:noFill/>
+            <w14:prstDash w14:val="solid"/>
+            <w14:round/>
+          </w14:textOutline>
+        </w:rPr>
+      </w:pPr>
+      <w:r>
+        <w:rPr>
+          <w:rFonts w:hint="eastAsia"/>
+          <w:bCs/>
+          <w:color w:val="000000" w:themeColor="text1"/>
+          <w:sz w:val="24"/>
+          <w:szCs w:val="24"/>
+          <w14:shadow w14:blurRad="38100" w14:dist="19050" w14:dir="2700000" w14:sx="100000" w14:sy="100000" w14:kx="0" w14:ky="0" w14:algn="tl">
+            <w14:schemeClr w14:val="dk1">
+              <w14:alpha w14:val="60000"/>
+            </w14:schemeClr>
+          </w14:shadow>
+          <w14:textOutline w14:w="0" w14:cap="flat" w14:cmpd="sng" w14:algn="ctr">
+            <w14:noFill/>
+            <w14:prstDash w14:val="solid"/>
+            <w14:round/>
+          </w14:textOutline>
+        </w:rPr>
+        <w:t>네트워크 주소</w:t>
+      </w:r>
+      <w:r>
+        <w:rPr>
+          <w:rFonts w:hint="eastAsia"/>
+          <w:bCs/>
+          <w:color w:val="000000" w:themeColor="text1"/>
+          <w:sz w:val="24"/>
+          <w:szCs w:val="24"/>
+          <w14:shadow w14:blurRad="38100" w14:dist="19050" w14:dir="2700000" w14:sx="100000" w14:sy="100000" w14:kx="0" w14:ky="0" w14:algn="tl">
+            <w14:schemeClr w14:val="dk1">
+              <w14:alpha w14:val="60000"/>
+            </w14:schemeClr>
+          </w14:shadow>
+          <w14:textOutline w14:w="0" w14:cap="flat" w14:cmpd="sng" w14:algn="ctr">
+            <w14:noFill/>
+            <w14:prstDash w14:val="solid"/>
+            <w14:round/>
+          </w14:textOutline>
+        </w:rPr>
+        <w:t xml:space="preserve"> 구하기</w:t>
+      </w:r>
+      <w:r>
+        <w:rPr>
+          <w:bCs/>
+          <w:color w:val="000000" w:themeColor="text1"/>
+          <w:sz w:val="24"/>
+          <w:szCs w:val="24"/>
+          <w14:shadow w14:blurRad="38100" w14:dist="19050" w14:dir="2700000" w14:sx="100000" w14:sy="100000" w14:kx="0" w14:ky="0" w14:algn="tl">
+            <w14:schemeClr w14:val="dk1">
+              <w14:alpha w14:val="60000"/>
+            </w14:schemeClr>
+          </w14:shadow>
+          <w14:textOutline w14:w="0" w14:cap="flat" w14:cmpd="sng" w14:algn="ctr">
+            <w14:noFill/>
+            <w14:prstDash w14:val="solid"/>
+            <w14:round/>
+          </w14:textOutline>
+        </w:rPr>
+        <w:t xml:space="preserve"> (</w:t>
+      </w:r>
+      <w:r>
+        <w:rPr>
+          <w:rFonts w:hint="eastAsia"/>
+          <w:bCs/>
+          <w:color w:val="000000" w:themeColor="text1"/>
+          <w:sz w:val="24"/>
+          <w:szCs w:val="24"/>
+          <w14:shadow w14:blurRad="38100" w14:dist="19050" w14:dir="2700000" w14:sx="100000" w14:sy="100000" w14:kx="0" w14:ky="0" w14:algn="tl">
+            <w14:schemeClr w14:val="dk1">
+              <w14:alpha w14:val="60000"/>
+            </w14:schemeClr>
+          </w14:shadow>
+          <w14:textOutline w14:w="0" w14:cap="flat" w14:cmpd="sng" w14:algn="ctr">
+            <w14:noFill/>
+            <w14:prstDash w14:val="solid"/>
+            <w14:round/>
+          </w14:textOutline>
+        </w:rPr>
+        <w:t>방법 암기)</w:t>
+      </w:r>
+    </w:p>
+    <w:p>
+      <w:pPr>
+        <w:spacing w:before="280" w:after="160"/>
+        <w:ind w:firstLine="800"/>
+        <w:rPr>
+          <w:bCs/>
+          <w:color w:val="000000" w:themeColor="text1"/>
+          <w:sz w:val="24"/>
+          <w:szCs w:val="24"/>
+          <w14:shadow w14:blurRad="38100" w14:dist="19050" w14:dir="2700000" w14:sx="100000" w14:sy="100000" w14:kx="0" w14:ky="0" w14:algn="tl">
+            <w14:schemeClr w14:val="dk1">
+              <w14:alpha w14:val="60000"/>
+            </w14:schemeClr>
+          </w14:shadow>
+          <w14:textOutline w14:w="0" w14:cap="flat" w14:cmpd="sng" w14:algn="ctr">
+            <w14:noFill/>
+            <w14:prstDash w14:val="solid"/>
+            <w14:round/>
+          </w14:textOutline>
+        </w:rPr>
+      </w:pPr>
+      <w:r>
+        <w:rPr>
+          <w:bCs/>
+          <w:color w:val="000000" w:themeColor="text1"/>
+          <w:sz w:val="24"/>
+          <w:szCs w:val="24"/>
+          <w14:shadow w14:blurRad="38100" w14:dist="19050" w14:dir="2700000" w14:sx="100000" w14:sy="100000" w14:kx="0" w14:ky="0" w14:algn="tl">
+            <w14:schemeClr w14:val="dk1">
+              <w14:alpha w14:val="60000"/>
+            </w14:schemeClr>
+          </w14:shadow>
+          <w14:textOutline w14:w="0" w14:cap="flat" w14:cmpd="sng" w14:algn="ctr">
+            <w14:noFill/>
+            <w14:prstDash w14:val="solid"/>
+            <w14:round/>
+          </w14:textOutline>
+        </w:rPr>
+        <w:t xml:space="preserve">(1) </w:t>
+      </w:r>
+      <w:r>
+        <w:rPr>
+          <w:bCs/>
+          <w:color w:val="000000" w:themeColor="text1"/>
+          <w:sz w:val="24"/>
+          <w:szCs w:val="24"/>
+          <w14:shadow w14:blurRad="38100" w14:dist="19050" w14:dir="2700000" w14:sx="100000" w14:sy="100000" w14:kx="0" w14:ky="0" w14:algn="tl">
+            <w14:schemeClr w14:val="dk1">
+              <w14:alpha w14:val="60000"/>
+            </w14:schemeClr>
+          </w14:shadow>
+          <w14:textOutline w14:w="0" w14:cap="flat" w14:cmpd="sng" w14:algn="ctr">
+            <w14:noFill/>
+            <w14:prstDash w14:val="solid"/>
+            <w14:round/>
+          </w14:textOutline>
+        </w:rPr>
+        <w:t>192.168.10.0</w:t>
+      </w:r>
+    </w:p>
+    <w:p>
+      <w:pPr>
+        <w:spacing w:before="280" w:after="160"/>
+        <w:ind w:firstLine="800"/>
+        <w:rPr>
+          <w:bCs/>
+          <w:color w:val="000000" w:themeColor="text1"/>
+          <w:sz w:val="24"/>
+          <w:szCs w:val="24"/>
+          <w14:shadow w14:blurRad="38100" w14:dist="19050" w14:dir="2700000" w14:sx="100000" w14:sy="100000" w14:kx="0" w14:ky="0" w14:algn="tl">
+            <w14:schemeClr w14:val="dk1">
+              <w14:alpha w14:val="60000"/>
+            </w14:schemeClr>
+          </w14:shadow>
+          <w14:textOutline w14:w="0" w14:cap="flat" w14:cmpd="sng" w14:algn="ctr">
+            <w14:noFill/>
+            <w14:prstDash w14:val="solid"/>
+            <w14:round/>
+          </w14:textOutline>
+        </w:rPr>
+      </w:pPr>
+      <w:r>
+        <w:rPr>
+          <w:bCs/>
+          <w:color w:val="000000" w:themeColor="text1"/>
+          <w:sz w:val="24"/>
+          <w:szCs w:val="24"/>
+          <w14:shadow w14:blurRad="38100" w14:dist="19050" w14:dir="2700000" w14:sx="100000" w14:sy="100000" w14:kx="0" w14:ky="0" w14:algn="tl">
+            <w14:schemeClr w14:val="dk1">
+              <w14:alpha w14:val="60000"/>
+            </w14:schemeClr>
+          </w14:shadow>
+          <w14:textOutline w14:w="0" w14:cap="flat" w14:cmpd="sng" w14:algn="ctr">
+            <w14:noFill/>
+            <w14:prstDash w14:val="solid"/>
+            <w14:round/>
+          </w14:textOutline>
+        </w:rPr>
+        <w:t xml:space="preserve">(2) </w:t>
+      </w:r>
+      <w:r>
+        <w:rPr>
+          <w:bCs/>
+          <w:color w:val="000000" w:themeColor="text1"/>
+          <w:sz w:val="24"/>
+          <w:szCs w:val="24"/>
+          <w14:shadow w14:blurRad="38100" w14:dist="19050" w14:dir="2700000" w14:sx="100000" w14:sy="100000" w14:kx="0" w14:ky="0" w14:algn="tl">
+            <w14:schemeClr w14:val="dk1">
+              <w14:alpha w14:val="60000"/>
+            </w14:schemeClr>
+          </w14:shadow>
+          <w14:textOutline w14:w="0" w14:cap="flat" w14:cmpd="sng" w14:algn="ctr">
+            <w14:noFill/>
+            <w14:prstDash w14:val="solid"/>
+            <w14:round/>
+          </w14:textOutline>
+        </w:rPr>
+        <w:t>192.168.12.0</w:t>
+      </w:r>
+    </w:p>
+    <w:p>
+      <w:pPr>
+        <w:widowControl/>
+        <w:wordWrap/>
+        <w:autoSpaceDE/>
+        <w:autoSpaceDN/>
         <w:rPr>
           <w:b/>
           <w:bCs/>
@@ -18622,6 +19557,31 @@
           <w:sz w:val="24"/>
           <w:szCs w:val="24"/>
         </w:rPr>
+      </w:pPr>
+      <w:r>
+        <w:rPr>
+          <w:b/>
+          <w:bCs/>
+          <w:color w:val="2E75B6"/>
+          <w:sz w:val="24"/>
+          <w:szCs w:val="24"/>
+        </w:rPr>
+        <w:br w:type="page"/>
+      </w:r>
+    </w:p>
+    <w:p>
+      <w:pPr>
+        <w:spacing w:before="280" w:after="160"/>
+      </w:pPr>
+      <w:r>
+        <w:rPr>
+          <w:b/>
+          <w:bCs/>
+          <w:color w:val="2E75B6"/>
+          <w:sz w:val="24"/>
+          <w:szCs w:val="24"/>
+        </w:rPr>
+        <w:lastRenderedPageBreak/>
         <w:t>운영체제 (OS) 및 프로세스</w:t>
       </w:r>
     </w:p>
@@ -18674,12 +19634,6 @@
         <w:gridCol w:w="2860"/>
       </w:tblGrid>
       <w:tr>
-        <w:tblPrEx>
-          <w:tblCellMar>
-            <w:top w:w="0" w:type="dxa"/>
-            <w:bottom w:w="0" w:type="dxa"/>
-          </w:tblCellMar>
-        </w:tblPrEx>
         <w:tc>
           <w:tcPr>
             <w:tcW w:w="6500" w:type="dxa"/>
@@ -18736,12 +19690,6 @@
         </w:tc>
       </w:tr>
       <w:tr>
-        <w:tblPrEx>
-          <w:tblCellMar>
-            <w:top w:w="0" w:type="dxa"/>
-            <w:bottom w:w="0" w:type="dxa"/>
-          </w:tblCellMar>
-        </w:tblPrEx>
         <w:tc>
           <w:tcPr>
             <w:tcW w:w="6500" w:type="dxa"/>
@@ -18784,12 +19732,6 @@
         </w:tc>
       </w:tr>
       <w:tr>
-        <w:tblPrEx>
-          <w:tblCellMar>
-            <w:top w:w="0" w:type="dxa"/>
-            <w:bottom w:w="0" w:type="dxa"/>
-          </w:tblCellMar>
-        </w:tblPrEx>
         <w:tc>
           <w:tcPr>
             <w:tcW w:w="6500" w:type="dxa"/>
@@ -18832,12 +19774,6 @@
         </w:tc>
       </w:tr>
       <w:tr>
-        <w:tblPrEx>
-          <w:tblCellMar>
-            <w:top w:w="0" w:type="dxa"/>
-            <w:bottom w:w="0" w:type="dxa"/>
-          </w:tblCellMar>
-        </w:tblPrEx>
         <w:tc>
           <w:tcPr>
             <w:tcW w:w="6500" w:type="dxa"/>
@@ -18905,7 +19841,23 @@
         <w:spacing w:before="200" w:after="100"/>
       </w:pPr>
       <w:r>
-        <w:t>Q3. 다음 스케줄링 알고리즘들을 '선점형'과 '비선점형'</w:t>
+        <w:t>Q3. 다음 스케줄링 알고리즘들을 '</w:t>
+      </w:r>
+      <w:proofErr w:type="spellStart"/>
+      <w:r>
+        <w:t>선점형</w:t>
+      </w:r>
+      <w:proofErr w:type="spellEnd"/>
+      <w:r>
+        <w:t>'과 '</w:t>
+      </w:r>
+      <w:proofErr w:type="spellStart"/>
+      <w:r>
+        <w:t>비선점형</w:t>
+      </w:r>
+      <w:proofErr w:type="spellEnd"/>
+      <w:r>
+        <w:t>'</w:t>
       </w:r>
       <w:proofErr w:type="spellStart"/>
       <w:r>
@@ -18973,15 +19925,7 @@
       </w:r>
       <w:proofErr w:type="spellEnd"/>
       <w:r>
-        <w:t xml:space="preserve"> </w:t>
-      </w:r>
-      <w:proofErr w:type="spellStart"/>
-      <w:r>
-        <w:t>구하시오</w:t>
-      </w:r>
-      <w:proofErr w:type="spellEnd"/>
-      <w:r>
-        <w:t>.</w:t>
+        <w:t xml:space="preserve"> 구하시오.</w:t>
       </w:r>
     </w:p>
     <w:p>
@@ -18995,25 +19939,7 @@
           <w:iCs/>
           <w:color w:val="555555"/>
         </w:rPr>
-        <w:t>계산식: (대기 시간 + 서비스 시간</w:t>
-      </w:r>
-      <w:proofErr w:type="gramStart"/>
-      <w:r>
-        <w:rPr>
-          <w:i/>
-          <w:iCs/>
-          <w:color w:val="555555"/>
-        </w:rPr>
-        <w:t>) /</w:t>
-      </w:r>
-      <w:proofErr w:type="gramEnd"/>
-      <w:r>
-        <w:rPr>
-          <w:i/>
-          <w:iCs/>
-          <w:color w:val="555555"/>
-        </w:rPr>
-        <w:t xml:space="preserve"> 서비스 시간</w:t>
+        <w:t>계산식: (대기 시간 + 서비스 시간) / 서비스 시간</w:t>
       </w:r>
     </w:p>
     <w:p>
@@ -19029,9 +19955,10 @@
     </w:p>
     <w:p>
       <w:pPr>
-        <w:spacing w:before="280" w:after="160"/>
-      </w:pPr>
-      <w:r>
+        <w:widowControl/>
+        <w:wordWrap/>
+        <w:autoSpaceDE/>
+        <w:autoSpaceDN/>
         <w:rPr>
           <w:b/>
           <w:bCs/>
@@ -19039,6 +19966,31 @@
           <w:sz w:val="24"/>
           <w:szCs w:val="24"/>
         </w:rPr>
+      </w:pPr>
+      <w:r>
+        <w:rPr>
+          <w:b/>
+          <w:bCs/>
+          <w:color w:val="2E75B6"/>
+          <w:sz w:val="24"/>
+          <w:szCs w:val="24"/>
+        </w:rPr>
+        <w:br w:type="page"/>
+      </w:r>
+    </w:p>
+    <w:p>
+      <w:pPr>
+        <w:spacing w:before="280" w:after="160"/>
+      </w:pPr>
+      <w:r>
+        <w:rPr>
+          <w:b/>
+          <w:bCs/>
+          <w:color w:val="2E75B6"/>
+          <w:sz w:val="24"/>
+          <w:szCs w:val="24"/>
+        </w:rPr>
+        <w:lastRenderedPageBreak/>
         <w:t>교착상태 (Deadlock) 및 페이지 교체</w:t>
       </w:r>
     </w:p>
@@ -19102,12 +20054,6 @@
         <w:gridCol w:w="2860"/>
       </w:tblGrid>
       <w:tr>
-        <w:tblPrEx>
-          <w:tblCellMar>
-            <w:top w:w="0" w:type="dxa"/>
-            <w:bottom w:w="0" w:type="dxa"/>
-          </w:tblCellMar>
-        </w:tblPrEx>
         <w:tc>
           <w:tcPr>
             <w:tcW w:w="6500" w:type="dxa"/>
@@ -19164,12 +20110,6 @@
         </w:tc>
       </w:tr>
       <w:tr>
-        <w:tblPrEx>
-          <w:tblCellMar>
-            <w:top w:w="0" w:type="dxa"/>
-            <w:bottom w:w="0" w:type="dxa"/>
-          </w:tblCellMar>
-        </w:tblPrEx>
         <w:tc>
           <w:tcPr>
             <w:tcW w:w="6500" w:type="dxa"/>
@@ -19212,12 +20152,6 @@
         </w:tc>
       </w:tr>
       <w:tr>
-        <w:tblPrEx>
-          <w:tblCellMar>
-            <w:top w:w="0" w:type="dxa"/>
-            <w:bottom w:w="0" w:type="dxa"/>
-          </w:tblCellMar>
-        </w:tblPrEx>
         <w:tc>
           <w:tcPr>
             <w:tcW w:w="6500" w:type="dxa"/>
@@ -19236,7 +20170,6 @@
           </w:tcPr>
           <w:p>
             <w:r>
-              <w:lastRenderedPageBreak/>
               <w:t>(2) 메모리에 가장 먼저 들어온 페이지를 교체 (</w:t>
             </w:r>
             <w:proofErr w:type="spellStart"/>
@@ -19269,12 +20202,6 @@
         </w:tc>
       </w:tr>
       <w:tr>
-        <w:tblPrEx>
-          <w:tblCellMar>
-            <w:top w:w="0" w:type="dxa"/>
-            <w:bottom w:w="0" w:type="dxa"/>
-          </w:tblCellMar>
-        </w:tblPrEx>
         <w:tc>
           <w:tcPr>
             <w:tcW w:w="6500" w:type="dxa"/>
@@ -19367,12 +20294,6 @@
         <w:gridCol w:w="2860"/>
       </w:tblGrid>
       <w:tr>
-        <w:tblPrEx>
-          <w:tblCellMar>
-            <w:top w:w="0" w:type="dxa"/>
-            <w:bottom w:w="0" w:type="dxa"/>
-          </w:tblCellMar>
-        </w:tblPrEx>
         <w:tc>
           <w:tcPr>
             <w:tcW w:w="6500" w:type="dxa"/>
@@ -19429,12 +20350,6 @@
         </w:tc>
       </w:tr>
       <w:tr>
-        <w:tblPrEx>
-          <w:tblCellMar>
-            <w:top w:w="0" w:type="dxa"/>
-            <w:bottom w:w="0" w:type="dxa"/>
-          </w:tblCellMar>
-        </w:tblPrEx>
         <w:tc>
           <w:tcPr>
             <w:tcW w:w="6500" w:type="dxa"/>
@@ -19477,12 +20392,6 @@
         </w:tc>
       </w:tr>
       <w:tr>
-        <w:tblPrEx>
-          <w:tblCellMar>
-            <w:top w:w="0" w:type="dxa"/>
-            <w:bottom w:w="0" w:type="dxa"/>
-          </w:tblCellMar>
-        </w:tblPrEx>
         <w:tc>
           <w:tcPr>
             <w:tcW w:w="6500" w:type="dxa"/>
@@ -19525,12 +20434,6 @@
         </w:tc>
       </w:tr>
       <w:tr>
-        <w:tblPrEx>
-          <w:tblCellMar>
-            <w:top w:w="0" w:type="dxa"/>
-            <w:bottom w:w="0" w:type="dxa"/>
-          </w:tblCellMar>
-        </w:tblPrEx>
         <w:tc>
           <w:tcPr>
             <w:tcW w:w="6500" w:type="dxa"/>
@@ -19633,7 +20536,43 @@
           <w:iCs/>
           <w:color w:val="555555"/>
         </w:rPr>
-        <w:t>(Anycast) 지원, IPSec 기본 내장, 가변 길이 헤더</w:t>
+        <w:t>(</w:t>
+      </w:r>
+      <w:proofErr w:type="spellStart"/>
+      <w:r>
+        <w:rPr>
+          <w:i/>
+          <w:iCs/>
+          <w:color w:val="555555"/>
+        </w:rPr>
+        <w:t>Anycast</w:t>
+      </w:r>
+      <w:proofErr w:type="spellEnd"/>
+      <w:r>
+        <w:rPr>
+          <w:i/>
+          <w:iCs/>
+          <w:color w:val="555555"/>
+        </w:rPr>
+        <w:t xml:space="preserve">) 지원, </w:t>
+      </w:r>
+      <w:proofErr w:type="spellStart"/>
+      <w:r>
+        <w:rPr>
+          <w:i/>
+          <w:iCs/>
+          <w:color w:val="555555"/>
+        </w:rPr>
+        <w:t>IPSec</w:t>
+      </w:r>
+      <w:proofErr w:type="spellEnd"/>
+      <w:r>
+        <w:rPr>
+          <w:i/>
+          <w:iCs/>
+          <w:color w:val="555555"/>
+        </w:rPr>
+        <w:t xml:space="preserve"> 기본 내장, 가변 길이 헤더</w:t>
       </w:r>
     </w:p>
     <w:p>
@@ -19677,12 +20616,6 @@
         <w:gridCol w:w="4680"/>
       </w:tblGrid>
       <w:tr>
-        <w:tblPrEx>
-          <w:tblCellMar>
-            <w:top w:w="0" w:type="dxa"/>
-            <w:bottom w:w="0" w:type="dxa"/>
-          </w:tblCellMar>
-        </w:tblPrEx>
         <w:tc>
           <w:tcPr>
             <w:tcW w:w="4680" w:type="dxa"/>
@@ -19739,12 +20672,6 @@
         </w:tc>
       </w:tr>
       <w:tr>
-        <w:tblPrEx>
-          <w:tblCellMar>
-            <w:top w:w="0" w:type="dxa"/>
-            <w:bottom w:w="0" w:type="dxa"/>
-          </w:tblCellMar>
-        </w:tblPrEx>
         <w:tc>
           <w:tcPr>
             <w:tcW w:w="4680" w:type="dxa"/>
@@ -19787,12 +20714,6 @@
         </w:tc>
       </w:tr>
       <w:tr>
-        <w:tblPrEx>
-          <w:tblCellMar>
-            <w:top w:w="0" w:type="dxa"/>
-            <w:bottom w:w="0" w:type="dxa"/>
-          </w:tblCellMar>
-        </w:tblPrEx>
         <w:tc>
           <w:tcPr>
             <w:tcW w:w="4680" w:type="dxa"/>
@@ -19835,12 +20756,6 @@
         </w:tc>
       </w:tr>
       <w:tr>
-        <w:tblPrEx>
-          <w:tblCellMar>
-            <w:top w:w="0" w:type="dxa"/>
-            <w:bottom w:w="0" w:type="dxa"/>
-          </w:tblCellMar>
-        </w:tblPrEx>
         <w:tc>
           <w:tcPr>
             <w:tcW w:w="4680" w:type="dxa"/>
@@ -19883,12 +20798,6 @@
         </w:tc>
       </w:tr>
       <w:tr>
-        <w:tblPrEx>
-          <w:tblCellMar>
-            <w:top w:w="0" w:type="dxa"/>
-            <w:bottom w:w="0" w:type="dxa"/>
-          </w:tblCellMar>
-        </w:tblPrEx>
         <w:tc>
           <w:tcPr>
             <w:tcW w:w="4680" w:type="dxa"/>
@@ -19948,6 +20857,7 @@
           <w:sz w:val="24"/>
           <w:szCs w:val="24"/>
         </w:rPr>
+        <w:lastRenderedPageBreak/>
         <w:t>운영체제 환경 및 명령어</w:t>
       </w:r>
     </w:p>
@@ -19964,7 +20874,15 @@
       </w:r>
       <w:proofErr w:type="spellEnd"/>
       <w:r>
-        <w:t xml:space="preserve"> 754 test.txt 실행 후, 소유자(User), 그룹(Group), 기타(Others)가 가지는 권한을 각각 쓰시오.</w:t>
+        <w:t xml:space="preserve"> 754 </w:t>
+      </w:r>
+      <w:proofErr w:type="spellStart"/>
+      <w:r>
+        <w:t>test.txt</w:t>
+      </w:r>
+      <w:proofErr w:type="spellEnd"/>
+      <w:r>
+        <w:t xml:space="preserve"> 실행 후, 소유자(User), 그룹(Group), 기타(Others)가 가지는 권한을 각각 쓰시오.</w:t>
       </w:r>
     </w:p>
     <w:p>
@@ -20100,12 +21018,6 @@
         <w:gridCol w:w="2860"/>
       </w:tblGrid>
       <w:tr>
-        <w:tblPrEx>
-          <w:tblCellMar>
-            <w:top w:w="0" w:type="dxa"/>
-            <w:bottom w:w="0" w:type="dxa"/>
-          </w:tblCellMar>
-        </w:tblPrEx>
         <w:tc>
           <w:tcPr>
             <w:tcW w:w="6500" w:type="dxa"/>
@@ -20162,12 +21074,6 @@
         </w:tc>
       </w:tr>
       <w:tr>
-        <w:tblPrEx>
-          <w:tblCellMar>
-            <w:top w:w="0" w:type="dxa"/>
-            <w:bottom w:w="0" w:type="dxa"/>
-          </w:tblCellMar>
-        </w:tblPrEx>
         <w:tc>
           <w:tcPr>
             <w:tcW w:w="6500" w:type="dxa"/>
@@ -20210,12 +21116,6 @@
         </w:tc>
       </w:tr>
       <w:tr>
-        <w:tblPrEx>
-          <w:tblCellMar>
-            <w:top w:w="0" w:type="dxa"/>
-            <w:bottom w:w="0" w:type="dxa"/>
-          </w:tblCellMar>
-        </w:tblPrEx>
         <w:tc>
           <w:tcPr>
             <w:tcW w:w="6500" w:type="dxa"/>
@@ -20276,15 +21176,7 @@
       </w:r>
       <w:proofErr w:type="gramEnd"/>
       <w:r>
-        <w:t xml:space="preserve"> )이라 하고, 구매자(사용자)의 정보를 삽입하여 불법 배포자를 추적하는 기술을 </w:t>
-      </w:r>
-      <w:proofErr w:type="gramStart"/>
-      <w:r>
-        <w:t>( ②</w:t>
-      </w:r>
-      <w:proofErr w:type="gramEnd"/>
-      <w:r>
-        <w:t xml:space="preserve"> )라 한다.</w:t>
+        <w:t xml:space="preserve"> )이라 하고, 구매자(사용자)의 정보를 삽입하여 불법 배포자를 추적하는 기술을 ( ② )라 한다.</w:t>
       </w:r>
     </w:p>
     <w:p>
@@ -20326,15 +21218,7 @@
       </w:r>
       <w:proofErr w:type="gramEnd"/>
       <w:r>
-        <w:t xml:space="preserve"> )이고, 수정한 소스 코드의 공개 의무는 없지만 수정 사항 안내 의무가 있는 라이선스는 </w:t>
-      </w:r>
-      <w:proofErr w:type="gramStart"/>
-      <w:r>
-        <w:t>( ②</w:t>
-      </w:r>
-      <w:proofErr w:type="gramEnd"/>
-      <w:r>
-        <w:t xml:space="preserve"> )이다.</w:t>
+        <w:t xml:space="preserve"> )이고, 수정한 소스 코드의 공개 의무는 없지만 수정 사항 안내 의무가 있는 라이선스는 ( ② )이다.</w:t>
       </w:r>
     </w:p>
     <w:p>
@@ -20412,12 +21296,6 @@
         <w:gridCol w:w="2860"/>
       </w:tblGrid>
       <w:tr>
-        <w:tblPrEx>
-          <w:tblCellMar>
-            <w:top w:w="0" w:type="dxa"/>
-            <w:bottom w:w="0" w:type="dxa"/>
-          </w:tblCellMar>
-        </w:tblPrEx>
         <w:tc>
           <w:tcPr>
             <w:tcW w:w="6500" w:type="dxa"/>
@@ -20474,12 +21352,6 @@
         </w:tc>
       </w:tr>
       <w:tr>
-        <w:tblPrEx>
-          <w:tblCellMar>
-            <w:top w:w="0" w:type="dxa"/>
-            <w:bottom w:w="0" w:type="dxa"/>
-          </w:tblCellMar>
-        </w:tblPrEx>
         <w:tc>
           <w:tcPr>
             <w:tcW w:w="6500" w:type="dxa"/>
@@ -20522,12 +21394,6 @@
         </w:tc>
       </w:tr>
       <w:tr>
-        <w:tblPrEx>
-          <w:tblCellMar>
-            <w:top w:w="0" w:type="dxa"/>
-            <w:bottom w:w="0" w:type="dxa"/>
-          </w:tblCellMar>
-        </w:tblPrEx>
         <w:tc>
           <w:tcPr>
             <w:tcW w:w="6500" w:type="dxa"/>
@@ -20570,12 +21436,6 @@
         </w:tc>
       </w:tr>
       <w:tr>
-        <w:tblPrEx>
-          <w:tblCellMar>
-            <w:top w:w="0" w:type="dxa"/>
-            <w:bottom w:w="0" w:type="dxa"/>
-          </w:tblCellMar>
-        </w:tblPrEx>
         <w:tc>
           <w:tcPr>
             <w:tcW w:w="6500" w:type="dxa"/>
@@ -20637,15 +21497,7 @@
       </w:r>
       <w:proofErr w:type="gramEnd"/>
       <w:r>
-        <w:t xml:space="preserve"> )이고, 변경 사항을 가져오기만 하고 병합은 수행하지 않는 명령어는 </w:t>
-      </w:r>
-      <w:proofErr w:type="gramStart"/>
-      <w:r>
-        <w:t>( ②</w:t>
-      </w:r>
-      <w:proofErr w:type="gramEnd"/>
-      <w:r>
-        <w:t xml:space="preserve"> )이다.</w:t>
+        <w:t xml:space="preserve"> )이고, 변경 사항을 가져오기만 하고 병합은 수행하지 않는 명령어는 ( ② )이다.</w:t>
       </w:r>
     </w:p>
     <w:p>
@@ -20718,12 +21570,6 @@
         <w:gridCol w:w="2860"/>
       </w:tblGrid>
       <w:tr>
-        <w:tblPrEx>
-          <w:tblCellMar>
-            <w:top w:w="0" w:type="dxa"/>
-            <w:bottom w:w="0" w:type="dxa"/>
-          </w:tblCellMar>
-        </w:tblPrEx>
         <w:tc>
           <w:tcPr>
             <w:tcW w:w="6500" w:type="dxa"/>
@@ -20780,12 +21626,6 @@
         </w:tc>
       </w:tr>
       <w:tr>
-        <w:tblPrEx>
-          <w:tblCellMar>
-            <w:top w:w="0" w:type="dxa"/>
-            <w:bottom w:w="0" w:type="dxa"/>
-          </w:tblCellMar>
-        </w:tblPrEx>
         <w:tc>
           <w:tcPr>
             <w:tcW w:w="6500" w:type="dxa"/>
@@ -20828,12 +21668,6 @@
         </w:tc>
       </w:tr>
       <w:tr>
-        <w:tblPrEx>
-          <w:tblCellMar>
-            <w:top w:w="0" w:type="dxa"/>
-            <w:bottom w:w="0" w:type="dxa"/>
-          </w:tblCellMar>
-        </w:tblPrEx>
         <w:tc>
           <w:tcPr>
             <w:tcW w:w="6500" w:type="dxa"/>
@@ -20876,12 +21710,6 @@
         </w:tc>
       </w:tr>
       <w:tr>
-        <w:tblPrEx>
-          <w:tblCellMar>
-            <w:top w:w="0" w:type="dxa"/>
-            <w:bottom w:w="0" w:type="dxa"/>
-          </w:tblCellMar>
-        </w:tblPrEx>
         <w:tc>
           <w:tcPr>
             <w:tcW w:w="6500" w:type="dxa"/>
@@ -20938,7 +21766,7 @@
 </file>
 
 <file path=word/endnotes.xml><?xml version="1.0" encoding="utf-8"?>
-<w:endnotes xmlns:wpc="http://schemas.microsoft.com/office/word/2010/wordprocessingCanvas" xmlns:cx="http://schemas.microsoft.com/office/drawing/2014/chartex" xmlns:cx1="http://schemas.microsoft.com/office/drawing/2015/9/8/chartex" xmlns:cx2="http://schemas.microsoft.com/office/drawing/2015/10/21/chartex" xmlns:cx3="http://schemas.microsoft.com/office/drawing/2016/5/9/chartex" xmlns:cx4="http://schemas.microsoft.com/office/drawing/2016/5/10/chartex" xmlns:cx5="http://schemas.microsoft.com/office/drawing/2016/5/11/chartex" xmlns:cx6="http://schemas.microsoft.com/office/drawing/2016/5/12/chartex" xmlns:cx7="http://schemas.microsoft.com/office/drawing/2016/5/13/chartex" xmlns:cx8="http://schemas.microsoft.com/office/drawing/2016/5/14/chartex" xmlns:mc="http://schemas.openxmlformats.org/markup-compatibility/2006" xmlns:aink="http://schemas.microsoft.com/office/drawing/2016/ink" xmlns:am3d="http://schemas.microsoft.com/office/drawing/2017/model3d" xmlns:o="urn:schemas-microsoft-com:office:office" xmlns:oel="http://schemas.microsoft.com/office/2019/extlst" xmlns:r="http://schemas.openxmlformats.org/officeDocument/2006/relationships" xmlns:m="http://schemas.openxmlformats.org/officeDocument/2006/math" xmlns:v="urn:schemas-microsoft-com:vml" xmlns:wp14="http://schemas.microsoft.com/office/word/2010/wordprocessingDrawing" xmlns:wp="http://schemas.openxmlformats.org/drawingml/2006/wordprocessingDrawing" xmlns:w10="urn:schemas-microsoft-com:office:word" xmlns:w="http://schemas.openxmlformats.org/wordprocessingml/2006/main" xmlns:w14="http://schemas.microsoft.com/office/word/2010/wordml" xmlns:w15="http://schemas.microsoft.com/office/word/2012/wordml" xmlns:w16cex="http://schemas.microsoft.com/office/word/2018/wordml/cex" xmlns:w16cid="http://schemas.microsoft.com/office/word/2016/wordml/cid" xmlns:w16="http://schemas.microsoft.com/office/word/2018/wordml" xmlns:w16du="http://schemas.microsoft.com/office/word/2023/wordml/word16du" xmlns:w16sdtdh="http://schemas.microsoft.com/office/word/2020/wordml/sdtdatahash" xmlns:w16sdtfl="http://schemas.microsoft.com/office/word/2024/wordml/sdtformatlock" xmlns:w16se="http://schemas.microsoft.com/office/word/2015/wordml/symex" xmlns:wpg="http://schemas.microsoft.com/office/word/2010/wordprocessingGroup" xmlns:wpi="http://schemas.microsoft.com/office/word/2010/wordprocessingInk" xmlns:wne="http://schemas.microsoft.com/office/word/2006/wordml" xmlns:wps="http://schemas.microsoft.com/office/word/2010/wordprocessingShape" mc:Ignorable="w14 w15 w16se w16cid w16 w16cex w16sdtdh w16sdtfl w16du wp14">
+<w:endnotes xmlns:wpc="http://schemas.microsoft.com/office/word/2010/wordprocessingCanvas" xmlns:cx="http://schemas.microsoft.com/office/drawing/2014/chartex" xmlns:cx1="http://schemas.microsoft.com/office/drawing/2015/9/8/chartex" xmlns:mc="http://schemas.openxmlformats.org/markup-compatibility/2006" xmlns:o="urn:schemas-microsoft-com:office:office" xmlns:r="http://schemas.openxmlformats.org/officeDocument/2006/relationships" xmlns:m="http://schemas.openxmlformats.org/officeDocument/2006/math" xmlns:v="urn:schemas-microsoft-com:vml" xmlns:wp14="http://schemas.microsoft.com/office/word/2010/wordprocessingDrawing" xmlns:wp="http://schemas.openxmlformats.org/drawingml/2006/wordprocessingDrawing" xmlns:w10="urn:schemas-microsoft-com:office:word" xmlns:w="http://schemas.openxmlformats.org/wordprocessingml/2006/main" xmlns:w14="http://schemas.microsoft.com/office/word/2010/wordml" xmlns:w15="http://schemas.microsoft.com/office/word/2012/wordml" xmlns:w16se="http://schemas.microsoft.com/office/word/2015/wordml/symex" xmlns:wpg="http://schemas.microsoft.com/office/word/2010/wordprocessingGroup" xmlns:wpi="http://schemas.microsoft.com/office/word/2010/wordprocessingInk" xmlns:wne="http://schemas.microsoft.com/office/word/2006/wordml" xmlns:wps="http://schemas.microsoft.com/office/word/2010/wordprocessingShape" mc:Ignorable="w14 w15 w16se wp14">
   <w:endnote w:type="separator" w:id="-1">
     <w:p>
       <w:r>
@@ -20957,7 +21785,7 @@
 </file>
 
 <file path=word/footer1.xml><?xml version="1.0" encoding="utf-8"?>
-<w:ftr xmlns:wpc="http://schemas.microsoft.com/office/word/2010/wordprocessingCanvas" xmlns:cx="http://schemas.microsoft.com/office/drawing/2014/chartex" xmlns:cx1="http://schemas.microsoft.com/office/drawing/2015/9/8/chartex" xmlns:cx2="http://schemas.microsoft.com/office/drawing/2015/10/21/chartex" xmlns:cx3="http://schemas.microsoft.com/office/drawing/2016/5/9/chartex" xmlns:cx4="http://schemas.microsoft.com/office/drawing/2016/5/10/chartex" xmlns:cx5="http://schemas.microsoft.com/office/drawing/2016/5/11/chartex" xmlns:cx6="http://schemas.microsoft.com/office/drawing/2016/5/12/chartex" xmlns:cx7="http://schemas.microsoft.com/office/drawing/2016/5/13/chartex" xmlns:cx8="http://schemas.microsoft.com/office/drawing/2016/5/14/chartex" xmlns:mc="http://schemas.openxmlformats.org/markup-compatibility/2006" xmlns:aink="http://schemas.microsoft.com/office/drawing/2016/ink" xmlns:am3d="http://schemas.microsoft.com/office/drawing/2017/model3d" xmlns:o="urn:schemas-microsoft-com:office:office" xmlns:oel="http://schemas.microsoft.com/office/2019/extlst" xmlns:r="http://schemas.openxmlformats.org/officeDocument/2006/relationships" xmlns:m="http://schemas.openxmlformats.org/officeDocument/2006/math" xmlns:v="urn:schemas-microsoft-com:vml" xmlns:wp14="http://schemas.microsoft.com/office/word/2010/wordprocessingDrawing" xmlns:wp="http://schemas.openxmlformats.org/drawingml/2006/wordprocessingDrawing" xmlns:w10="urn:schemas-microsoft-com:office:word" xmlns:w="http://schemas.openxmlformats.org/wordprocessingml/2006/main" xmlns:w14="http://schemas.microsoft.com/office/word/2010/wordml" xmlns:w15="http://schemas.microsoft.com/office/word/2012/wordml" xmlns:w16cex="http://schemas.microsoft.com/office/word/2018/wordml/cex" xmlns:w16cid="http://schemas.microsoft.com/office/word/2016/wordml/cid" xmlns:w16="http://schemas.microsoft.com/office/word/2018/wordml" xmlns:w16du="http://schemas.microsoft.com/office/word/2023/wordml/word16du" xmlns:w16sdtdh="http://schemas.microsoft.com/office/word/2020/wordml/sdtdatahash" xmlns:w16sdtfl="http://schemas.microsoft.com/office/word/2024/wordml/sdtformatlock" xmlns:w16se="http://schemas.microsoft.com/office/word/2015/wordml/symex" xmlns:wpg="http://schemas.microsoft.com/office/word/2010/wordprocessingGroup" xmlns:wpi="http://schemas.microsoft.com/office/word/2010/wordprocessingInk" xmlns:wne="http://schemas.microsoft.com/office/word/2006/wordml" xmlns:wps="http://schemas.microsoft.com/office/word/2010/wordprocessingShape" mc:Ignorable="w14 w15 w16se w16cid w16 w16cex w16sdtdh w16sdtfl w16du wp14">
+<w:ftr xmlns:wpc="http://schemas.microsoft.com/office/word/2010/wordprocessingCanvas" xmlns:cx="http://schemas.microsoft.com/office/drawing/2014/chartex" xmlns:cx1="http://schemas.microsoft.com/office/drawing/2015/9/8/chartex" xmlns:mc="http://schemas.openxmlformats.org/markup-compatibility/2006" xmlns:o="urn:schemas-microsoft-com:office:office" xmlns:r="http://schemas.openxmlformats.org/officeDocument/2006/relationships" xmlns:m="http://schemas.openxmlformats.org/officeDocument/2006/math" xmlns:v="urn:schemas-microsoft-com:vml" xmlns:wp14="http://schemas.microsoft.com/office/word/2010/wordprocessingDrawing" xmlns:wp="http://schemas.openxmlformats.org/drawingml/2006/wordprocessingDrawing" xmlns:w10="urn:schemas-microsoft-com:office:word" xmlns:w="http://schemas.openxmlformats.org/wordprocessingml/2006/main" xmlns:w14="http://schemas.microsoft.com/office/word/2010/wordml" xmlns:w15="http://schemas.microsoft.com/office/word/2012/wordml" xmlns:w16se="http://schemas.microsoft.com/office/word/2015/wordml/symex" xmlns:wpg="http://schemas.microsoft.com/office/word/2010/wordprocessingGroup" xmlns:wpi="http://schemas.microsoft.com/office/word/2010/wordprocessingInk" xmlns:wne="http://schemas.microsoft.com/office/word/2006/wordml" xmlns:wps="http://schemas.microsoft.com/office/word/2010/wordprocessingShape" mc:Ignorable="w14 w15 w16se wp14">
   <w:p>
     <w:pPr>
       <w:jc w:val="center"/>
@@ -21001,7 +21829,7 @@
         <w:sz w:val="16"/>
         <w:szCs w:val="16"/>
       </w:rPr>
-      <w:t>1</w:t>
+      <w:t>29</w:t>
     </w:r>
     <w:r>
       <w:rPr>
@@ -21024,7 +21852,7 @@
 </file>
 
 <file path=word/footnotes.xml><?xml version="1.0" encoding="utf-8"?>
-<w:footnotes xmlns:wpc="http://schemas.microsoft.com/office/word/2010/wordprocessingCanvas" xmlns:cx="http://schemas.microsoft.com/office/drawing/2014/chartex" xmlns:cx1="http://schemas.microsoft.com/office/drawing/2015/9/8/chartex" xmlns:cx2="http://schemas.microsoft.com/office/drawing/2015/10/21/chartex" xmlns:cx3="http://schemas.microsoft.com/office/drawing/2016/5/9/chartex" xmlns:cx4="http://schemas.microsoft.com/office/drawing/2016/5/10/chartex" xmlns:cx5="http://schemas.microsoft.com/office/drawing/2016/5/11/chartex" xmlns:cx6="http://schemas.microsoft.com/office/drawing/2016/5/12/chartex" xmlns:cx7="http://schemas.microsoft.com/office/drawing/2016/5/13/chartex" xmlns:cx8="http://schemas.microsoft.com/office/drawing/2016/5/14/chartex" xmlns:mc="http://schemas.openxmlformats.org/markup-compatibility/2006" xmlns:aink="http://schemas.microsoft.com/office/drawing/2016/ink" xmlns:am3d="http://schemas.microsoft.com/office/drawing/2017/model3d" xmlns:o="urn:schemas-microsoft-com:office:office" xmlns:oel="http://schemas.microsoft.com/office/2019/extlst" xmlns:r="http://schemas.openxmlformats.org/officeDocument/2006/relationships" xmlns:m="http://schemas.openxmlformats.org/officeDocument/2006/math" xmlns:v="urn:schemas-microsoft-com:vml" xmlns:wp14="http://schemas.microsoft.com/office/word/2010/wordprocessingDrawing" xmlns:wp="http://schemas.openxmlformats.org/drawingml/2006/wordprocessingDrawing" xmlns:w10="urn:schemas-microsoft-com:office:word" xmlns:w="http://schemas.openxmlformats.org/wordprocessingml/2006/main" xmlns:w14="http://schemas.microsoft.com/office/word/2010/wordml" xmlns:w15="http://schemas.microsoft.com/office/word/2012/wordml" xmlns:w16cex="http://schemas.microsoft.com/office/word/2018/wordml/cex" xmlns:w16cid="http://schemas.microsoft.com/office/word/2016/wordml/cid" xmlns:w16="http://schemas.microsoft.com/office/word/2018/wordml" xmlns:w16du="http://schemas.microsoft.com/office/word/2023/wordml/word16du" xmlns:w16sdtdh="http://schemas.microsoft.com/office/word/2020/wordml/sdtdatahash" xmlns:w16sdtfl="http://schemas.microsoft.com/office/word/2024/wordml/sdtformatlock" xmlns:w16se="http://schemas.microsoft.com/office/word/2015/wordml/symex" xmlns:wpg="http://schemas.microsoft.com/office/word/2010/wordprocessingGroup" xmlns:wpi="http://schemas.microsoft.com/office/word/2010/wordprocessingInk" xmlns:wne="http://schemas.microsoft.com/office/word/2006/wordml" xmlns:wps="http://schemas.microsoft.com/office/word/2010/wordprocessingShape" mc:Ignorable="w14 w15 w16se w16cid w16 w16cex w16sdtdh w16sdtfl w16du wp14">
+<w:footnotes xmlns:wpc="http://schemas.microsoft.com/office/word/2010/wordprocessingCanvas" xmlns:cx="http://schemas.microsoft.com/office/drawing/2014/chartex" xmlns:cx1="http://schemas.microsoft.com/office/drawing/2015/9/8/chartex" xmlns:mc="http://schemas.openxmlformats.org/markup-compatibility/2006" xmlns:o="urn:schemas-microsoft-com:office:office" xmlns:r="http://schemas.openxmlformats.org/officeDocument/2006/relationships" xmlns:m="http://schemas.openxmlformats.org/officeDocument/2006/math" xmlns:v="urn:schemas-microsoft-com:vml" xmlns:wp14="http://schemas.microsoft.com/office/word/2010/wordprocessingDrawing" xmlns:wp="http://schemas.openxmlformats.org/drawingml/2006/wordprocessingDrawing" xmlns:w10="urn:schemas-microsoft-com:office:word" xmlns:w="http://schemas.openxmlformats.org/wordprocessingml/2006/main" xmlns:w14="http://schemas.microsoft.com/office/word/2010/wordml" xmlns:w15="http://schemas.microsoft.com/office/word/2012/wordml" xmlns:w16se="http://schemas.microsoft.com/office/word/2015/wordml/symex" xmlns:wpg="http://schemas.microsoft.com/office/word/2010/wordprocessingGroup" xmlns:wpi="http://schemas.microsoft.com/office/word/2010/wordprocessingInk" xmlns:wne="http://schemas.microsoft.com/office/word/2006/wordml" xmlns:wps="http://schemas.microsoft.com/office/word/2010/wordprocessingShape" mc:Ignorable="w14 w15 w16se wp14">
   <w:footnote w:type="separator" w:id="-1">
     <w:p>
       <w:r>
@@ -21043,7 +21871,7 @@
 </file>
 
 <file path=word/header1.xml><?xml version="1.0" encoding="utf-8"?>
-<w:hdr xmlns:wpc="http://schemas.microsoft.com/office/word/2010/wordprocessingCanvas" xmlns:cx="http://schemas.microsoft.com/office/drawing/2014/chartex" xmlns:cx1="http://schemas.microsoft.com/office/drawing/2015/9/8/chartex" xmlns:cx2="http://schemas.microsoft.com/office/drawing/2015/10/21/chartex" xmlns:cx3="http://schemas.microsoft.com/office/drawing/2016/5/9/chartex" xmlns:cx4="http://schemas.microsoft.com/office/drawing/2016/5/10/chartex" xmlns:cx5="http://schemas.microsoft.com/office/drawing/2016/5/11/chartex" xmlns:cx6="http://schemas.microsoft.com/office/drawing/2016/5/12/chartex" xmlns:cx7="http://schemas.microsoft.com/office/drawing/2016/5/13/chartex" xmlns:cx8="http://schemas.microsoft.com/office/drawing/2016/5/14/chartex" xmlns:mc="http://schemas.openxmlformats.org/markup-compatibility/2006" xmlns:aink="http://schemas.microsoft.com/office/drawing/2016/ink" xmlns:am3d="http://schemas.microsoft.com/office/drawing/2017/model3d" xmlns:o="urn:schemas-microsoft-com:office:office" xmlns:oel="http://schemas.microsoft.com/office/2019/extlst" xmlns:r="http://schemas.openxmlformats.org/officeDocument/2006/relationships" xmlns:m="http://schemas.openxmlformats.org/officeDocument/2006/math" xmlns:v="urn:schemas-microsoft-com:vml" xmlns:wp14="http://schemas.microsoft.com/office/word/2010/wordprocessingDrawing" xmlns:wp="http://schemas.openxmlformats.org/drawingml/2006/wordprocessingDrawing" xmlns:w10="urn:schemas-microsoft-com:office:word" xmlns:w="http://schemas.openxmlformats.org/wordprocessingml/2006/main" xmlns:w14="http://schemas.microsoft.com/office/word/2010/wordml" xmlns:w15="http://schemas.microsoft.com/office/word/2012/wordml" xmlns:w16cex="http://schemas.microsoft.com/office/word/2018/wordml/cex" xmlns:w16cid="http://schemas.microsoft.com/office/word/2016/wordml/cid" xmlns:w16="http://schemas.microsoft.com/office/word/2018/wordml" xmlns:w16du="http://schemas.microsoft.com/office/word/2023/wordml/word16du" xmlns:w16sdtdh="http://schemas.microsoft.com/office/word/2020/wordml/sdtdatahash" xmlns:w16sdtfl="http://schemas.microsoft.com/office/word/2024/wordml/sdtformatlock" xmlns:w16se="http://schemas.microsoft.com/office/word/2015/wordml/symex" xmlns:wpg="http://schemas.microsoft.com/office/word/2010/wordprocessingGroup" xmlns:wpi="http://schemas.microsoft.com/office/word/2010/wordprocessingInk" xmlns:wne="http://schemas.microsoft.com/office/word/2006/wordml" xmlns:wps="http://schemas.microsoft.com/office/word/2010/wordprocessingShape" mc:Ignorable="w14 w15 w16se w16cid w16 w16cex w16sdtdh w16sdtfl w16du wp14">
+<w:hdr xmlns:wpc="http://schemas.microsoft.com/office/word/2010/wordprocessingCanvas" xmlns:cx="http://schemas.microsoft.com/office/drawing/2014/chartex" xmlns:cx1="http://schemas.microsoft.com/office/drawing/2015/9/8/chartex" xmlns:mc="http://schemas.openxmlformats.org/markup-compatibility/2006" xmlns:o="urn:schemas-microsoft-com:office:office" xmlns:r="http://schemas.openxmlformats.org/officeDocument/2006/relationships" xmlns:m="http://schemas.openxmlformats.org/officeDocument/2006/math" xmlns:v="urn:schemas-microsoft-com:vml" xmlns:wp14="http://schemas.microsoft.com/office/word/2010/wordprocessingDrawing" xmlns:wp="http://schemas.openxmlformats.org/drawingml/2006/wordprocessingDrawing" xmlns:w10="urn:schemas-microsoft-com:office:word" xmlns:w="http://schemas.openxmlformats.org/wordprocessingml/2006/main" xmlns:w14="http://schemas.microsoft.com/office/word/2010/wordml" xmlns:w15="http://schemas.microsoft.com/office/word/2012/wordml" xmlns:w16se="http://schemas.microsoft.com/office/word/2015/wordml/symex" xmlns:wpg="http://schemas.microsoft.com/office/word/2010/wordprocessingGroup" xmlns:wpi="http://schemas.microsoft.com/office/word/2010/wordprocessingInk" xmlns:wne="http://schemas.microsoft.com/office/word/2006/wordml" xmlns:wps="http://schemas.microsoft.com/office/word/2010/wordprocessingShape" mc:Ignorable="w14 w15 w16se wp14">
   <w:p>
     <w:pPr>
       <w:jc w:val="right"/>
@@ -21061,7 +21889,7 @@
 </file>
 
 <file path=word/numbering.xml><?xml version="1.0" encoding="utf-8"?>
-<w:numbering xmlns:wpc="http://schemas.microsoft.com/office/word/2010/wordprocessingCanvas" xmlns:cx="http://schemas.microsoft.com/office/drawing/2014/chartex" xmlns:cx1="http://schemas.microsoft.com/office/drawing/2015/9/8/chartex" xmlns:cx2="http://schemas.microsoft.com/office/drawing/2015/10/21/chartex" xmlns:cx3="http://schemas.microsoft.com/office/drawing/2016/5/9/chartex" xmlns:cx4="http://schemas.microsoft.com/office/drawing/2016/5/10/chartex" xmlns:cx5="http://schemas.microsoft.com/office/drawing/2016/5/11/chartex" xmlns:cx6="http://schemas.microsoft.com/office/drawing/2016/5/12/chartex" xmlns:cx7="http://schemas.microsoft.com/office/drawing/2016/5/13/chartex" xmlns:cx8="http://schemas.microsoft.com/office/drawing/2016/5/14/chartex" xmlns:mc="http://schemas.openxmlformats.org/markup-compatibility/2006" xmlns:aink="http://schemas.microsoft.com/office/drawing/2016/ink" xmlns:am3d="http://schemas.microsoft.com/office/drawing/2017/model3d" xmlns:o="urn:schemas-microsoft-com:office:office" xmlns:oel="http://schemas.microsoft.com/office/2019/extlst" xmlns:r="http://schemas.openxmlformats.org/officeDocument/2006/relationships" xmlns:m="http://schemas.openxmlformats.org/officeDocument/2006/math" xmlns:v="urn:schemas-microsoft-com:vml" xmlns:wp14="http://schemas.microsoft.com/office/word/2010/wordprocessingDrawing" xmlns:wp="http://schemas.openxmlformats.org/drawingml/2006/wordprocessingDrawing" xmlns:w10="urn:schemas-microsoft-com:office:word" xmlns:w="http://schemas.openxmlformats.org/wordprocessingml/2006/main" xmlns:w14="http://schemas.microsoft.com/office/word/2010/wordml" xmlns:w15="http://schemas.microsoft.com/office/word/2012/wordml" xmlns:w16cex="http://schemas.microsoft.com/office/word/2018/wordml/cex" xmlns:w16cid="http://schemas.microsoft.com/office/word/2016/wordml/cid" xmlns:w16="http://schemas.microsoft.com/office/word/2018/wordml" xmlns:w16du="http://schemas.microsoft.com/office/word/2023/wordml/word16du" xmlns:w16sdtdh="http://schemas.microsoft.com/office/word/2020/wordml/sdtdatahash" xmlns:w16sdtfl="http://schemas.microsoft.com/office/word/2024/wordml/sdtformatlock" xmlns:w16se="http://schemas.microsoft.com/office/word/2015/wordml/symex" xmlns:wpg="http://schemas.microsoft.com/office/word/2010/wordprocessingGroup" xmlns:wpi="http://schemas.microsoft.com/office/word/2010/wordprocessingInk" xmlns:wne="http://schemas.microsoft.com/office/word/2006/wordml" xmlns:wps="http://schemas.microsoft.com/office/word/2010/wordprocessingShape" mc:Ignorable="w14 w15 w16se w16cid w16 w16cex w16sdtdh w16sdtfl w16du wp14">
+<w:numbering xmlns:wpc="http://schemas.microsoft.com/office/word/2010/wordprocessingCanvas" xmlns:cx="http://schemas.microsoft.com/office/drawing/2014/chartex" xmlns:cx1="http://schemas.microsoft.com/office/drawing/2015/9/8/chartex" xmlns:mc="http://schemas.openxmlformats.org/markup-compatibility/2006" xmlns:o="urn:schemas-microsoft-com:office:office" xmlns:r="http://schemas.openxmlformats.org/officeDocument/2006/relationships" xmlns:m="http://schemas.openxmlformats.org/officeDocument/2006/math" xmlns:v="urn:schemas-microsoft-com:vml" xmlns:wp14="http://schemas.microsoft.com/office/word/2010/wordprocessingDrawing" xmlns:wp="http://schemas.openxmlformats.org/drawingml/2006/wordprocessingDrawing" xmlns:w10="urn:schemas-microsoft-com:office:word" xmlns:w="http://schemas.openxmlformats.org/wordprocessingml/2006/main" xmlns:w14="http://schemas.microsoft.com/office/word/2010/wordml" xmlns:w15="http://schemas.microsoft.com/office/word/2012/wordml" xmlns:w16se="http://schemas.microsoft.com/office/word/2015/wordml/symex" xmlns:wpg="http://schemas.microsoft.com/office/word/2010/wordprocessingGroup" xmlns:wpi="http://schemas.microsoft.com/office/word/2010/wordprocessingInk" xmlns:wne="http://schemas.microsoft.com/office/word/2006/wordml" xmlns:wps="http://schemas.microsoft.com/office/word/2010/wordprocessingShape" mc:Ignorable="w14 w15 w16se wp14">
   <w:abstractNum w:abstractNumId="0" w15:restartNumberingAfterBreak="0">
     <w:nsid w:val="76DB0A5B"/>
     <w:multiLevelType w:val="hybridMultilevel"/>
@@ -21148,7 +21976,7 @@
       </w:pPr>
     </w:lvl>
   </w:abstractNum>
-  <w:num w:numId="1" w16cid:durableId="1224028780">
+  <w:num w:numId="1">
     <w:abstractNumId w:val="0"/>
     <w:lvlOverride w:ilvl="0">
       <w:startOverride w:val="1"/>
@@ -21158,7 +21986,7 @@
 </file>
 
 <file path=word/styles.xml><?xml version="1.0" encoding="utf-8"?>
-<w:styles xmlns:mc="http://schemas.openxmlformats.org/markup-compatibility/2006" xmlns:r="http://schemas.openxmlformats.org/officeDocument/2006/relationships" xmlns:w="http://schemas.openxmlformats.org/wordprocessingml/2006/main" xmlns:w14="http://schemas.microsoft.com/office/word/2010/wordml" xmlns:w15="http://schemas.microsoft.com/office/word/2012/wordml" xmlns:w16cex="http://schemas.microsoft.com/office/word/2018/wordml/cex" xmlns:w16cid="http://schemas.microsoft.com/office/word/2016/wordml/cid" xmlns:w16="http://schemas.microsoft.com/office/word/2018/wordml" xmlns:w16du="http://schemas.microsoft.com/office/word/2023/wordml/word16du" xmlns:w16sdtdh="http://schemas.microsoft.com/office/word/2020/wordml/sdtdatahash" xmlns:w16sdtfl="http://schemas.microsoft.com/office/word/2024/wordml/sdtformatlock" xmlns:w16se="http://schemas.microsoft.com/office/word/2015/wordml/symex" mc:Ignorable="w14 w15 w16se w16cid w16 w16cex w16sdtdh w16sdtfl w16du">
+<w:styles xmlns:mc="http://schemas.openxmlformats.org/markup-compatibility/2006" xmlns:r="http://schemas.openxmlformats.org/officeDocument/2006/relationships" xmlns:w="http://schemas.openxmlformats.org/wordprocessingml/2006/main" xmlns:w14="http://schemas.microsoft.com/office/word/2010/wordml" xmlns:w15="http://schemas.microsoft.com/office/word/2012/wordml" xmlns:w16se="http://schemas.microsoft.com/office/word/2015/wordml/symex" mc:Ignorable="w14 w15 w16se">
   <w:docDefaults>
     <w:rPrDefault>
       <w:rPr>
@@ -21168,7 +21996,7 @@
     </w:rPrDefault>
     <w:pPrDefault/>
   </w:docDefaults>
-  <w:latentStyles w:defLockedState="0" w:defUIPriority="99" w:defSemiHidden="0" w:defUnhideWhenUsed="0" w:defQFormat="0" w:count="376">
+  <w:latentStyles w:defLockedState="0" w:defUIPriority="99" w:defSemiHidden="0" w:defUnhideWhenUsed="0" w:defQFormat="0" w:count="371">
     <w:lsdException w:name="Normal" w:uiPriority="0" w:qFormat="1"/>
     <w:lsdException w:name="heading 1" w:uiPriority="9" w:qFormat="1"/>
     <w:lsdException w:name="heading 2" w:semiHidden="1" w:uiPriority="9" w:unhideWhenUsed="1" w:qFormat="1"/>
@@ -21540,11 +22368,6 @@
     <w:lsdException w:name="List Table 5 Dark Accent 6" w:uiPriority="50"/>
     <w:lsdException w:name="List Table 6 Colorful Accent 6" w:uiPriority="51"/>
     <w:lsdException w:name="List Table 7 Colorful Accent 6" w:uiPriority="52"/>
-    <w:lsdException w:name="Mention" w:semiHidden="1" w:unhideWhenUsed="1"/>
-    <w:lsdException w:name="Smart Hyperlink" w:semiHidden="1" w:unhideWhenUsed="1"/>
-    <w:lsdException w:name="Hashtag" w:semiHidden="1" w:unhideWhenUsed="1"/>
-    <w:lsdException w:name="Unresolved Mention" w:semiHidden="1" w:unhideWhenUsed="1"/>
-    <w:lsdException w:name="Smart Link" w:semiHidden="1" w:unhideWhenUsed="1"/>
   </w:latentStyles>
   <w:style w:type="paragraph" w:default="1" w:styleId="a">
     <w:name w:val="Normal"/>
